--- a/Noga_Aharony_CV_Academic_August_2026.docx
+++ b/Noga_Aharony_CV_Academic_August_2026.docx
@@ -381,7 +381,7 @@
                 <w:i w:val="0"/>
                 <w:sz w:val="18"/>
               </w:rPr>
-              <w:t>MATS Autumn 2026</w:t>
+              <w:t>ML Alignment &amp; Theory Scholars (MATS), Autumn 2026</w:t>
             </w:r>
             <w:r>
               <w:rPr>
@@ -390,7 +390,7 @@
                 <w:sz w:val="18"/>
               </w:rPr>
               <w:br/>
-              <w:t>Participant in the Ralston/Petty Founding &amp; Field-Building stream.</w:t>
+              <w:t>Biosecurity stream in the Founding &amp; Field-Building track, mentored by Geoff Ralston and Charlie Petty; working on the Bio Action Plan for catastrophic biological risk in the age of AI.</w:t>
             </w:r>
           </w:p>
         </w:tc>
@@ -2077,7 +2077,7 @@
                 <w:i w:val="0"/>
                 <w:sz w:val="18"/>
               </w:rPr>
-              <w:t>MATS Autumn 2026.</w:t>
+              <w:t>ML Alignment &amp; Theory Scholars (MATS) Program, Autumn 2026.</w:t>
             </w:r>
           </w:p>
         </w:tc>

--- a/Noga_Aharony_CV_Academic_August_2026.docx
+++ b/Noga_Aharony_CV_Academic_August_2026.docx
@@ -70,6 +70,9 @@
         <w:gridCol w:w="5040"/>
       </w:tblGrid>
       <w:tr>
+        <w:trPr>
+          <w:cantSplit/>
+        </w:trPr>
         <w:tc>
           <w:tcPr>
             <w:tcW w:type="dxa" w:w="1555"/>
@@ -77,7 +80,7 @@
           </w:tcPr>
           <w:p>
             <w:pPr>
-              <w:spacing w:after="30"/>
+              <w:spacing w:after="20"/>
             </w:pPr>
             <w:r>
               <w:rPr>
@@ -96,13 +99,13 @@
           </w:tcPr>
           <w:p>
             <w:pPr>
-              <w:spacing w:after="30"/>
+              <w:spacing w:after="20"/>
             </w:pPr>
             <w:r>
               <w:rPr>
                 <w:b/>
                 <w:i w:val="0"/>
-                <w:sz w:val="18"/>
+                <w:sz w:val="17"/>
               </w:rPr>
               <w:t>Doctor of Philosophy, Systems Biology</w:t>
             </w:r>
@@ -110,7 +113,7 @@
               <w:rPr>
                 <w:b w:val="0"/>
                 <w:i w:val="0"/>
-                <w:sz w:val="18"/>
+                <w:sz w:val="17"/>
               </w:rPr>
               <w:t>, Columbia University</w:t>
             </w:r>
@@ -121,7 +124,7 @@
               <w:rPr>
                 <w:b w:val="0"/>
                 <w:i w:val="0"/>
-                <w:sz w:val="18"/>
+                <w:sz w:val="17"/>
               </w:rPr>
               <w:t>Thesis: Systematic Evaluation Frameworks for Foundational Genome Language Models Development</w:t>
             </w:r>
@@ -132,7 +135,7 @@
               <w:rPr>
                 <w:b w:val="0"/>
                 <w:i w:val="0"/>
-                <w:sz w:val="18"/>
+                <w:sz w:val="17"/>
               </w:rPr>
               <w:t>Advisor: Mohammed AlQuraishi, PhD</w:t>
             </w:r>
@@ -140,6 +143,9 @@
         </w:tc>
       </w:tr>
       <w:tr>
+        <w:trPr>
+          <w:cantSplit/>
+        </w:trPr>
         <w:tc>
           <w:tcPr>
             <w:tcW w:type="dxa" w:w="1555"/>
@@ -147,7 +153,7 @@
           </w:tcPr>
           <w:p>
             <w:pPr>
-              <w:spacing w:after="30"/>
+              <w:spacing w:after="20"/>
             </w:pPr>
             <w:r>
               <w:rPr>
@@ -166,13 +172,13 @@
           </w:tcPr>
           <w:p>
             <w:pPr>
-              <w:spacing w:after="30"/>
+              <w:spacing w:after="20"/>
             </w:pPr>
             <w:r>
               <w:rPr>
                 <w:b/>
                 <w:i w:val="0"/>
-                <w:sz w:val="18"/>
+                <w:sz w:val="17"/>
               </w:rPr>
               <w:t>Master of Science, Biology</w:t>
             </w:r>
@@ -180,7 +186,7 @@
               <w:rPr>
                 <w:b w:val="0"/>
                 <w:i w:val="0"/>
-                <w:sz w:val="18"/>
+                <w:sz w:val="17"/>
               </w:rPr>
               <w:t>, Technion - Israel Institute of Technology</w:t>
             </w:r>
@@ -191,7 +197,7 @@
               <w:rPr>
                 <w:b w:val="0"/>
                 <w:i w:val="0"/>
-                <w:sz w:val="18"/>
+                <w:sz w:val="17"/>
               </w:rPr>
               <w:t>Thesis: Rapid Gene Content Alteration in Recurring Infections</w:t>
             </w:r>
@@ -202,7 +208,7 @@
               <w:rPr>
                 <w:b w:val="0"/>
                 <w:i w:val="0"/>
-                <w:sz w:val="18"/>
+                <w:sz w:val="17"/>
               </w:rPr>
               <w:t>Advisor: Roy Kishony, PhD</w:t>
             </w:r>
@@ -210,6 +216,9 @@
         </w:tc>
       </w:tr>
       <w:tr>
+        <w:trPr>
+          <w:cantSplit/>
+        </w:trPr>
         <w:tc>
           <w:tcPr>
             <w:tcW w:type="dxa" w:w="1555"/>
@@ -217,7 +226,7 @@
           </w:tcPr>
           <w:p>
             <w:pPr>
-              <w:spacing w:after="30"/>
+              <w:spacing w:after="20"/>
             </w:pPr>
             <w:r>
               <w:rPr>
@@ -236,13 +245,13 @@
           </w:tcPr>
           <w:p>
             <w:pPr>
-              <w:spacing w:after="30"/>
+              <w:spacing w:after="20"/>
             </w:pPr>
             <w:r>
               <w:rPr>
                 <w:b/>
                 <w:i w:val="0"/>
-                <w:sz w:val="18"/>
+                <w:sz w:val="17"/>
               </w:rPr>
               <w:t>Bachelor of Science, Honours Neuroscience</w:t>
             </w:r>
@@ -250,7 +259,7 @@
               <w:rPr>
                 <w:b w:val="0"/>
                 <w:i w:val="0"/>
-                <w:sz w:val="18"/>
+                <w:sz w:val="17"/>
               </w:rPr>
               <w:t>, McGill University</w:t>
             </w:r>
@@ -261,7 +270,7 @@
               <w:rPr>
                 <w:b w:val="0"/>
                 <w:i w:val="0"/>
-                <w:sz w:val="18"/>
+                <w:sz w:val="17"/>
               </w:rPr>
               <w:t>First Class Honours; Dean's Honours List; Dean's Multidisciplinary Research List</w:t>
             </w:r>
@@ -298,6 +307,9 @@
         <w:gridCol w:w="5040"/>
       </w:tblGrid>
       <w:tr>
+        <w:trPr>
+          <w:cantSplit/>
+        </w:trPr>
         <w:tc>
           <w:tcPr>
             <w:tcW w:type="dxa" w:w="1555"/>
@@ -305,7 +317,7 @@
           </w:tcPr>
           <w:p>
             <w:pPr>
-              <w:spacing w:after="30"/>
+              <w:spacing w:after="20"/>
             </w:pPr>
             <w:r>
               <w:rPr>
@@ -324,13 +336,13 @@
           </w:tcPr>
           <w:p>
             <w:pPr>
-              <w:spacing w:after="30"/>
+              <w:spacing w:after="20"/>
             </w:pPr>
             <w:r>
               <w:rPr>
                 <w:b/>
                 <w:i w:val="0"/>
-                <w:sz w:val="18"/>
+                <w:sz w:val="17"/>
               </w:rPr>
               <w:t>Pivotal Research Frontier Biodefense Fellow</w:t>
             </w:r>
@@ -338,7 +350,7 @@
               <w:rPr>
                 <w:b w:val="0"/>
                 <w:i w:val="0"/>
-                <w:sz w:val="18"/>
+                <w:sz w:val="17"/>
               </w:rPr>
               <w:br/>
               <w:t>Developing reference-free methods to detect engineered DNA in metagenomic sequencing data.</w:t>
@@ -347,6 +359,9 @@
         </w:tc>
       </w:tr>
       <w:tr>
+        <w:trPr>
+          <w:cantSplit/>
+        </w:trPr>
         <w:tc>
           <w:tcPr>
             <w:tcW w:type="dxa" w:w="1555"/>
@@ -354,7 +369,7 @@
           </w:tcPr>
           <w:p>
             <w:pPr>
-              <w:spacing w:after="30"/>
+              <w:spacing w:after="20"/>
             </w:pPr>
             <w:r>
               <w:rPr>
@@ -373,13 +388,13 @@
           </w:tcPr>
           <w:p>
             <w:pPr>
-              <w:spacing w:after="30"/>
+              <w:spacing w:after="20"/>
             </w:pPr>
             <w:r>
               <w:rPr>
                 <w:b/>
                 <w:i w:val="0"/>
-                <w:sz w:val="18"/>
+                <w:sz w:val="17"/>
               </w:rPr>
               <w:t>ML Alignment &amp; Theory Scholars (MATS), Autumn 2026</w:t>
             </w:r>
@@ -387,7 +402,7 @@
               <w:rPr>
                 <w:b w:val="0"/>
                 <w:i w:val="0"/>
-                <w:sz w:val="18"/>
+                <w:sz w:val="17"/>
               </w:rPr>
               <w:br/>
               <w:t>Biosecurity stream in the Founding &amp; Field-Building track, mentored by Geoff Ralston and Charlie Petty; working on the Bio Action Plan for catastrophic biological risk in the age of AI.</w:t>
@@ -425,6 +440,9 @@
         <w:gridCol w:w="5040"/>
       </w:tblGrid>
       <w:tr>
+        <w:trPr>
+          <w:cantSplit/>
+        </w:trPr>
         <w:tc>
           <w:tcPr>
             <w:tcW w:type="dxa" w:w="1555"/>
@@ -432,7 +450,7 @@
           </w:tcPr>
           <w:p>
             <w:pPr>
-              <w:spacing w:after="30"/>
+              <w:spacing w:after="20"/>
             </w:pPr>
             <w:r>
               <w:rPr>
@@ -451,13 +469,13 @@
           </w:tcPr>
           <w:p>
             <w:pPr>
-              <w:spacing w:after="30"/>
+              <w:spacing w:after="20"/>
             </w:pPr>
             <w:r>
               <w:rPr>
                 <w:b/>
                 <w:i w:val="0"/>
-                <w:sz w:val="18"/>
+                <w:sz w:val="17"/>
               </w:rPr>
               <w:t>Mohammed AlQuraishi Lab</w:t>
             </w:r>
@@ -465,7 +483,7 @@
               <w:rPr>
                 <w:b w:val="0"/>
                 <w:i w:val="0"/>
-                <w:sz w:val="18"/>
+                <w:sz w:val="17"/>
               </w:rPr>
               <w:t>, Columbia University, Program of Mathematical Genomics</w:t>
             </w:r>
@@ -476,7 +494,7 @@
               <w:rPr>
                 <w:b w:val="0"/>
                 <w:i w:val="0"/>
-                <w:sz w:val="18"/>
+                <w:sz w:val="17"/>
               </w:rPr>
               <w:t>Developing evaluation frameworks and applications for biological language models, especially genome language models, across genomic context use, pathway-level reasoning, wastewater pathogen monitoring, and protein-protein interaction prediction. Co-developing GeneCtx for dissecting genomic context use and WAVEBench for evaluating genomic foundation models under realistic metagenomic distribution shifts.</w:t>
             </w:r>
@@ -484,6 +502,9 @@
         </w:tc>
       </w:tr>
       <w:tr>
+        <w:trPr>
+          <w:cantSplit/>
+        </w:trPr>
         <w:tc>
           <w:tcPr>
             <w:tcW w:type="dxa" w:w="1555"/>
@@ -491,7 +512,7 @@
           </w:tcPr>
           <w:p>
             <w:pPr>
-              <w:spacing w:after="30"/>
+              <w:spacing w:after="20"/>
             </w:pPr>
             <w:r>
               <w:rPr>
@@ -510,13 +531,13 @@
           </w:tcPr>
           <w:p>
             <w:pPr>
-              <w:spacing w:after="30"/>
+              <w:spacing w:after="20"/>
             </w:pPr>
             <w:r>
               <w:rPr>
                 <w:b/>
                 <w:i w:val="0"/>
-                <w:sz w:val="18"/>
+                <w:sz w:val="17"/>
               </w:rPr>
               <w:t>Tal Korem Lab</w:t>
             </w:r>
@@ -524,7 +545,7 @@
               <w:rPr>
                 <w:b w:val="0"/>
                 <w:i w:val="0"/>
-                <w:sz w:val="18"/>
+                <w:sz w:val="17"/>
               </w:rPr>
               <w:t>, Columbia University, Program of Mathematical Genomics</w:t>
             </w:r>
@@ -535,7 +556,7 @@
               <w:rPr>
                 <w:b w:val="0"/>
                 <w:i w:val="0"/>
-                <w:sz w:val="18"/>
+                <w:sz w:val="17"/>
               </w:rPr>
               <w:t>Created a model to detect small RNAs in bacterial genomes.</w:t>
             </w:r>
@@ -543,6 +564,9 @@
         </w:tc>
       </w:tr>
       <w:tr>
+        <w:trPr>
+          <w:cantSplit/>
+        </w:trPr>
         <w:tc>
           <w:tcPr>
             <w:tcW w:type="dxa" w:w="1555"/>
@@ -550,7 +574,7 @@
           </w:tcPr>
           <w:p>
             <w:pPr>
-              <w:spacing w:after="30"/>
+              <w:spacing w:after="20"/>
             </w:pPr>
             <w:r>
               <w:rPr>
@@ -569,13 +593,13 @@
           </w:tcPr>
           <w:p>
             <w:pPr>
-              <w:spacing w:after="30"/>
+              <w:spacing w:after="20"/>
             </w:pPr>
             <w:r>
               <w:rPr>
                 <w:b/>
                 <w:i w:val="0"/>
-                <w:sz w:val="18"/>
+                <w:sz w:val="17"/>
               </w:rPr>
               <w:t>Itsik Pe'er Lab</w:t>
             </w:r>
@@ -583,7 +607,7 @@
               <w:rPr>
                 <w:b w:val="0"/>
                 <w:i w:val="0"/>
-                <w:sz w:val="18"/>
+                <w:sz w:val="17"/>
               </w:rPr>
               <w:t>, Columbia University, Department of Computer Science</w:t>
             </w:r>
@@ -594,7 +618,7 @@
               <w:rPr>
                 <w:b w:val="0"/>
                 <w:i w:val="0"/>
-                <w:sz w:val="18"/>
+                <w:sz w:val="17"/>
               </w:rPr>
               <w:t>Developed a neural embedding model in hyperbolic spaces to better predict small proteins.</w:t>
             </w:r>
@@ -602,6 +626,9 @@
         </w:tc>
       </w:tr>
       <w:tr>
+        <w:trPr>
+          <w:cantSplit/>
+        </w:trPr>
         <w:tc>
           <w:tcPr>
             <w:tcW w:type="dxa" w:w="1555"/>
@@ -609,7 +636,7 @@
           </w:tcPr>
           <w:p>
             <w:pPr>
-              <w:spacing w:after="30"/>
+              <w:spacing w:after="20"/>
             </w:pPr>
             <w:r>
               <w:rPr>
@@ -628,13 +655,13 @@
           </w:tcPr>
           <w:p>
             <w:pPr>
-              <w:spacing w:after="30"/>
+              <w:spacing w:after="20"/>
             </w:pPr>
             <w:r>
               <w:rPr>
                 <w:b/>
                 <w:i w:val="0"/>
-                <w:sz w:val="18"/>
+                <w:sz w:val="17"/>
               </w:rPr>
               <w:t>Roy Kishony Lab</w:t>
             </w:r>
@@ -642,7 +669,7 @@
               <w:rPr>
                 <w:b w:val="0"/>
                 <w:i w:val="0"/>
-                <w:sz w:val="18"/>
+                <w:sz w:val="17"/>
               </w:rPr>
               <w:t>, Technion - Israel Institute of Technology, Department of Biology</w:t>
             </w:r>
@@ -653,7 +680,7 @@
               <w:rPr>
                 <w:b w:val="0"/>
                 <w:i w:val="0"/>
-                <w:sz w:val="18"/>
+                <w:sz w:val="17"/>
               </w:rPr>
               <w:t>Constructed a computational pipeline to identify mobile genetic elements in recurring infections. Designed experiments unraveling eco-evolutionary dynamics of microbial communities.</w:t>
             </w:r>
@@ -661,6 +688,9 @@
         </w:tc>
       </w:tr>
       <w:tr>
+        <w:trPr>
+          <w:cantSplit/>
+        </w:trPr>
         <w:tc>
           <w:tcPr>
             <w:tcW w:type="dxa" w:w="1555"/>
@@ -668,7 +698,7 @@
           </w:tcPr>
           <w:p>
             <w:pPr>
-              <w:spacing w:after="30"/>
+              <w:spacing w:after="20"/>
             </w:pPr>
             <w:r>
               <w:rPr>
@@ -687,13 +717,13 @@
           </w:tcPr>
           <w:p>
             <w:pPr>
-              <w:spacing w:after="30"/>
+              <w:spacing w:after="20"/>
             </w:pPr>
             <w:r>
               <w:rPr>
                 <w:b/>
                 <w:i w:val="0"/>
-                <w:sz w:val="18"/>
+                <w:sz w:val="17"/>
               </w:rPr>
               <w:t>Amine Kamen Lab</w:t>
             </w:r>
@@ -701,7 +731,7 @@
               <w:rPr>
                 <w:b w:val="0"/>
                 <w:i w:val="0"/>
-                <w:sz w:val="18"/>
+                <w:sz w:val="17"/>
               </w:rPr>
               <w:t>, McGill University, Department of Bioengineering</w:t>
             </w:r>
@@ -712,7 +742,7 @@
               <w:rPr>
                 <w:b w:val="0"/>
                 <w:i w:val="0"/>
-                <w:sz w:val="18"/>
+                <w:sz w:val="17"/>
               </w:rPr>
               <w:t>Designed and manufactured adeno-associated viruses carrying Cas9 for improved CAR-T cell engineering.</w:t>
             </w:r>
@@ -720,6 +750,9 @@
         </w:tc>
       </w:tr>
       <w:tr>
+        <w:trPr>
+          <w:cantSplit/>
+        </w:trPr>
         <w:tc>
           <w:tcPr>
             <w:tcW w:type="dxa" w:w="1555"/>
@@ -727,7 +760,7 @@
           </w:tcPr>
           <w:p>
             <w:pPr>
-              <w:spacing w:after="30"/>
+              <w:spacing w:after="20"/>
             </w:pPr>
             <w:r>
               <w:rPr>
@@ -746,13 +779,13 @@
           </w:tcPr>
           <w:p>
             <w:pPr>
-              <w:spacing w:after="30"/>
+              <w:spacing w:after="20"/>
             </w:pPr>
             <w:r>
               <w:rPr>
                 <w:b/>
                 <w:i w:val="0"/>
-                <w:sz w:val="18"/>
+                <w:sz w:val="17"/>
               </w:rPr>
               <w:t>Center for Health Security</w:t>
             </w:r>
@@ -760,7 +793,7 @@
               <w:rPr>
                 <w:b w:val="0"/>
                 <w:i w:val="0"/>
-                <w:sz w:val="18"/>
+                <w:sz w:val="17"/>
               </w:rPr>
               <w:t>, Johns Hopkins University, School of Public Health</w:t>
             </w:r>
@@ -771,7 +804,7 @@
               <w:rPr>
                 <w:b w:val="0"/>
                 <w:i w:val="0"/>
-                <w:sz w:val="18"/>
+                <w:sz w:val="17"/>
               </w:rPr>
               <w:t xml:space="preserve">Surveyed DNA synthesis providers' sequence- and customer-screening practices; this work informed the Health Security governance paper </w:t>
             </w:r>
@@ -779,7 +812,7 @@
               <w:rPr>
                 <w:b w:val="0"/>
                 <w:i/>
-                <w:sz w:val="18"/>
+                <w:sz w:val="17"/>
               </w:rPr>
               <w:t>Strengthening Security for Gene Synthesis</w:t>
             </w:r>
@@ -787,7 +820,7 @@
               <w:rPr>
                 <w:b w:val="0"/>
                 <w:i w:val="0"/>
-                <w:sz w:val="18"/>
+                <w:sz w:val="17"/>
               </w:rPr>
               <w:t>. Studied safety, innovation, and community norms in the DIY biology community.</w:t>
             </w:r>
@@ -795,6 +828,9 @@
         </w:tc>
       </w:tr>
       <w:tr>
+        <w:trPr>
+          <w:cantSplit/>
+        </w:trPr>
         <w:tc>
           <w:tcPr>
             <w:tcW w:type="dxa" w:w="1555"/>
@@ -802,7 +838,7 @@
           </w:tcPr>
           <w:p>
             <w:pPr>
-              <w:spacing w:after="30"/>
+              <w:spacing w:after="20"/>
             </w:pPr>
             <w:r>
               <w:rPr>
@@ -821,13 +857,13 @@
           </w:tcPr>
           <w:p>
             <w:pPr>
-              <w:spacing w:after="30"/>
+              <w:spacing w:after="20"/>
             </w:pPr>
             <w:r>
               <w:rPr>
                 <w:b/>
                 <w:i w:val="0"/>
-                <w:sz w:val="18"/>
+                <w:sz w:val="17"/>
               </w:rPr>
               <w:t>Jonathan Kimmelman Lab</w:t>
             </w:r>
@@ -835,7 +871,7 @@
               <w:rPr>
                 <w:b w:val="0"/>
                 <w:i w:val="0"/>
-                <w:sz w:val="18"/>
+                <w:sz w:val="17"/>
               </w:rPr>
               <w:t>, McGill University, Biomedical Ethics Unit</w:t>
             </w:r>
@@ -846,7 +882,7 @@
               <w:rPr>
                 <w:b w:val="0"/>
                 <w:i w:val="0"/>
-                <w:sz w:val="18"/>
+                <w:sz w:val="17"/>
               </w:rPr>
               <w:t>Applied machine learning to analyze clinical trial design factors that influence forecasts of outcomes; contributed to a meta-analysis.</w:t>
             </w:r>
@@ -854,6 +890,9 @@
         </w:tc>
       </w:tr>
       <w:tr>
+        <w:trPr>
+          <w:cantSplit/>
+        </w:trPr>
         <w:tc>
           <w:tcPr>
             <w:tcW w:type="dxa" w:w="1555"/>
@@ -861,7 +900,7 @@
           </w:tcPr>
           <w:p>
             <w:pPr>
-              <w:spacing w:after="30"/>
+              <w:spacing w:after="20"/>
             </w:pPr>
             <w:r>
               <w:rPr>
@@ -880,13 +919,13 @@
           </w:tcPr>
           <w:p>
             <w:pPr>
-              <w:spacing w:after="30"/>
+              <w:spacing w:after="20"/>
             </w:pPr>
             <w:r>
               <w:rPr>
                 <w:b/>
                 <w:i w:val="0"/>
-                <w:sz w:val="18"/>
+                <w:sz w:val="17"/>
               </w:rPr>
               <w:t>Edward Ruthazer Lab</w:t>
             </w:r>
@@ -894,7 +933,7 @@
               <w:rPr>
                 <w:b w:val="0"/>
                 <w:i w:val="0"/>
-                <w:sz w:val="18"/>
+                <w:sz w:val="17"/>
               </w:rPr>
               <w:t>, McGill University, Montreal Neurological Institute</w:t>
             </w:r>
@@ -905,7 +944,7 @@
               <w:rPr>
                 <w:b w:val="0"/>
                 <w:i w:val="0"/>
-                <w:sz w:val="18"/>
+                <w:sz w:val="17"/>
               </w:rPr>
               <w:t>Electroporated and imaged tadpoles to study structural plasticity in the developing visual system.</w:t>
             </w:r>
@@ -913,6 +952,9 @@
         </w:tc>
       </w:tr>
       <w:tr>
+        <w:trPr>
+          <w:cantSplit/>
+        </w:trPr>
         <w:tc>
           <w:tcPr>
             <w:tcW w:type="dxa" w:w="1555"/>
@@ -920,7 +962,7 @@
           </w:tcPr>
           <w:p>
             <w:pPr>
-              <w:spacing w:after="30"/>
+              <w:spacing w:after="20"/>
             </w:pPr>
             <w:r>
               <w:rPr>
@@ -939,13 +981,13 @@
           </w:tcPr>
           <w:p>
             <w:pPr>
-              <w:spacing w:after="30"/>
+              <w:spacing w:after="20"/>
             </w:pPr>
             <w:r>
               <w:rPr>
                 <w:b/>
                 <w:i w:val="0"/>
-                <w:sz w:val="18"/>
+                <w:sz w:val="17"/>
               </w:rPr>
               <w:t>Rafael Najmanovich Lab</w:t>
             </w:r>
@@ -953,7 +995,7 @@
               <w:rPr>
                 <w:b w:val="0"/>
                 <w:i w:val="0"/>
-                <w:sz w:val="18"/>
+                <w:sz w:val="17"/>
               </w:rPr>
               <w:t>, University of Montreal, Department of Pharmacology and Physiology</w:t>
             </w:r>
@@ -964,7 +1006,7 @@
               <w:rPr>
                 <w:b w:val="0"/>
                 <w:i w:val="0"/>
-                <w:sz w:val="18"/>
+                <w:sz w:val="17"/>
               </w:rPr>
               <w:t xml:space="preserve">Developed software characterizing protein interfaces based on surrounding force fields. Modeled biophysical features of </w:t>
             </w:r>
@@ -972,7 +1014,7 @@
               <w:rPr>
                 <w:b w:val="0"/>
                 <w:i/>
-                <w:sz w:val="18"/>
+                <w:sz w:val="17"/>
               </w:rPr>
               <w:t>C. difficile</w:t>
             </w:r>
@@ -980,7 +1022,7 @@
               <w:rPr>
                 <w:b w:val="0"/>
                 <w:i w:val="0"/>
-                <w:sz w:val="18"/>
+                <w:sz w:val="17"/>
               </w:rPr>
               <w:t xml:space="preserve"> germination protease to identify candidate inhibiting ligands.</w:t>
             </w:r>
@@ -1017,6 +1059,9 @@
         <w:gridCol w:w="5040"/>
       </w:tblGrid>
       <w:tr>
+        <w:trPr>
+          <w:cantSplit/>
+        </w:trPr>
         <w:tc>
           <w:tcPr>
             <w:tcW w:type="dxa" w:w="1555"/>
@@ -1024,7 +1069,7 @@
           </w:tcPr>
           <w:p>
             <w:pPr>
-              <w:spacing w:after="30"/>
+              <w:spacing w:after="20"/>
             </w:pPr>
             <w:r>
               <w:rPr>
@@ -1043,13 +1088,13 @@
           </w:tcPr>
           <w:p>
             <w:pPr>
-              <w:spacing w:after="30"/>
+              <w:spacing w:after="20"/>
             </w:pPr>
             <w:r>
               <w:rPr>
                 <w:b w:val="0"/>
                 <w:i w:val="0"/>
-                <w:sz w:val="18"/>
+                <w:sz w:val="17"/>
               </w:rPr>
               <w:t xml:space="preserve">Le Lievre T*, </w:t>
             </w:r>
@@ -1057,7 +1102,7 @@
               <w:rPr>
                 <w:b/>
                 <w:i w:val="0"/>
-                <w:sz w:val="18"/>
+                <w:sz w:val="17"/>
               </w:rPr>
               <w:t>Aharony N*</w:t>
             </w:r>
@@ -1065,7 +1110,7 @@
               <w:rPr>
                 <w:b w:val="0"/>
                 <w:i w:val="0"/>
-                <w:sz w:val="18"/>
+                <w:sz w:val="17"/>
               </w:rPr>
               <w:t>, Wang S, Adams E, AlQuraishi M. GeneCtx: An Evaluation Framework for Dissecting Genomic Context Use in Genome Language Models. Submitted to NeurIPS 2026 Evaluations &amp; Datasets track.</w:t>
             </w:r>
@@ -1073,6 +1118,9 @@
         </w:tc>
       </w:tr>
       <w:tr>
+        <w:trPr>
+          <w:cantSplit/>
+        </w:trPr>
         <w:tc>
           <w:tcPr>
             <w:tcW w:type="dxa" w:w="1555"/>
@@ -1080,7 +1128,7 @@
           </w:tcPr>
           <w:p>
             <w:pPr>
-              <w:spacing w:after="30"/>
+              <w:spacing w:after="20"/>
             </w:pPr>
             <w:r>
               <w:rPr>
@@ -1099,13 +1147,13 @@
           </w:tcPr>
           <w:p>
             <w:pPr>
-              <w:spacing w:after="30"/>
+              <w:spacing w:after="20"/>
             </w:pPr>
             <w:r>
               <w:rPr>
                 <w:b w:val="0"/>
                 <w:i w:val="0"/>
-                <w:sz w:val="18"/>
+                <w:sz w:val="17"/>
               </w:rPr>
               <w:t xml:space="preserve">Liang C, Wagstaff J, </w:t>
             </w:r>
@@ -1113,7 +1161,7 @@
               <w:rPr>
                 <w:b/>
                 <w:i w:val="0"/>
-                <w:sz w:val="18"/>
+                <w:sz w:val="17"/>
               </w:rPr>
               <w:t>Aharony N</w:t>
             </w:r>
@@ -1121,7 +1169,7 @@
               <w:rPr>
                 <w:b w:val="0"/>
                 <w:i w:val="0"/>
-                <w:sz w:val="18"/>
+                <w:sz w:val="17"/>
               </w:rPr>
               <w:t xml:space="preserve">, Schmit V, Manheim D. Managing the Transition to Widespread Metagenomic Monitoring: Policy Considerations for Future Biosurveillance. </w:t>
             </w:r>
@@ -1129,7 +1177,7 @@
               <w:rPr>
                 <w:b w:val="0"/>
                 <w:i/>
-                <w:sz w:val="18"/>
+                <w:sz w:val="17"/>
               </w:rPr>
               <w:t>Health Security</w:t>
             </w:r>
@@ -1137,7 +1185,7 @@
               <w:rPr>
                 <w:b w:val="0"/>
                 <w:i w:val="0"/>
-                <w:sz w:val="18"/>
+                <w:sz w:val="17"/>
               </w:rPr>
               <w:t>, 21(1), 34-45.</w:t>
             </w:r>
@@ -1145,6 +1193,9 @@
         </w:tc>
       </w:tr>
       <w:tr>
+        <w:trPr>
+          <w:cantSplit/>
+        </w:trPr>
         <w:tc>
           <w:tcPr>
             <w:tcW w:type="dxa" w:w="1555"/>
@@ -1152,7 +1203,7 @@
           </w:tcPr>
           <w:p>
             <w:pPr>
-              <w:spacing w:after="30"/>
+              <w:spacing w:after="20"/>
             </w:pPr>
             <w:r>
               <w:rPr>
@@ -1171,13 +1222,13 @@
           </w:tcPr>
           <w:p>
             <w:pPr>
-              <w:spacing w:after="30"/>
+              <w:spacing w:after="20"/>
             </w:pPr>
             <w:r>
               <w:rPr>
                 <w:b w:val="0"/>
                 <w:i w:val="0"/>
-                <w:sz w:val="18"/>
+                <w:sz w:val="17"/>
               </w:rPr>
               <w:t xml:space="preserve">Myers A, Utpala S, Talbar S, Sanborn S, Shewmake C, Donnat C, Mathe J, Lupo U, Sonthalia R, Cui X, Szwagier T, Pignet A, Bergsson A, Hauberg S, Nielson D, Sommer S, Klindt D, Hermansen E, Vaupel M, Dunn B, Xiong J, </w:t>
             </w:r>
@@ -1185,7 +1236,7 @@
               <w:rPr>
                 <w:b/>
                 <w:i w:val="0"/>
-                <w:sz w:val="18"/>
+                <w:sz w:val="17"/>
               </w:rPr>
               <w:t>Aharony N</w:t>
             </w:r>
@@ -1193,7 +1244,7 @@
               <w:rPr>
                 <w:b w:val="0"/>
                 <w:i w:val="0"/>
-                <w:sz w:val="18"/>
+                <w:sz w:val="17"/>
               </w:rPr>
               <w:t>, Pe'er I, Ambellan F, Hanik M, Nava-Yazdani E, von Tycowicz C, Miolane N. ICLR 2022 Challenge for Computational Geometry &amp; Topology: Design and Results. arXiv.</w:t>
             </w:r>
@@ -1201,6 +1252,9 @@
         </w:tc>
       </w:tr>
       <w:tr>
+        <w:trPr>
+          <w:cantSplit/>
+        </w:trPr>
         <w:tc>
           <w:tcPr>
             <w:tcW w:type="dxa" w:w="1555"/>
@@ -1208,7 +1262,7 @@
           </w:tcPr>
           <w:p>
             <w:pPr>
-              <w:spacing w:after="30"/>
+              <w:spacing w:after="20"/>
             </w:pPr>
             <w:r>
               <w:rPr>
@@ -1227,13 +1281,13 @@
           </w:tcPr>
           <w:p>
             <w:pPr>
-              <w:spacing w:after="30"/>
+              <w:spacing w:after="20"/>
             </w:pPr>
             <w:r>
               <w:rPr>
                 <w:b w:val="0"/>
                 <w:i w:val="0"/>
-                <w:sz w:val="18"/>
+                <w:sz w:val="17"/>
               </w:rPr>
               <w:t xml:space="preserve">Milman O*, Yelin I*, </w:t>
             </w:r>
@@ -1241,7 +1295,7 @@
               <w:rPr>
                 <w:b/>
                 <w:i w:val="0"/>
-                <w:sz w:val="18"/>
+                <w:sz w:val="17"/>
               </w:rPr>
               <w:t>Aharony N</w:t>
             </w:r>
@@ -1249,7 +1303,7 @@
               <w:rPr>
                 <w:b w:val="0"/>
                 <w:i w:val="0"/>
-                <w:sz w:val="18"/>
+                <w:sz w:val="17"/>
               </w:rPr>
               <w:t xml:space="preserve">, Katz R, Herzel E, Ben-Tov A, Kuint J, Gazit S, Chodick G, Patalon T, Kishony R. Community-level evidence for SARS-CoV-2 vaccine protection of unvaccinated individuals. </w:t>
             </w:r>
@@ -1257,7 +1311,7 @@
               <w:rPr>
                 <w:b w:val="0"/>
                 <w:i/>
-                <w:sz w:val="18"/>
+                <w:sz w:val="17"/>
               </w:rPr>
               <w:t>Nature Medicine</w:t>
             </w:r>
@@ -1265,7 +1319,7 @@
               <w:rPr>
                 <w:b w:val="0"/>
                 <w:i w:val="0"/>
-                <w:sz w:val="18"/>
+                <w:sz w:val="17"/>
               </w:rPr>
               <w:t>.</w:t>
             </w:r>
@@ -1273,6 +1327,9 @@
         </w:tc>
       </w:tr>
       <w:tr>
+        <w:trPr>
+          <w:cantSplit/>
+        </w:trPr>
         <w:tc>
           <w:tcPr>
             <w:tcW w:type="dxa" w:w="1555"/>
@@ -1280,7 +1337,7 @@
           </w:tcPr>
           <w:p>
             <w:pPr>
-              <w:spacing w:after="30"/>
+              <w:spacing w:after="20"/>
             </w:pPr>
             <w:r>
               <w:rPr>
@@ -1299,13 +1356,13 @@
           </w:tcPr>
           <w:p>
             <w:pPr>
-              <w:spacing w:after="30"/>
+              <w:spacing w:after="20"/>
             </w:pPr>
             <w:r>
               <w:rPr>
                 <w:b w:val="0"/>
                 <w:i w:val="0"/>
-                <w:sz w:val="18"/>
+                <w:sz w:val="17"/>
               </w:rPr>
               <w:t xml:space="preserve">Yelin I*, </w:t>
             </w:r>
@@ -1313,7 +1370,7 @@
               <w:rPr>
                 <w:b/>
                 <w:i w:val="0"/>
-                <w:sz w:val="18"/>
+                <w:sz w:val="17"/>
               </w:rPr>
               <w:t>Aharony N*</w:t>
             </w:r>
@@ -1321,7 +1378,7 @@
               <w:rPr>
                 <w:b w:val="0"/>
                 <w:i w:val="0"/>
-                <w:sz w:val="18"/>
+                <w:sz w:val="17"/>
               </w:rPr>
               <w:t xml:space="preserve">, Shaer-Tamar E*, Argoetti A*, Messer E, Berenbaum D, Shafran E, Kuzil A, Gandali N, Hashimshony T, Mandel-Gutfreund Y, Halberthal M, Geffen Y, Szwarcwort-Cohen M, Kishony R. Evaluation of COVID-19 RT-qPCR test in multi-sample pools. </w:t>
             </w:r>
@@ -1329,7 +1386,7 @@
               <w:rPr>
                 <w:b w:val="0"/>
                 <w:i/>
-                <w:sz w:val="18"/>
+                <w:sz w:val="17"/>
               </w:rPr>
               <w:t>Clinical Infectious Diseases</w:t>
             </w:r>
@@ -1337,7 +1394,7 @@
               <w:rPr>
                 <w:b w:val="0"/>
                 <w:i w:val="0"/>
-                <w:sz w:val="18"/>
+                <w:sz w:val="17"/>
               </w:rPr>
               <w:t>.</w:t>
             </w:r>
@@ -1345,6 +1402,9 @@
         </w:tc>
       </w:tr>
       <w:tr>
+        <w:trPr>
+          <w:cantSplit/>
+        </w:trPr>
         <w:tc>
           <w:tcPr>
             <w:tcW w:type="dxa" w:w="1555"/>
@@ -1352,7 +1412,7 @@
           </w:tcPr>
           <w:p>
             <w:pPr>
-              <w:spacing w:after="30"/>
+              <w:spacing w:after="20"/>
             </w:pPr>
             <w:r>
               <w:rPr>
@@ -1371,13 +1431,13 @@
           </w:tcPr>
           <w:p>
             <w:pPr>
-              <w:spacing w:after="30"/>
+              <w:spacing w:after="20"/>
             </w:pPr>
             <w:r>
               <w:rPr>
                 <w:b w:val="0"/>
                 <w:i w:val="0"/>
-                <w:sz w:val="18"/>
+                <w:sz w:val="17"/>
               </w:rPr>
               <w:t xml:space="preserve">Moco PD, </w:t>
             </w:r>
@@ -1385,7 +1445,7 @@
               <w:rPr>
                 <w:b/>
                 <w:i w:val="0"/>
-                <w:sz w:val="18"/>
+                <w:sz w:val="17"/>
               </w:rPr>
               <w:t>Aharony N</w:t>
             </w:r>
@@ -1393,7 +1453,7 @@
               <w:rPr>
                 <w:b w:val="0"/>
                 <w:i w:val="0"/>
-                <w:sz w:val="18"/>
+                <w:sz w:val="17"/>
               </w:rPr>
               <w:t xml:space="preserve">, Kamen A. Adeno-Associated Viral Vectors for Homology-Directed Generation of CAR-T cells. </w:t>
             </w:r>
@@ -1401,7 +1461,7 @@
               <w:rPr>
                 <w:b w:val="0"/>
                 <w:i/>
-                <w:sz w:val="18"/>
+                <w:sz w:val="17"/>
               </w:rPr>
               <w:t>Biotechnology Journal</w:t>
             </w:r>
@@ -1409,7 +1469,7 @@
               <w:rPr>
                 <w:b w:val="0"/>
                 <w:i w:val="0"/>
-                <w:sz w:val="18"/>
+                <w:sz w:val="17"/>
               </w:rPr>
               <w:t>.</w:t>
             </w:r>
@@ -1438,6 +1498,9 @@
     </w:p>
     <w:tbl>
       <w:tr>
+        <w:trPr>
+          <w:cantSplit/>
+        </w:trPr>
         <w:tc>
           <w:tcPr>
             <w:tcW w:type="dxa" w:w="1555"/>
@@ -1445,7 +1508,7 @@
           </w:tcPr>
           <w:p>
             <w:pPr>
-              <w:spacing w:after="30"/>
+              <w:spacing w:after="20"/>
             </w:pPr>
             <w:r>
               <w:rPr>
@@ -1464,13 +1527,13 @@
           </w:tcPr>
           <w:p>
             <w:pPr>
-              <w:spacing w:after="30"/>
+              <w:spacing w:after="20"/>
             </w:pPr>
             <w:r>
               <w:rPr>
                 <w:b/>
                 <w:i w:val="0"/>
-                <w:sz w:val="18"/>
+                <w:sz w:val="17"/>
               </w:rPr>
               <w:t>Aharony N</w:t>
             </w:r>
@@ -1478,7 +1541,7 @@
               <w:rPr>
                 <w:b w:val="0"/>
                 <w:i w:val="0"/>
-                <w:sz w:val="18"/>
+                <w:sz w:val="17"/>
               </w:rPr>
               <w:t>, AlQuraishi M. Evaluating Genome Language Model Embeddings as Transferable Priors for Metagenomic Binning. Accepted poster, CIBB 2026. Rome, Italy, Sep 2–4, 2026.</w:t>
             </w:r>
@@ -1486,6 +1549,9 @@
         </w:tc>
       </w:tr>
       <w:tr>
+        <w:trPr>
+          <w:cantSplit/>
+        </w:trPr>
         <w:tc>
           <w:tcPr>
             <w:tcW w:type="dxa" w:w="1555"/>
@@ -1493,7 +1559,7 @@
           </w:tcPr>
           <w:p>
             <w:pPr>
-              <w:spacing w:after="30"/>
+              <w:spacing w:after="20"/>
             </w:pPr>
             <w:r>
               <w:rPr>
@@ -1512,13 +1578,13 @@
           </w:tcPr>
           <w:p>
             <w:pPr>
-              <w:spacing w:after="30"/>
+              <w:spacing w:after="20"/>
             </w:pPr>
             <w:r>
               <w:rPr>
                 <w:b/>
                 <w:i w:val="0"/>
-                <w:sz w:val="18"/>
+                <w:sz w:val="17"/>
               </w:rPr>
               <w:t>Aharony N</w:t>
             </w:r>
@@ -1526,7 +1592,7 @@
               <w:rPr>
                 <w:b w:val="0"/>
                 <w:i w:val="0"/>
-                <w:sz w:val="18"/>
+                <w:sz w:val="17"/>
               </w:rPr>
               <w:t>, Wang S, Neiswanger W. Benchmarking Genome Language Models for Novel Virus Detection in Wastewater Across Evolutionary Distance. Selected oral presentation, ASM BIG 2026. Washington, DC, Oct 11–14, 2026; talk Oct 13.</w:t>
             </w:r>
@@ -1552,6 +1618,9 @@
         <w:gridCol w:w="5040"/>
       </w:tblGrid>
       <w:tr>
+        <w:trPr>
+          <w:cantSplit/>
+        </w:trPr>
         <w:tc>
           <w:tcPr>
             <w:tcW w:type="dxa" w:w="1555"/>
@@ -1559,7 +1628,7 @@
           </w:tcPr>
           <w:p>
             <w:pPr>
-              <w:spacing w:after="30"/>
+              <w:spacing w:after="20"/>
             </w:pPr>
             <w:r>
               <w:rPr>
@@ -1578,13 +1647,13 @@
           </w:tcPr>
           <w:p>
             <w:pPr>
-              <w:spacing w:after="30"/>
+              <w:spacing w:after="20"/>
             </w:pPr>
             <w:r>
               <w:rPr>
                 <w:b/>
                 <w:i w:val="0"/>
-                <w:sz w:val="18"/>
+                <w:sz w:val="17"/>
               </w:rPr>
               <w:t xml:space="preserve">Le Lievre T*, </w:t>
             </w:r>
@@ -1592,7 +1661,7 @@
               <w:rPr>
                 <w:b w:val="0"/>
                 <w:i w:val="0"/>
-                <w:sz w:val="18"/>
+                <w:sz w:val="17"/>
               </w:rPr>
               <w:t>Aharony N*</w:t>
             </w:r>
@@ -1600,7 +1669,7 @@
               <w:rPr>
                 <w:b/>
                 <w:i w:val="0"/>
-                <w:sz w:val="18"/>
+                <w:sz w:val="17"/>
               </w:rPr>
               <w:t>, AlQuraishi M. PRIME-Bench: A Benchmark for Pathway-Level Reasoning in Genome Language Models. Poster, ISMB 2026.</w:t>
             </w:r>
@@ -1608,6 +1677,9 @@
         </w:tc>
       </w:tr>
       <w:tr>
+        <w:trPr>
+          <w:cantSplit/>
+        </w:trPr>
         <w:tc>
           <w:tcPr>
             <w:tcW w:type="dxa" w:w="1555"/>
@@ -1615,7 +1687,7 @@
           </w:tcPr>
           <w:p>
             <w:pPr>
-              <w:spacing w:after="30"/>
+              <w:spacing w:after="20"/>
             </w:pPr>
             <w:r>
               <w:rPr>
@@ -1634,13 +1706,13 @@
           </w:tcPr>
           <w:p>
             <w:pPr>
-              <w:spacing w:after="30"/>
+              <w:spacing w:after="20"/>
             </w:pPr>
             <w:r>
               <w:rPr>
                 <w:b/>
                 <w:i w:val="0"/>
-                <w:sz w:val="18"/>
+                <w:sz w:val="17"/>
               </w:rPr>
               <w:t>Aharony N</w:t>
             </w:r>
@@ -1648,7 +1720,7 @@
               <w:rPr>
                 <w:b w:val="0"/>
                 <w:i w:val="0"/>
-                <w:sz w:val="18"/>
+                <w:sz w:val="17"/>
               </w:rPr>
               <w:t>. Who Holds the Reins in Agent-Assisted Systems Biology? Accepted poster and extended abstract, NE AI Agents Day 2026.</w:t>
             </w:r>
@@ -1656,6 +1728,9 @@
         </w:tc>
       </w:tr>
       <w:tr>
+        <w:trPr>
+          <w:cantSplit/>
+        </w:trPr>
         <w:tc>
           <w:tcPr>
             <w:tcW w:type="dxa" w:w="1555"/>
@@ -1663,7 +1738,7 @@
           </w:tcPr>
           <w:p>
             <w:pPr>
-              <w:spacing w:after="30"/>
+              <w:spacing w:after="20"/>
             </w:pPr>
             <w:r>
               <w:rPr>
@@ -1682,13 +1757,13 @@
           </w:tcPr>
           <w:p>
             <w:pPr>
-              <w:spacing w:after="30"/>
+              <w:spacing w:after="20"/>
             </w:pPr>
             <w:r>
               <w:rPr>
                 <w:b/>
                 <w:i w:val="0"/>
-                <w:sz w:val="18"/>
+                <w:sz w:val="17"/>
               </w:rPr>
               <w:t>Aharony N</w:t>
             </w:r>
@@ -1696,7 +1771,7 @@
               <w:rPr>
                 <w:b w:val="0"/>
                 <w:i w:val="0"/>
-                <w:sz w:val="18"/>
+                <w:sz w:val="17"/>
               </w:rPr>
               <w:t>, AlQuraishi M. Evaluating Genome Language Models for Metagenomic Binning. Accepted poster, Pioneering Israeli Science Conference / ScienceAbroad 2026.</w:t>
             </w:r>
@@ -1704,6 +1779,9 @@
         </w:tc>
       </w:tr>
       <w:tr>
+        <w:trPr>
+          <w:cantSplit/>
+        </w:trPr>
         <w:tc>
           <w:tcPr>
             <w:tcW w:type="dxa" w:w="1555"/>
@@ -1711,7 +1789,7 @@
           </w:tcPr>
           <w:p>
             <w:pPr>
-              <w:spacing w:after="30"/>
+              <w:spacing w:after="20"/>
             </w:pPr>
             <w:r>
               <w:rPr>
@@ -1730,13 +1808,13 @@
           </w:tcPr>
           <w:p>
             <w:pPr>
-              <w:spacing w:after="30"/>
+              <w:spacing w:after="20"/>
             </w:pPr>
             <w:r>
               <w:rPr>
                 <w:b/>
                 <w:i w:val="0"/>
-                <w:sz w:val="18"/>
+                <w:sz w:val="17"/>
               </w:rPr>
               <w:t>Aharony N</w:t>
             </w:r>
@@ -1744,7 +1822,7 @@
               <w:rPr>
                 <w:b w:val="0"/>
                 <w:i w:val="0"/>
-                <w:sz w:val="18"/>
+                <w:sz w:val="17"/>
               </w:rPr>
               <w:t>. Rapid Talks and Panel: 2024 Innovative Tools &amp; Solutions Award Recipients. Flash talk and panelist, PRI.</w:t>
             </w:r>
@@ -1752,6 +1830,9 @@
         </w:tc>
       </w:tr>
       <w:tr>
+        <w:trPr>
+          <w:cantSplit/>
+        </w:trPr>
         <w:tc>
           <w:tcPr>
             <w:tcW w:type="dxa" w:w="1555"/>
@@ -1759,7 +1840,7 @@
           </w:tcPr>
           <w:p>
             <w:pPr>
-              <w:spacing w:after="30"/>
+              <w:spacing w:after="20"/>
             </w:pPr>
             <w:r>
               <w:rPr>
@@ -1778,13 +1859,13 @@
           </w:tcPr>
           <w:p>
             <w:pPr>
-              <w:spacing w:after="30"/>
+              <w:spacing w:after="20"/>
             </w:pPr>
             <w:r>
               <w:rPr>
                 <w:b/>
                 <w:i w:val="0"/>
-                <w:sz w:val="18"/>
+                <w:sz w:val="17"/>
               </w:rPr>
               <w:t>Aharony N</w:t>
             </w:r>
@@ -1792,7 +1873,7 @@
               <w:rPr>
                 <w:b w:val="0"/>
                 <w:i w:val="0"/>
-                <w:sz w:val="18"/>
+                <w:sz w:val="17"/>
               </w:rPr>
               <w:t>. Genome Language Models Reading the Future of Pandemics in Wastewater. Flash talk, PRI Innovation Showcase.</w:t>
             </w:r>
@@ -1800,6 +1881,9 @@
         </w:tc>
       </w:tr>
       <w:tr>
+        <w:trPr>
+          <w:cantSplit/>
+        </w:trPr>
         <w:tc>
           <w:tcPr>
             <w:tcW w:type="dxa" w:w="1555"/>
@@ -1807,7 +1891,7 @@
           </w:tcPr>
           <w:p>
             <w:pPr>
-              <w:spacing w:after="30"/>
+              <w:spacing w:after="20"/>
             </w:pPr>
             <w:r>
               <w:rPr>
@@ -1826,13 +1910,13 @@
           </w:tcPr>
           <w:p>
             <w:pPr>
-              <w:spacing w:after="30"/>
+              <w:spacing w:after="20"/>
             </w:pPr>
             <w:r>
               <w:rPr>
                 <w:b/>
                 <w:i w:val="0"/>
-                <w:sz w:val="18"/>
+                <w:sz w:val="17"/>
               </w:rPr>
               <w:t>Aharony N</w:t>
             </w:r>
@@ -1840,7 +1924,7 @@
               <w:rPr>
                 <w:b w:val="0"/>
                 <w:i w:val="0"/>
-                <w:sz w:val="18"/>
+                <w:sz w:val="17"/>
               </w:rPr>
               <w:t>. Computational Methods for Pandemic Pathogen Detection. Flash talk, Singer Symposium.</w:t>
             </w:r>
@@ -1848,6 +1932,9 @@
         </w:tc>
       </w:tr>
       <w:tr>
+        <w:trPr>
+          <w:cantSplit/>
+        </w:trPr>
         <w:tc>
           <w:tcPr>
             <w:tcW w:type="dxa" w:w="1555"/>
@@ -1855,7 +1942,7 @@
           </w:tcPr>
           <w:p>
             <w:pPr>
-              <w:spacing w:after="30"/>
+              <w:spacing w:after="20"/>
             </w:pPr>
             <w:r>
               <w:rPr>
@@ -1874,13 +1961,13 @@
           </w:tcPr>
           <w:p>
             <w:pPr>
-              <w:spacing w:after="30"/>
+              <w:spacing w:after="20"/>
             </w:pPr>
             <w:r>
               <w:rPr>
                 <w:b/>
                 <w:i w:val="0"/>
-                <w:sz w:val="18"/>
+                <w:sz w:val="17"/>
               </w:rPr>
               <w:t>Aharony N</w:t>
             </w:r>
@@ -1888,7 +1975,7 @@
               <w:rPr>
                 <w:b w:val="0"/>
                 <w:i w:val="0"/>
-                <w:sz w:val="18"/>
+                <w:sz w:val="17"/>
               </w:rPr>
               <w:t>, Kishony R. Rapid Alteration in Genetic Content Upon Recurring Infection. Poster, EMBL Symposium: New Approaches and Concepts in Microbiology.</w:t>
             </w:r>
@@ -1896,6 +1983,9 @@
         </w:tc>
       </w:tr>
       <w:tr>
+        <w:trPr>
+          <w:cantSplit/>
+        </w:trPr>
         <w:tc>
           <w:tcPr>
             <w:tcW w:type="dxa" w:w="1555"/>
@@ -1903,7 +1993,7 @@
           </w:tcPr>
           <w:p>
             <w:pPr>
-              <w:spacing w:after="30"/>
+              <w:spacing w:after="20"/>
             </w:pPr>
             <w:r>
               <w:rPr>
@@ -1922,13 +2012,13 @@
           </w:tcPr>
           <w:p>
             <w:pPr>
-              <w:spacing w:after="30"/>
+              <w:spacing w:after="20"/>
             </w:pPr>
             <w:r>
               <w:rPr>
                 <w:b/>
                 <w:i w:val="0"/>
-                <w:sz w:val="18"/>
+                <w:sz w:val="17"/>
               </w:rPr>
               <w:t>Aharony N</w:t>
             </w:r>
@@ -1936,7 +2026,7 @@
               <w:rPr>
                 <w:b w:val="0"/>
                 <w:i w:val="0"/>
-                <w:sz w:val="18"/>
+                <w:sz w:val="17"/>
               </w:rPr>
               <w:t>. Careers in Biosecurity. Flash talk, EAGx Virtual.</w:t>
             </w:r>
@@ -1944,6 +2034,9 @@
         </w:tc>
       </w:tr>
       <w:tr>
+        <w:trPr>
+          <w:cantSplit/>
+        </w:trPr>
         <w:tc>
           <w:tcPr>
             <w:tcW w:type="dxa" w:w="1555"/>
@@ -1951,7 +2044,7 @@
           </w:tcPr>
           <w:p>
             <w:pPr>
-              <w:spacing w:after="30"/>
+              <w:spacing w:after="20"/>
             </w:pPr>
             <w:r>
               <w:rPr>
@@ -1970,13 +2063,13 @@
           </w:tcPr>
           <w:p>
             <w:pPr>
-              <w:spacing w:after="30"/>
+              <w:spacing w:after="20"/>
             </w:pPr>
             <w:r>
               <w:rPr>
                 <w:b/>
                 <w:i w:val="0"/>
-                <w:sz w:val="18"/>
+                <w:sz w:val="17"/>
               </w:rPr>
               <w:t>Aharony N</w:t>
             </w:r>
@@ -1984,7 +2077,7 @@
               <w:rPr>
                 <w:b w:val="0"/>
                 <w:i w:val="0"/>
-                <w:sz w:val="18"/>
+                <w:sz w:val="17"/>
               </w:rPr>
               <w:t>, Gronvall G. How Secure is the Gene Synthesis Industry? Poster, Biological Weapons Convention: Meeting of Experts.</w:t>
             </w:r>
@@ -2003,6 +2096,9 @@
     </w:p>
     <w:tbl>
       <w:tr>
+        <w:trPr>
+          <w:cantSplit/>
+        </w:trPr>
         <w:tc>
           <w:tcPr>
             <w:tcW w:type="dxa" w:w="1555"/>
@@ -2010,7 +2106,7 @@
           </w:tcPr>
           <w:p>
             <w:pPr>
-              <w:spacing w:after="30"/>
+              <w:spacing w:after="20"/>
             </w:pPr>
             <w:r>
               <w:rPr>
@@ -2029,13 +2125,13 @@
           </w:tcPr>
           <w:p>
             <w:pPr>
-              <w:spacing w:after="30"/>
+              <w:spacing w:after="20"/>
             </w:pPr>
             <w:r>
               <w:rPr>
                 <w:b w:val="0"/>
                 <w:i w:val="0"/>
-                <w:sz w:val="18"/>
+                <w:sz w:val="17"/>
               </w:rPr>
               <w:t>Pivotal Research Frontier Biodefense Fellowship.</w:t>
             </w:r>
@@ -2043,6 +2139,9 @@
         </w:tc>
       </w:tr>
       <w:tr>
+        <w:trPr>
+          <w:cantSplit/>
+        </w:trPr>
         <w:tc>
           <w:tcPr>
             <w:tcW w:type="dxa" w:w="1555"/>
@@ -2050,7 +2149,7 @@
           </w:tcPr>
           <w:p>
             <w:pPr>
-              <w:spacing w:after="30"/>
+              <w:spacing w:after="20"/>
             </w:pPr>
             <w:r>
               <w:rPr>
@@ -2069,13 +2168,13 @@
           </w:tcPr>
           <w:p>
             <w:pPr>
-              <w:spacing w:after="30"/>
+              <w:spacing w:after="20"/>
             </w:pPr>
             <w:r>
               <w:rPr>
                 <w:b w:val="0"/>
                 <w:i w:val="0"/>
-                <w:sz w:val="18"/>
+                <w:sz w:val="17"/>
               </w:rPr>
               <w:t>ML Alignment &amp; Theory Scholars (MATS) Program, Autumn 2026.</w:t>
             </w:r>
@@ -2101,6 +2200,9 @@
         <w:gridCol w:w="5040"/>
       </w:tblGrid>
       <w:tr>
+        <w:trPr>
+          <w:cantSplit/>
+        </w:trPr>
         <w:tc>
           <w:tcPr>
             <w:tcW w:type="dxa" w:w="1555"/>
@@ -2108,7 +2210,7 @@
           </w:tcPr>
           <w:p>
             <w:pPr>
-              <w:spacing w:after="30"/>
+              <w:spacing w:after="20"/>
             </w:pPr>
             <w:r>
               <w:rPr>
@@ -2127,13 +2229,13 @@
           </w:tcPr>
           <w:p>
             <w:pPr>
-              <w:spacing w:after="30"/>
+              <w:spacing w:after="20"/>
             </w:pPr>
             <w:r>
               <w:rPr>
                 <w:b w:val="0"/>
                 <w:i w:val="0"/>
-                <w:sz w:val="18"/>
+                <w:sz w:val="17"/>
               </w:rPr>
               <w:t>NYC-PRI Innovative Tools and Solutions to Address Public Health Emergencies.</w:t>
             </w:r>
@@ -2141,6 +2243,9 @@
         </w:tc>
       </w:tr>
       <w:tr>
+        <w:trPr>
+          <w:cantSplit/>
+        </w:trPr>
         <w:tc>
           <w:tcPr>
             <w:tcW w:type="dxa" w:w="1555"/>
@@ -2148,7 +2253,7 @@
           </w:tcPr>
           <w:p>
             <w:pPr>
-              <w:spacing w:after="30"/>
+              <w:spacing w:after="20"/>
             </w:pPr>
             <w:r>
               <w:rPr>
@@ -2167,13 +2272,13 @@
           </w:tcPr>
           <w:p>
             <w:pPr>
-              <w:spacing w:after="30"/>
+              <w:spacing w:after="20"/>
             </w:pPr>
             <w:r>
               <w:rPr>
                 <w:b w:val="0"/>
                 <w:i w:val="0"/>
-                <w:sz w:val="18"/>
+                <w:sz w:val="17"/>
               </w:rPr>
               <w:t>EA Funds PhD Support Scholarship.</w:t>
             </w:r>
@@ -2181,6 +2286,9 @@
         </w:tc>
       </w:tr>
       <w:tr>
+        <w:trPr>
+          <w:cantSplit/>
+        </w:trPr>
         <w:tc>
           <w:tcPr>
             <w:tcW w:type="dxa" w:w="1555"/>
@@ -2188,7 +2296,7 @@
           </w:tcPr>
           <w:p>
             <w:pPr>
-              <w:spacing w:after="30"/>
+              <w:spacing w:after="20"/>
             </w:pPr>
             <w:r>
               <w:rPr>
@@ -2207,13 +2315,13 @@
           </w:tcPr>
           <w:p>
             <w:pPr>
-              <w:spacing w:after="30"/>
+              <w:spacing w:after="20"/>
             </w:pPr>
             <w:r>
               <w:rPr>
                 <w:b w:val="0"/>
                 <w:i w:val="0"/>
-                <w:sz w:val="18"/>
+                <w:sz w:val="17"/>
               </w:rPr>
               <w:t>Open Philanthropy Early-Career Funding.</w:t>
             </w:r>
@@ -2221,6 +2329,9 @@
         </w:tc>
       </w:tr>
       <w:tr>
+        <w:trPr>
+          <w:cantSplit/>
+        </w:trPr>
         <w:tc>
           <w:tcPr>
             <w:tcW w:type="dxa" w:w="1555"/>
@@ -2228,7 +2339,7 @@
           </w:tcPr>
           <w:p>
             <w:pPr>
-              <w:spacing w:after="30"/>
+              <w:spacing w:after="20"/>
             </w:pPr>
             <w:r>
               <w:rPr>
@@ -2247,13 +2358,13 @@
           </w:tcPr>
           <w:p>
             <w:pPr>
-              <w:spacing w:after="30"/>
+              <w:spacing w:after="20"/>
             </w:pPr>
             <w:r>
               <w:rPr>
                 <w:b w:val="0"/>
                 <w:i w:val="0"/>
-                <w:sz w:val="18"/>
+                <w:sz w:val="17"/>
               </w:rPr>
               <w:t>Miriam and Aaron Gutwirth Memorial Fellowship for Excellence in Research.</w:t>
             </w:r>
@@ -2261,6 +2372,9 @@
         </w:tc>
       </w:tr>
       <w:tr>
+        <w:trPr>
+          <w:cantSplit/>
+        </w:trPr>
         <w:tc>
           <w:tcPr>
             <w:tcW w:type="dxa" w:w="1555"/>
@@ -2268,7 +2382,7 @@
           </w:tcPr>
           <w:p>
             <w:pPr>
-              <w:spacing w:after="30"/>
+              <w:spacing w:after="20"/>
             </w:pPr>
             <w:r>
               <w:rPr>
@@ -2287,13 +2401,13 @@
           </w:tcPr>
           <w:p>
             <w:pPr>
-              <w:spacing w:after="30"/>
+              <w:spacing w:after="20"/>
             </w:pPr>
             <w:r>
               <w:rPr>
                 <w:b w:val="0"/>
                 <w:i w:val="0"/>
-                <w:sz w:val="18"/>
+                <w:sz w:val="17"/>
               </w:rPr>
               <w:t>Leonard and Diane Sherman Interdisciplinary Graduate School Fellowship.</w:t>
             </w:r>
@@ -2301,6 +2415,9 @@
         </w:tc>
       </w:tr>
       <w:tr>
+        <w:trPr>
+          <w:cantSplit/>
+        </w:trPr>
         <w:tc>
           <w:tcPr>
             <w:tcW w:type="dxa" w:w="1555"/>
@@ -2308,7 +2425,7 @@
           </w:tcPr>
           <w:p>
             <w:pPr>
-              <w:spacing w:after="30"/>
+              <w:spacing w:after="20"/>
             </w:pPr>
             <w:r>
               <w:rPr>
@@ -2327,13 +2444,13 @@
           </w:tcPr>
           <w:p>
             <w:pPr>
-              <w:spacing w:after="30"/>
+              <w:spacing w:after="20"/>
             </w:pPr>
             <w:r>
               <w:rPr>
                 <w:b w:val="0"/>
                 <w:i w:val="0"/>
-                <w:sz w:val="18"/>
+                <w:sz w:val="17"/>
               </w:rPr>
               <w:t>Open Philanthropy Early-Career Funding for Global Biological Risks.</w:t>
             </w:r>
@@ -2341,6 +2458,9 @@
         </w:tc>
       </w:tr>
       <w:tr>
+        <w:trPr>
+          <w:cantSplit/>
+        </w:trPr>
         <w:tc>
           <w:tcPr>
             <w:tcW w:type="dxa" w:w="1555"/>
@@ -2348,7 +2468,7 @@
           </w:tcPr>
           <w:p>
             <w:pPr>
-              <w:spacing w:after="30"/>
+              <w:spacing w:after="20"/>
             </w:pPr>
             <w:r>
               <w:rPr>
@@ -2367,13 +2487,13 @@
           </w:tcPr>
           <w:p>
             <w:pPr>
-              <w:spacing w:after="30"/>
+              <w:spacing w:after="20"/>
             </w:pPr>
             <w:r>
               <w:rPr>
                 <w:b w:val="0"/>
                 <w:i w:val="0"/>
-                <w:sz w:val="18"/>
+                <w:sz w:val="17"/>
               </w:rPr>
               <w:t>McGill University Faculty of Science Scholarship.</w:t>
             </w:r>
@@ -2381,6 +2501,9 @@
         </w:tc>
       </w:tr>
       <w:tr>
+        <w:trPr>
+          <w:cantSplit/>
+        </w:trPr>
         <w:tc>
           <w:tcPr>
             <w:tcW w:type="dxa" w:w="1555"/>
@@ -2388,7 +2511,7 @@
           </w:tcPr>
           <w:p>
             <w:pPr>
-              <w:spacing w:after="30"/>
+              <w:spacing w:after="20"/>
             </w:pPr>
             <w:r>
               <w:rPr>
@@ -2407,13 +2530,13 @@
           </w:tcPr>
           <w:p>
             <w:pPr>
-              <w:spacing w:after="30"/>
+              <w:spacing w:after="20"/>
             </w:pPr>
             <w:r>
               <w:rPr>
                 <w:b w:val="0"/>
                 <w:i w:val="0"/>
-                <w:sz w:val="18"/>
+                <w:sz w:val="17"/>
               </w:rPr>
               <w:t>CIHR Undergraduate Research Award in Computational Biology.</w:t>
             </w:r>
@@ -2421,6 +2544,9 @@
         </w:tc>
       </w:tr>
       <w:tr>
+        <w:trPr>
+          <w:cantSplit/>
+        </w:trPr>
         <w:tc>
           <w:tcPr>
             <w:tcW w:type="dxa" w:w="1555"/>
@@ -2428,7 +2554,7 @@
           </w:tcPr>
           <w:p>
             <w:pPr>
-              <w:spacing w:after="30"/>
+              <w:spacing w:after="20"/>
             </w:pPr>
             <w:r>
               <w:rPr>
@@ -2447,13 +2573,13 @@
           </w:tcPr>
           <w:p>
             <w:pPr>
-              <w:spacing w:after="30"/>
+              <w:spacing w:after="20"/>
             </w:pPr>
             <w:r>
               <w:rPr>
                 <w:b w:val="0"/>
                 <w:i w:val="0"/>
-                <w:sz w:val="18"/>
+                <w:sz w:val="17"/>
               </w:rPr>
               <w:t>NSERC Undergraduate Student Research Award; FRQNT Top-Up to NSERC Undergraduate Student Research Award.</w:t>
             </w:r>
@@ -2490,6 +2616,9 @@
         <w:gridCol w:w="5040"/>
       </w:tblGrid>
       <w:tr>
+        <w:trPr>
+          <w:cantSplit/>
+        </w:trPr>
         <w:tc>
           <w:tcPr>
             <w:tcW w:type="dxa" w:w="1555"/>
@@ -2497,7 +2626,7 @@
           </w:tcPr>
           <w:p>
             <w:pPr>
-              <w:spacing w:after="30"/>
+              <w:spacing w:after="20"/>
             </w:pPr>
             <w:r>
               <w:rPr>
@@ -2516,13 +2645,13 @@
           </w:tcPr>
           <w:p>
             <w:pPr>
-              <w:spacing w:after="30"/>
+              <w:spacing w:after="20"/>
             </w:pPr>
             <w:r>
               <w:rPr>
                 <w:b/>
                 <w:i w:val="0"/>
-                <w:sz w:val="18"/>
+                <w:sz w:val="17"/>
               </w:rPr>
               <w:t>Teaching Assistant</w:t>
             </w:r>
@@ -2530,7 +2659,7 @@
               <w:rPr>
                 <w:b w:val="0"/>
                 <w:i w:val="0"/>
-                <w:sz w:val="18"/>
+                <w:sz w:val="17"/>
               </w:rPr>
               <w:t>, McGill University</w:t>
             </w:r>
@@ -2541,7 +2670,7 @@
               <w:rPr>
                 <w:b w:val="0"/>
                 <w:i w:val="0"/>
-                <w:sz w:val="18"/>
+                <w:sz w:val="17"/>
               </w:rPr>
               <w:t>Created problem sets, held office hours, and led review sessions for biochemistry, molecular biology, neuroscience, and introductory physics courses.</w:t>
             </w:r>
@@ -2549,6 +2678,9 @@
         </w:tc>
       </w:tr>
       <w:tr>
+        <w:trPr>
+          <w:cantSplit/>
+        </w:trPr>
         <w:tc>
           <w:tcPr>
             <w:tcW w:type="dxa" w:w="1555"/>
@@ -2556,7 +2688,7 @@
           </w:tcPr>
           <w:p>
             <w:pPr>
-              <w:spacing w:after="30"/>
+              <w:spacing w:after="20"/>
             </w:pPr>
             <w:r>
               <w:rPr>
@@ -2575,13 +2707,13 @@
           </w:tcPr>
           <w:p>
             <w:pPr>
-              <w:spacing w:after="30"/>
+              <w:spacing w:after="20"/>
             </w:pPr>
             <w:r>
               <w:rPr>
                 <w:b/>
                 <w:i w:val="0"/>
-                <w:sz w:val="18"/>
+                <w:sz w:val="17"/>
               </w:rPr>
               <w:t>Research and career mentorship</w:t>
             </w:r>
@@ -2592,7 +2724,7 @@
               <w:rPr>
                 <w:b w:val="0"/>
                 <w:i w:val="0"/>
-                <w:sz w:val="18"/>
+                <w:sz w:val="17"/>
               </w:rPr>
               <w:t>Mentored students and early-career professionals interested in biosecurity and computational biology projects through Effective Thesis Project and 80,000 Hours referrals.</w:t>
             </w:r>
@@ -2600,6 +2732,9 @@
         </w:tc>
       </w:tr>
       <w:tr>
+        <w:trPr>
+          <w:cantSplit/>
+        </w:trPr>
         <w:tc>
           <w:tcPr>
             <w:tcW w:type="dxa" w:w="1555"/>
@@ -2607,7 +2742,7 @@
           </w:tcPr>
           <w:p>
             <w:pPr>
-              <w:spacing w:after="30"/>
+              <w:spacing w:after="20"/>
             </w:pPr>
             <w:r>
               <w:rPr>
@@ -2626,13 +2761,13 @@
           </w:tcPr>
           <w:p>
             <w:pPr>
-              <w:spacing w:after="30"/>
+              <w:spacing w:after="20"/>
             </w:pPr>
             <w:r>
               <w:rPr>
                 <w:b/>
                 <w:i w:val="0"/>
-                <w:sz w:val="18"/>
+                <w:sz w:val="17"/>
               </w:rPr>
               <w:t>Volunteer Consultant</w:t>
             </w:r>
@@ -2640,7 +2775,7 @@
               <w:rPr>
                 <w:b w:val="0"/>
                 <w:i w:val="0"/>
-                <w:sz w:val="18"/>
+                <w:sz w:val="17"/>
               </w:rPr>
               <w:t>, Battelle Memorial Institute / ThreatSEQ</w:t>
             </w:r>
@@ -2651,7 +2786,7 @@
               <w:rPr>
                 <w:b w:val="0"/>
                 <w:i w:val="0"/>
-                <w:sz w:val="18"/>
+                <w:sz w:val="17"/>
               </w:rPr>
               <w:t>Consulted on a ThreatSEQ joint initiative with the FBI assessing whether gene synthesis companies would detect orders containing genes from the Select Agents list.</w:t>
             </w:r>
@@ -2688,6 +2823,9 @@
         <w:gridCol w:w="5040"/>
       </w:tblGrid>
       <w:tr>
+        <w:trPr>
+          <w:cantSplit/>
+        </w:trPr>
         <w:tc>
           <w:tcPr>
             <w:tcW w:type="dxa" w:w="1555"/>
@@ -2695,7 +2833,7 @@
           </w:tcPr>
           <w:p>
             <w:pPr>
-              <w:spacing w:after="30"/>
+              <w:spacing w:after="20"/>
             </w:pPr>
             <w:r>
               <w:rPr>
@@ -2714,13 +2852,13 @@
           </w:tcPr>
           <w:p>
             <w:pPr>
-              <w:spacing w:after="30"/>
+              <w:spacing w:after="20"/>
             </w:pPr>
             <w:r>
               <w:rPr>
                 <w:b w:val="0"/>
                 <w:i w:val="0"/>
-                <w:sz w:val="18"/>
+                <w:sz w:val="17"/>
               </w:rPr>
               <w:t>Python, R, MATLAB, C/C++, Java; biological language model evaluation; sequence modeling; metagenomic analysis; hyperbolic embeddings; genomic pipeline development.</w:t>
             </w:r>
@@ -2728,6 +2866,9 @@
         </w:tc>
       </w:tr>
       <w:tr>
+        <w:trPr>
+          <w:cantSplit/>
+        </w:trPr>
         <w:tc>
           <w:tcPr>
             <w:tcW w:type="dxa" w:w="1555"/>
@@ -2735,7 +2876,7 @@
           </w:tcPr>
           <w:p>
             <w:pPr>
-              <w:spacing w:after="30"/>
+              <w:spacing w:after="20"/>
             </w:pPr>
             <w:r>
               <w:rPr>
@@ -2754,13 +2895,13 @@
           </w:tcPr>
           <w:p>
             <w:pPr>
-              <w:spacing w:after="30"/>
+              <w:spacing w:after="20"/>
             </w:pPr>
             <w:r>
               <w:rPr>
                 <w:b w:val="0"/>
                 <w:i w:val="0"/>
-                <w:sz w:val="18"/>
+                <w:sz w:val="17"/>
               </w:rPr>
               <w:t>Microbial evolution experiments; AAV vector production; CRISPR/Cas9 delivery; molecular biology workflows.</w:t>
             </w:r>
@@ -2768,6 +2909,9 @@
         </w:tc>
       </w:tr>
       <w:tr>
+        <w:trPr>
+          <w:cantSplit/>
+        </w:trPr>
         <w:tc>
           <w:tcPr>
             <w:tcW w:type="dxa" w:w="1555"/>
@@ -2775,7 +2919,7 @@
           </w:tcPr>
           <w:p>
             <w:pPr>
-              <w:spacing w:after="30"/>
+              <w:spacing w:after="20"/>
             </w:pPr>
             <w:r>
               <w:rPr>
@@ -2794,13 +2938,13 @@
           </w:tcPr>
           <w:p>
             <w:pPr>
-              <w:spacing w:after="30"/>
+              <w:spacing w:after="20"/>
             </w:pPr>
             <w:r>
               <w:rPr>
                 <w:b w:val="0"/>
                 <w:i w:val="0"/>
-                <w:sz w:val="18"/>
+                <w:sz w:val="17"/>
               </w:rPr>
               <w:t>Hebrew (native), English (near-native), French (novice).</w:t>
             </w:r>
@@ -2811,7 +2955,7 @@
     <w:sectPr>
       <w:footerReference w:type="default" r:id="rId9"/>
       <w:pgSz w:w="12240" w:h="15840"/>
-      <w:pgMar w:top="1008" w:right="1080" w:bottom="1008" w:left="1080" w:header="720" w:footer="720" w:gutter="0"/>
+      <w:pgMar w:top="792" w:right="1080" w:bottom="792" w:left="1080" w:header="720" w:footer="720" w:gutter="0"/>
       <w:cols w:space="720"/>
       <w:docGrid w:linePitch="360"/>
     </w:sectPr>
@@ -2831,7 +2975,7 @@
         <w:color w:val="666666"/>
         <w:sz w:val="16"/>
       </w:rPr>
-      <w:t>Noga Aharony CV | May 2026</w:t>
+      <w:t>Noga Aharony CV | August 2026</w:t>
     </w:r>
   </w:p>
 </w:ftr>

--- a/Noga_Aharony_CV_Academic_August_2026.docx
+++ b/Noga_Aharony_CV_Academic_August_2026.docx
@@ -405,7 +405,7 @@
                 <w:sz w:val="17"/>
               </w:rPr>
               <w:br/>
-              <w:t>Biosecurity stream in the Founding &amp; Field-Building track, mentored by Geoff Ralston and Charlie Petty; working on the Bio Action Plan for catastrophic biological risk in the age of AI.</w:t>
+              <w:t>Biosecurity track, mentored by Gary Abel (Fourth Eon Bio), focused on technical research at the intersection of AI and biosecurity, including function-based DNA synthesis screening.</w:t>
             </w:r>
           </w:p>
         </w:tc>

--- a/Noga_Aharony_CV_Academic_August_2026.docx
+++ b/Noga_Aharony_CV_Academic_August_2026.docx
@@ -2,72 +2,17 @@
 <file path=word/document.xml><?xml version="1.0" encoding="utf-8"?>
 <w:document xmlns:wpc="http://schemas.microsoft.com/office/word/2010/wordprocessingCanvas" xmlns:mo="http://schemas.microsoft.com/office/mac/office/2008/main" xmlns:mc="http://schemas.openxmlformats.org/markup-compatibility/2006" xmlns:mv="urn:schemas-microsoft-com:mac:vml" xmlns:o="urn:schemas-microsoft-com:office:office" xmlns:r="http://schemas.openxmlformats.org/officeDocument/2006/relationships" xmlns:m="http://schemas.openxmlformats.org/officeDocument/2006/math" xmlns:v="urn:schemas-microsoft-com:vml" xmlns:wp14="http://schemas.microsoft.com/office/word/2010/wordprocessingDrawing" xmlns:wp="http://schemas.openxmlformats.org/drawingml/2006/wordprocessingDrawing" xmlns:w10="urn:schemas-microsoft-com:office:word" xmlns:w="http://schemas.openxmlformats.org/wordprocessingml/2006/main" xmlns:w14="http://schemas.microsoft.com/office/word/2010/wordml" xmlns:wpg="http://schemas.microsoft.com/office/word/2010/wordprocessingGroup" xmlns:wpi="http://schemas.microsoft.com/office/word/2010/wordprocessingInk" xmlns:wne="http://schemas.microsoft.com/office/word/2006/wordml" xmlns:wps="http://schemas.microsoft.com/office/word/2010/wordprocessingShape" mc:Ignorable="w14 wp14">
   <w:body>
-    <w:p>
-      <w:pPr>
-        <w:pStyle w:val="Title"/>
-        <w:jc w:val="center"/>
-      </w:pPr>
-      <w:r>
-        <w:t>NOGA AHARONY</w:t>
-      </w:r>
-    </w:p>
-    <w:p>
-      <w:pPr>
-        <w:pStyle w:val="Subtitle"/>
-        <w:jc w:val="center"/>
-      </w:pPr>
-      <w:r>
-        <w:t>PhD Candidate in Systems Biology, Columbia University</w:t>
-      </w:r>
-    </w:p>
-    <w:p>
-      <w:pPr>
-        <w:spacing w:after="140"/>
-        <w:jc w:val="center"/>
-      </w:pPr>
-      <w:r>
-        <w:rPr>
-          <w:color w:val="444444"/>
-          <w:sz w:val="16"/>
-        </w:rPr>
-        <w:t>noga.aharony@columbia.edu | noga.science | github.com/nongiga | scholar.google.com/citations?user=nVw6rmsAAAAJ</w:t>
-      </w:r>
-    </w:p>
-    <w:p>
-      <w:pPr>
-        <w:spacing w:after="100"/>
-      </w:pPr>
-      <w:r>
-        <w:t>Computational biology PhD candidate developing evaluation frameworks and applications for genome language models. My work asks what these models learn, where they fail, and how they can be used in microbial genomics and biosurveillance, spanning genomic context, pathway-level reasoning, metagenomic binning, and detection across evolutionary distance.</w:t>
-      </w:r>
-    </w:p>
-    <w:p>
-      <w:pPr>
-        <w:pStyle w:val="Heading1"/>
-        <w:keepNext/>
-      </w:pPr>
-      <w:r>
-        <w:t>EDUCATION</w:t>
-      </w:r>
-    </w:p>
     <w:tbl>
       <w:tblPr>
-        <w:tblW w:type="auto" w:w="0"/>
+        <w:tblW w:type="dxa" w:w="10368"/>
         <w:jc w:val="left"/>
         <w:tblLayout w:type="fixed"/>
         <w:tblLook w:firstColumn="1" w:firstRow="1" w:lastColumn="0" w:lastRow="0" w:noHBand="0" w:noVBand="1" w:val="04A0"/>
-        <w:tblBorders>
-          <w:top w:val="nil" w:sz="2" w:space="0" w:color="E5E7EB"/>
-          <w:left w:val="nil" w:sz="2" w:space="0" w:color="E5E7EB"/>
-          <w:bottom w:val="nil" w:sz="2" w:space="0" w:color="E5E7EB"/>
-          <w:right w:val="nil" w:sz="2" w:space="0" w:color="E5E7EB"/>
-          <w:insideH w:val="single" w:sz="2" w:space="0" w:color="E5E7EB"/>
-          <w:insideV w:val="nil" w:sz="2" w:space="0" w:color="E5E7EB"/>
-        </w:tblBorders>
+        <w:tblInd w:w="0" w:type="dxa"/>
       </w:tblPr>
       <w:tblGrid>
-        <w:gridCol w:w="5040"/>
-        <w:gridCol w:w="5040"/>
+        <w:gridCol w:w="6500"/>
+        <w:gridCol w:w="3868"/>
       </w:tblGrid>
       <w:tr>
         <w:trPr>
@@ -75,8 +20,175 @@
         </w:trPr>
         <w:tc>
           <w:tcPr>
-            <w:tcW w:type="dxa" w:w="1555"/>
+            <w:tcW w:type="dxa" w:w="6500"/>
+            <w:tcMar>
+              <w:top w:w="0" w:type="dxa"/>
+              <w:start w:w="0" w:type="dxa"/>
+              <w:bottom w:w="70" w:type="dxa"/>
+              <w:end w:w="0" w:type="dxa"/>
+            </w:tcMar>
             <w:vAlign w:val="top"/>
+          </w:tcPr>
+          <w:p>
+            <w:pPr>
+              <w:pStyle w:val="CVName"/>
+              <w:spacing w:after="20"/>
+            </w:pPr>
+            <w:r>
+              <w:rPr>
+                <w:spacing w:val="-6"/>
+              </w:rPr>
+              <w:t>Noga Aharony</w:t>
+            </w:r>
+          </w:p>
+          <w:p>
+            <w:pPr>
+              <w:pStyle w:val="CVRole"/>
+            </w:pPr>
+            <w:r>
+              <w:t>Computational Biology · Systems Biology · Columbia University</w:t>
+            </w:r>
+          </w:p>
+        </w:tc>
+        <w:tc>
+          <w:tcPr>
+            <w:tcW w:type="dxa" w:w="3868"/>
+            <w:tcMar>
+              <w:top w:w="0" w:type="dxa"/>
+              <w:start w:w="0" w:type="dxa"/>
+              <w:bottom w:w="70" w:type="dxa"/>
+              <w:end w:w="0" w:type="dxa"/>
+            </w:tcMar>
+            <w:vAlign w:val="top"/>
+          </w:tcPr>
+          <w:p>
+            <w:pPr>
+              <w:pStyle w:val="CVContact"/>
+              <w:spacing w:after="40" w:before="80"/>
+              <w:jc w:val="right"/>
+              <w:pBdr>
+                <w:top w:val="single" w:sz="16" w:color="24497F"/>
+              </w:pBdr>
+            </w:pPr>
+            <w:hyperlink r:id="rId10">
+              <w:r>
+                <w:rPr>
+                  <w:color w:val="24497F"/>
+                  <w:rFonts w:ascii="Arial" w:hAnsi="Arial"/>
+                  <w:sz w:val="16"/>
+                </w:rPr>
+                <w:t>email</w:t>
+              </w:r>
+            </w:hyperlink>
+            <w:r>
+              <w:t xml:space="preserve">  ·  </w:t>
+            </w:r>
+            <w:hyperlink r:id="rId11">
+              <w:r>
+                <w:rPr>
+                  <w:color w:val="24497F"/>
+                  <w:rFonts w:ascii="Arial" w:hAnsi="Arial"/>
+                  <w:sz w:val="16"/>
+                </w:rPr>
+                <w:t>website</w:t>
+              </w:r>
+            </w:hyperlink>
+          </w:p>
+          <w:p>
+            <w:pPr>
+              <w:pStyle w:val="CVContact"/>
+              <w:jc w:val="right"/>
+            </w:pPr>
+            <w:hyperlink r:id="rId12">
+              <w:r>
+                <w:rPr>
+                  <w:color w:val="24497F"/>
+                  <w:rFonts w:ascii="Arial" w:hAnsi="Arial"/>
+                  <w:sz w:val="16"/>
+                </w:rPr>
+                <w:t>GitHub</w:t>
+              </w:r>
+            </w:hyperlink>
+            <w:r>
+              <w:t xml:space="preserve">  ·  </w:t>
+            </w:r>
+            <w:hyperlink r:id="rId13">
+              <w:r>
+                <w:rPr>
+                  <w:color w:val="24497F"/>
+                  <w:rFonts w:ascii="Arial" w:hAnsi="Arial"/>
+                  <w:sz w:val="16"/>
+                </w:rPr>
+                <w:t>Google Scholar</w:t>
+              </w:r>
+            </w:hyperlink>
+          </w:p>
+        </w:tc>
+      </w:tr>
+    </w:tbl>
+    <w:tbl>
+      <w:tblPr>
+        <w:tblW w:type="dxa" w:w="10368"/>
+        <w:jc w:val="left"/>
+        <w:tblLayout w:type="fixed"/>
+        <w:tblLook w:firstColumn="1" w:firstRow="1" w:lastColumn="0" w:lastRow="0" w:noHBand="0" w:noVBand="1" w:val="04A0"/>
+        <w:tblInd w:w="0" w:type="dxa"/>
+        <w:tblBorders>
+          <w:top w:val="single" w:sz="4" w:color="D2D7DB"/>
+          <w:bottom w:val="single" w:sz="4" w:color="D2D7DB"/>
+          <w:insideV w:val="single" w:sz="4" w:color="D2D7DB"/>
+        </w:tblBorders>
+      </w:tblPr>
+      <w:tblGrid>
+        <w:gridCol w:w="1656"/>
+        <w:gridCol w:w="2904"/>
+        <w:gridCol w:w="2904"/>
+        <w:gridCol w:w="2904"/>
+      </w:tblGrid>
+      <w:tr>
+        <w:trPr>
+          <w:cantSplit/>
+        </w:trPr>
+        <w:tc>
+          <w:tcPr>
+            <w:tcW w:type="dxa" w:w="1656"/>
+            <w:tcMar>
+              <w:top w:w="100" w:type="dxa"/>
+              <w:start w:w="120" w:type="dxa"/>
+              <w:bottom w:w="100" w:type="dxa"/>
+              <w:end w:w="120" w:type="dxa"/>
+            </w:tcMar>
+            <w:vAlign w:val="center"/>
+            <w:shd w:fill="1D2C3B"/>
+          </w:tcPr>
+          <w:p>
+            <w:pPr>
+              <w:spacing w:after="0"/>
+            </w:pPr>
+            <w:r>
+              <w:rPr>
+                <w:rFonts w:ascii="Courier New" w:hAnsi="Courier New" w:cs="Courier New"/>
+                <w:b/>
+                <w:i w:val="0"/>
+                <w:color w:val="FFFFFF"/>
+                <w:sz w:val="15"/>
+              </w:rPr>
+              <w:t>RESEARCH</w:t>
+              <w:br/>
+              <w:t>SYSTEMS</w:t>
+            </w:r>
+          </w:p>
+        </w:tc>
+        <w:tc>
+          <w:tcPr>
+            <w:tcW w:type="dxa" w:w="2904"/>
+            <w:tcMar>
+              <w:top w:w="100" w:type="dxa"/>
+              <w:start w:w="120" w:type="dxa"/>
+              <w:bottom w:w="100" w:type="dxa"/>
+              <w:end w:w="120" w:type="dxa"/>
+            </w:tcMar>
+            <w:vAlign w:val="center"/>
           </w:tcPr>
           <w:p>
             <w:pPr>
@@ -84,18 +196,47 @@
             </w:pPr>
             <w:r>
               <w:rPr>
+                <w:rFonts w:ascii="Courier New" w:hAnsi="Courier New" w:cs="Courier New"/>
                 <w:b/>
-                <w:color w:val="4B5563"/>
-                <w:sz w:val="16"/>
+                <w:i w:val="0"/>
+                <w:color w:val="D15339"/>
+                <w:sz w:val="15"/>
               </w:rPr>
-              <w:t>In progress</w:t>
+              <w:t>Evaluate</w:t>
+            </w:r>
+          </w:p>
+          <w:p>
+            <w:pPr>
+              <w:pStyle w:val="CVEntryContext"/>
+              <w:spacing w:after="40"/>
+            </w:pPr>
+            <w:r>
+              <w:rPr>
+                <w:b/>
+              </w:rPr>
+              <w:t>Model behavior</w:t>
+            </w:r>
+          </w:p>
+          <w:p>
+            <w:pPr>
+              <w:pStyle w:val="CVEntryDescription"/>
+              <w:spacing w:after="0"/>
+            </w:pPr>
+            <w:r>
+              <w:t>What do genome language models learn, use, and fail to capture?</w:t>
             </w:r>
           </w:p>
         </w:tc>
         <w:tc>
           <w:tcPr>
-            <w:tcW w:type="dxa" w:w="7805"/>
-            <w:vAlign w:val="top"/>
+            <w:tcW w:type="dxa" w:w="2904"/>
+            <w:tcMar>
+              <w:top w:w="100" w:type="dxa"/>
+              <w:start w:w="120" w:type="dxa"/>
+              <w:bottom w:w="100" w:type="dxa"/>
+              <w:end w:w="120" w:type="dxa"/>
+            </w:tcMar>
+            <w:vAlign w:val="center"/>
           </w:tcPr>
           <w:p>
             <w:pPr>
@@ -103,53 +244,47 @@
             </w:pPr>
             <w:r>
               <w:rPr>
+                <w:rFonts w:ascii="Courier New" w:hAnsi="Courier New" w:cs="Courier New"/>
                 <w:b/>
                 <w:i w:val="0"/>
-                <w:sz w:val="17"/>
+                <w:color w:val="D15339"/>
+                <w:sz w:val="15"/>
               </w:rPr>
-              <w:t>Doctor of Philosophy, Systems Biology</w:t>
+              <w:t>Transfer</w:t>
             </w:r>
+          </w:p>
+          <w:p>
+            <w:pPr>
+              <w:pStyle w:val="CVEntryContext"/>
+              <w:spacing w:after="40"/>
+            </w:pPr>
             <w:r>
               <w:rPr>
-                <w:b w:val="0"/>
-                <w:i w:val="0"/>
-                <w:sz w:val="17"/>
+                <w:b/>
               </w:rPr>
-              <w:t>, Columbia University</w:t>
+              <w:t>Microbial genomics</w:t>
             </w:r>
+          </w:p>
+          <w:p>
+            <w:pPr>
+              <w:pStyle w:val="CVEntryDescription"/>
+              <w:spacing w:after="0"/>
+            </w:pPr>
             <w:r>
-              <w:br/>
-            </w:r>
-            <w:r>
-              <w:rPr>
-                <w:b w:val="0"/>
-                <w:i w:val="0"/>
-                <w:sz w:val="17"/>
-              </w:rPr>
-              <w:t>Thesis: Systematic Evaluation Frameworks for Foundational Genome Language Models Development</w:t>
-            </w:r>
-            <w:r>
-              <w:br/>
-            </w:r>
-            <w:r>
-              <w:rPr>
-                <w:b w:val="0"/>
-                <w:i w:val="0"/>
-                <w:sz w:val="17"/>
-              </w:rPr>
-              <w:t>Advisor: Mohammed AlQuraishi, PhD</w:t>
+              <w:t>When do representations remain useful under realistic distribution shifts?</w:t>
             </w:r>
           </w:p>
         </w:tc>
-      </w:tr>
-      <w:tr>
-        <w:trPr>
-          <w:cantSplit/>
-        </w:trPr>
         <w:tc>
           <w:tcPr>
-            <w:tcW w:type="dxa" w:w="1555"/>
-            <w:vAlign w:val="top"/>
+            <w:tcW w:type="dxa" w:w="2904"/>
+            <w:tcMar>
+              <w:top w:w="100" w:type="dxa"/>
+              <w:start w:w="120" w:type="dxa"/>
+              <w:bottom w:w="100" w:type="dxa"/>
+              <w:end w:w="120" w:type="dxa"/>
+            </w:tcMar>
+            <w:vAlign w:val="center"/>
           </w:tcPr>
           <w:p>
             <w:pPr>
@@ -157,122 +292,990 @@
             </w:pPr>
             <w:r>
               <w:rPr>
+                <w:rFonts w:ascii="Courier New" w:hAnsi="Courier New" w:cs="Courier New"/>
                 <w:b/>
-                <w:color w:val="4B5563"/>
-                <w:sz w:val="16"/>
+                <w:i w:val="0"/>
+                <w:color w:val="D15339"/>
+                <w:sz w:val="15"/>
               </w:rPr>
-              <w:t>2021</w:t>
+              <w:t>Detect</w:t>
             </w:r>
           </w:p>
-        </w:tc>
-        <w:tc>
-          <w:tcPr>
-            <w:tcW w:type="dxa" w:w="7805"/>
-            <w:vAlign w:val="top"/>
-          </w:tcPr>
           <w:p>
             <w:pPr>
-              <w:spacing w:after="20"/>
+              <w:pStyle w:val="CVEntryContext"/>
+              <w:spacing w:after="40"/>
             </w:pPr>
             <w:r>
               <w:rPr>
                 <w:b/>
-                <w:i w:val="0"/>
-                <w:sz w:val="17"/>
               </w:rPr>
-              <w:t>Master of Science, Biology</w:t>
+              <w:t>Biosurveillance</w:t>
             </w:r>
+          </w:p>
+          <w:p>
+            <w:pPr>
+              <w:pStyle w:val="CVEntryDescription"/>
+              <w:spacing w:after="0"/>
+            </w:pPr>
             <w:r>
-              <w:rPr>
-                <w:b w:val="0"/>
-                <w:i w:val="0"/>
-                <w:sz w:val="17"/>
-              </w:rPr>
-              <w:t>, Technion - Israel Institute of Technology</w:t>
-            </w:r>
-            <w:r>
-              <w:br/>
-            </w:r>
-            <w:r>
-              <w:rPr>
-                <w:b w:val="0"/>
-                <w:i w:val="0"/>
-                <w:sz w:val="17"/>
-              </w:rPr>
-              <w:t>Thesis: Rapid Gene Content Alteration in Recurring Infections</w:t>
-            </w:r>
-            <w:r>
-              <w:br/>
-            </w:r>
-            <w:r>
-              <w:rPr>
-                <w:b w:val="0"/>
-                <w:i w:val="0"/>
-                <w:sz w:val="17"/>
-              </w:rPr>
-              <w:t>Advisor: Roy Kishony, PhD</w:t>
+              <w:t>How can sequence models support detection across evolutionary distance?</w:t>
             </w:r>
           </w:p>
         </w:tc>
       </w:tr>
+    </w:tbl>
+    <w:tbl>
+      <w:tblPr>
+        <w:tblW w:type="dxa" w:w="10368"/>
+        <w:jc w:val="left"/>
+        <w:tblLayout w:type="fixed"/>
+        <w:tblLook w:firstColumn="1" w:firstRow="1" w:lastColumn="0" w:lastRow="0" w:noHBand="0" w:noVBand="1" w:val="04A0"/>
+        <w:tblInd w:w="0" w:type="dxa"/>
+      </w:tblPr>
+      <w:tblGrid>
+        <w:gridCol w:w="548"/>
+        <w:gridCol w:w="9820"/>
+      </w:tblGrid>
       <w:tr>
         <w:trPr>
           <w:cantSplit/>
         </w:trPr>
         <w:tc>
           <w:tcPr>
-            <w:tcW w:type="dxa" w:w="1555"/>
-            <w:vAlign w:val="top"/>
+            <w:tcW w:type="dxa" w:w="548"/>
+            <w:tcMar>
+              <w:top w:w="105" w:type="dxa"/>
+              <w:start w:w="0" w:type="dxa"/>
+              <w:bottom w:w="35" w:type="dxa"/>
+              <w:end w:w="0" w:type="dxa"/>
+            </w:tcMar>
           </w:tcPr>
           <w:p>
             <w:pPr>
-              <w:spacing w:after="20"/>
+              <w:pStyle w:val="CVSectionIndex"/>
+              <w:spacing w:after="0"/>
             </w:pPr>
             <w:r>
-              <w:rPr>
-                <w:b/>
-                <w:color w:val="4B5563"/>
-                <w:sz w:val="16"/>
-              </w:rPr>
-              <w:t>2019</w:t>
+              <w:t>01</w:t>
             </w:r>
           </w:p>
         </w:tc>
         <w:tc>
           <w:tcPr>
-            <w:tcW w:type="dxa" w:w="7805"/>
+            <w:tcW w:type="dxa" w:w="9820"/>
+            <w:tcMar>
+              <w:top w:w="105" w:type="dxa"/>
+              <w:start w:w="0" w:type="dxa"/>
+              <w:bottom w:w="35" w:type="dxa"/>
+              <w:end w:w="0" w:type="dxa"/>
+            </w:tcMar>
+          </w:tcPr>
+          <w:p>
+            <w:pPr>
+              <w:pStyle w:val="CVSectionTitle"/>
+              <w:keepNext/>
+              <w:spacing w:after="0"/>
+              <w:pBdr>
+                <w:bottom w:val="single" w:sz="4" w:space="2" w:color="D2D7DB"/>
+              </w:pBdr>
+            </w:pPr>
+            <w:r>
+              <w:t>Education</w:t>
+            </w:r>
+          </w:p>
+        </w:tc>
+      </w:tr>
+    </w:tbl>
+    <w:tbl>
+      <w:tblPr>
+        <w:tblW w:type="dxa" w:w="9820"/>
+        <w:jc w:val="left"/>
+        <w:tblLayout w:type="fixed"/>
+        <w:tblLook w:firstColumn="1" w:firstRow="1" w:lastColumn="0" w:lastRow="0" w:noHBand="0" w:noVBand="1" w:val="04A0"/>
+        <w:tblInd w:w="548" w:type="dxa"/>
+      </w:tblPr>
+      <w:tblGrid>
+        <w:gridCol w:w="8524"/>
+        <w:gridCol w:w="1296"/>
+      </w:tblGrid>
+      <w:tr>
+        <w:trPr>
+          <w:cantSplit/>
+        </w:trPr>
+        <w:tc>
+          <w:tcPr>
+            <w:tcW w:type="dxa" w:w="8524"/>
+            <w:tcMar>
+              <w:top w:w="18" w:type="dxa"/>
+              <w:start w:w="0" w:type="dxa"/>
+              <w:bottom w:w="45" w:type="dxa"/>
+              <w:end w:w="0" w:type="dxa"/>
+            </w:tcMar>
             <w:vAlign w:val="top"/>
           </w:tcPr>
           <w:p>
             <w:pPr>
-              <w:spacing w:after="20"/>
+              <w:pStyle w:val="CVEntryTitle"/>
+              <w:spacing w:after="10"/>
             </w:pPr>
             <w:r>
-              <w:rPr>
-                <w:b/>
-                <w:i w:val="0"/>
-                <w:sz w:val="17"/>
-              </w:rPr>
-              <w:t>Bachelor of Science, Honours Neuroscience</w:t>
+              <w:t>Doctor of Philosophy, Systems Biology · Columbia University</w:t>
             </w:r>
+          </w:p>
+          <w:p>
+            <w:pPr>
+              <w:pStyle w:val="CVEntryDescription"/>
+              <w:spacing w:after="0"/>
+            </w:pPr>
             <w:r>
-              <w:rPr>
-                <w:b w:val="0"/>
-                <w:i w:val="0"/>
-                <w:sz w:val="17"/>
-              </w:rPr>
-              <w:t>, McGill University</w:t>
+              <w:t>Thesis: Systematic Evaluation Frameworks for Foundational Genome Language Models · Advisor: Mohammed AlQuraishi, PhD</w:t>
             </w:r>
+          </w:p>
+        </w:tc>
+        <w:tc>
+          <w:tcPr>
+            <w:tcW w:type="dxa" w:w="1296"/>
+            <w:tcMar>
+              <w:top w:w="18" w:type="dxa"/>
+              <w:start w:w="0" w:type="dxa"/>
+              <w:bottom w:w="45" w:type="dxa"/>
+              <w:end w:w="0" w:type="dxa"/>
+            </w:tcMar>
+            <w:vAlign w:val="top"/>
+          </w:tcPr>
+          <w:p>
+            <w:pPr>
+              <w:pStyle w:val="CVDate"/>
+              <w:spacing w:after="0"/>
+              <w:jc w:val="right"/>
+            </w:pPr>
             <w:r>
-              <w:br/>
+              <w:t>Current</w:t>
             </w:r>
+          </w:p>
+        </w:tc>
+      </w:tr>
+    </w:tbl>
+    <w:tbl>
+      <w:tblPr>
+        <w:tblW w:type="dxa" w:w="9820"/>
+        <w:jc w:val="left"/>
+        <w:tblLayout w:type="fixed"/>
+        <w:tblLook w:firstColumn="1" w:firstRow="1" w:lastColumn="0" w:lastRow="0" w:noHBand="0" w:noVBand="1" w:val="04A0"/>
+        <w:tblInd w:w="548" w:type="dxa"/>
+      </w:tblPr>
+      <w:tblGrid>
+        <w:gridCol w:w="8524"/>
+        <w:gridCol w:w="1296"/>
+      </w:tblGrid>
+      <w:tr>
+        <w:trPr>
+          <w:cantSplit/>
+        </w:trPr>
+        <w:tc>
+          <w:tcPr>
+            <w:tcW w:type="dxa" w:w="8524"/>
+            <w:tcMar>
+              <w:top w:w="18" w:type="dxa"/>
+              <w:start w:w="0" w:type="dxa"/>
+              <w:bottom w:w="45" w:type="dxa"/>
+              <w:end w:w="0" w:type="dxa"/>
+            </w:tcMar>
+            <w:vAlign w:val="top"/>
+          </w:tcPr>
+          <w:p>
+            <w:pPr>
+              <w:pStyle w:val="CVEntryTitle"/>
+              <w:spacing w:after="10"/>
+            </w:pPr>
             <w:r>
-              <w:rPr>
-                <w:b w:val="0"/>
-                <w:i w:val="0"/>
-                <w:sz w:val="17"/>
-              </w:rPr>
-              <w:t>First Class Honours; Dean's Honours List; Dean's Multidisciplinary Research List</w:t>
+              <w:t>Master of Science, Biology · Technion — Israel Institute of Technology</w:t>
+            </w:r>
+          </w:p>
+          <w:p>
+            <w:pPr>
+              <w:pStyle w:val="CVEntryDescription"/>
+              <w:spacing w:after="0"/>
+            </w:pPr>
+            <w:r>
+              <w:t>Thesis: Rapid Gene Content Alteration in Recurring Infections · Advisor: Roy Kishony, PhD</w:t>
+            </w:r>
+          </w:p>
+        </w:tc>
+        <w:tc>
+          <w:tcPr>
+            <w:tcW w:type="dxa" w:w="1296"/>
+            <w:tcMar>
+              <w:top w:w="18" w:type="dxa"/>
+              <w:start w:w="0" w:type="dxa"/>
+              <w:bottom w:w="45" w:type="dxa"/>
+              <w:end w:w="0" w:type="dxa"/>
+            </w:tcMar>
+            <w:vAlign w:val="top"/>
+          </w:tcPr>
+          <w:p>
+            <w:pPr>
+              <w:pStyle w:val="CVDate"/>
+              <w:spacing w:after="0"/>
+              <w:jc w:val="right"/>
+            </w:pPr>
+            <w:r>
+              <w:t>2021</w:t>
+            </w:r>
+          </w:p>
+        </w:tc>
+      </w:tr>
+    </w:tbl>
+    <w:tbl>
+      <w:tblPr>
+        <w:tblW w:type="dxa" w:w="9820"/>
+        <w:jc w:val="left"/>
+        <w:tblLayout w:type="fixed"/>
+        <w:tblLook w:firstColumn="1" w:firstRow="1" w:lastColumn="0" w:lastRow="0" w:noHBand="0" w:noVBand="1" w:val="04A0"/>
+        <w:tblInd w:w="548" w:type="dxa"/>
+      </w:tblPr>
+      <w:tblGrid>
+        <w:gridCol w:w="8524"/>
+        <w:gridCol w:w="1296"/>
+      </w:tblGrid>
+      <w:tr>
+        <w:trPr>
+          <w:cantSplit/>
+        </w:trPr>
+        <w:tc>
+          <w:tcPr>
+            <w:tcW w:type="dxa" w:w="8524"/>
+            <w:tcMar>
+              <w:top w:w="18" w:type="dxa"/>
+              <w:start w:w="0" w:type="dxa"/>
+              <w:bottom w:w="45" w:type="dxa"/>
+              <w:end w:w="0" w:type="dxa"/>
+            </w:tcMar>
+            <w:vAlign w:val="top"/>
+          </w:tcPr>
+          <w:p>
+            <w:pPr>
+              <w:pStyle w:val="CVEntryTitle"/>
+              <w:spacing w:after="10"/>
+            </w:pPr>
+            <w:r>
+              <w:t>Bachelor of Science, Honours Neuroscience · McGill University</w:t>
+            </w:r>
+          </w:p>
+          <w:p>
+            <w:pPr>
+              <w:pStyle w:val="CVEntryDescription"/>
+              <w:spacing w:after="0"/>
+            </w:pPr>
+            <w:r>
+              <w:t>First Class Honours · Dean’s Honours List · Dean’s Multidisciplinary Research List</w:t>
+            </w:r>
+          </w:p>
+        </w:tc>
+        <w:tc>
+          <w:tcPr>
+            <w:tcW w:type="dxa" w:w="1296"/>
+            <w:tcMar>
+              <w:top w:w="18" w:type="dxa"/>
+              <w:start w:w="0" w:type="dxa"/>
+              <w:bottom w:w="45" w:type="dxa"/>
+              <w:end w:w="0" w:type="dxa"/>
+            </w:tcMar>
+            <w:vAlign w:val="top"/>
+          </w:tcPr>
+          <w:p>
+            <w:pPr>
+              <w:pStyle w:val="CVDate"/>
+              <w:spacing w:after="0"/>
+              <w:jc w:val="right"/>
+            </w:pPr>
+            <w:r>
+              <w:t>2019</w:t>
+            </w:r>
+          </w:p>
+        </w:tc>
+      </w:tr>
+    </w:tbl>
+    <w:tbl>
+      <w:tblPr>
+        <w:tblW w:type="dxa" w:w="10368"/>
+        <w:jc w:val="left"/>
+        <w:tblLayout w:type="fixed"/>
+        <w:tblLook w:firstColumn="1" w:firstRow="1" w:lastColumn="0" w:lastRow="0" w:noHBand="0" w:noVBand="1" w:val="04A0"/>
+        <w:tblInd w:w="0" w:type="dxa"/>
+      </w:tblPr>
+      <w:tblGrid>
+        <w:gridCol w:w="548"/>
+        <w:gridCol w:w="9820"/>
+      </w:tblGrid>
+      <w:tr>
+        <w:trPr>
+          <w:cantSplit/>
+        </w:trPr>
+        <w:tc>
+          <w:tcPr>
+            <w:tcW w:type="dxa" w:w="548"/>
+            <w:tcMar>
+              <w:top w:w="105" w:type="dxa"/>
+              <w:start w:w="0" w:type="dxa"/>
+              <w:bottom w:w="35" w:type="dxa"/>
+              <w:end w:w="0" w:type="dxa"/>
+            </w:tcMar>
+          </w:tcPr>
+          <w:p>
+            <w:pPr>
+              <w:pStyle w:val="CVSectionIndex"/>
+              <w:spacing w:after="0"/>
+            </w:pPr>
+            <w:r>
+              <w:t>02</w:t>
+            </w:r>
+          </w:p>
+        </w:tc>
+        <w:tc>
+          <w:tcPr>
+            <w:tcW w:type="dxa" w:w="9820"/>
+            <w:tcMar>
+              <w:top w:w="105" w:type="dxa"/>
+              <w:start w:w="0" w:type="dxa"/>
+              <w:bottom w:w="35" w:type="dxa"/>
+              <w:end w:w="0" w:type="dxa"/>
+            </w:tcMar>
+          </w:tcPr>
+          <w:p>
+            <w:pPr>
+              <w:pStyle w:val="CVSectionTitle"/>
+              <w:keepNext/>
+              <w:spacing w:after="0"/>
+              <w:pBdr>
+                <w:bottom w:val="single" w:sz="4" w:space="2" w:color="D2D7DB"/>
+              </w:pBdr>
+            </w:pPr>
+            <w:r>
+              <w:t>Current fellowships</w:t>
+            </w:r>
+          </w:p>
+        </w:tc>
+      </w:tr>
+    </w:tbl>
+    <w:tbl>
+      <w:tblPr>
+        <w:tblW w:type="dxa" w:w="9820"/>
+        <w:jc w:val="left"/>
+        <w:tblLayout w:type="fixed"/>
+        <w:tblLook w:firstColumn="1" w:firstRow="1" w:lastColumn="0" w:lastRow="0" w:noHBand="0" w:noVBand="1" w:val="04A0"/>
+        <w:tblInd w:w="548" w:type="dxa"/>
+      </w:tblPr>
+      <w:tblGrid>
+        <w:gridCol w:w="8524"/>
+        <w:gridCol w:w="1296"/>
+      </w:tblGrid>
+      <w:tr>
+        <w:trPr>
+          <w:cantSplit/>
+        </w:trPr>
+        <w:tc>
+          <w:tcPr>
+            <w:tcW w:type="dxa" w:w="8524"/>
+            <w:tcMar>
+              <w:top w:w="18" w:type="dxa"/>
+              <w:start w:w="0" w:type="dxa"/>
+              <w:bottom w:w="45" w:type="dxa"/>
+              <w:end w:w="0" w:type="dxa"/>
+            </w:tcMar>
+            <w:vAlign w:val="top"/>
+          </w:tcPr>
+          <w:p>
+            <w:pPr>
+              <w:pStyle w:val="CVEntryTitle"/>
+              <w:spacing w:after="10"/>
+            </w:pPr>
+            <w:r>
+              <w:t>Pivotal Research Frontier Biodefense Fellow</w:t>
+            </w:r>
+          </w:p>
+          <w:p>
+            <w:pPr>
+              <w:pStyle w:val="CVEntryDescription"/>
+              <w:spacing w:after="0"/>
+            </w:pPr>
+            <w:r>
+              <w:t>Developing reference-free methods to detect engineered DNA in metagenomic sequencing data.</w:t>
+            </w:r>
+          </w:p>
+        </w:tc>
+        <w:tc>
+          <w:tcPr>
+            <w:tcW w:type="dxa" w:w="1296"/>
+            <w:tcMar>
+              <w:top w:w="18" w:type="dxa"/>
+              <w:start w:w="0" w:type="dxa"/>
+              <w:bottom w:w="45" w:type="dxa"/>
+              <w:end w:w="0" w:type="dxa"/>
+            </w:tcMar>
+            <w:vAlign w:val="top"/>
+          </w:tcPr>
+          <w:p>
+            <w:pPr>
+              <w:pStyle w:val="CVDate"/>
+              <w:spacing w:after="0"/>
+              <w:jc w:val="right"/>
+            </w:pPr>
+            <w:r>
+              <w:t>Aug–Oct 2026</w:t>
+            </w:r>
+          </w:p>
+        </w:tc>
+      </w:tr>
+    </w:tbl>
+    <w:tbl>
+      <w:tblPr>
+        <w:tblW w:type="dxa" w:w="9820"/>
+        <w:jc w:val="left"/>
+        <w:tblLayout w:type="fixed"/>
+        <w:tblLook w:firstColumn="1" w:firstRow="1" w:lastColumn="0" w:lastRow="0" w:noHBand="0" w:noVBand="1" w:val="04A0"/>
+        <w:tblInd w:w="548" w:type="dxa"/>
+      </w:tblPr>
+      <w:tblGrid>
+        <w:gridCol w:w="8524"/>
+        <w:gridCol w:w="1296"/>
+      </w:tblGrid>
+      <w:tr>
+        <w:trPr>
+          <w:cantSplit/>
+        </w:trPr>
+        <w:tc>
+          <w:tcPr>
+            <w:tcW w:type="dxa" w:w="8524"/>
+            <w:tcMar>
+              <w:top w:w="18" w:type="dxa"/>
+              <w:start w:w="0" w:type="dxa"/>
+              <w:bottom w:w="45" w:type="dxa"/>
+              <w:end w:w="0" w:type="dxa"/>
+            </w:tcMar>
+            <w:vAlign w:val="top"/>
+          </w:tcPr>
+          <w:p>
+            <w:pPr>
+              <w:pStyle w:val="CVEntryTitle"/>
+              <w:spacing w:after="10"/>
+            </w:pPr>
+            <w:r>
+              <w:t>ML Alignment &amp; Theory Scholars (MATS), Autumn 2026</w:t>
+            </w:r>
+          </w:p>
+          <w:p>
+            <w:pPr>
+              <w:pStyle w:val="CVEntryDescription"/>
+              <w:spacing w:after="0"/>
+            </w:pPr>
+            <w:r>
+              <w:t>Biosecurity track, mentored by Gary Abel at Fourth Eon Bio; technical research including function-based DNA synthesis screening.</w:t>
+            </w:r>
+          </w:p>
+        </w:tc>
+        <w:tc>
+          <w:tcPr>
+            <w:tcW w:type="dxa" w:w="1296"/>
+            <w:tcMar>
+              <w:top w:w="18" w:type="dxa"/>
+              <w:start w:w="0" w:type="dxa"/>
+              <w:bottom w:w="45" w:type="dxa"/>
+              <w:end w:w="0" w:type="dxa"/>
+            </w:tcMar>
+            <w:vAlign w:val="top"/>
+          </w:tcPr>
+          <w:p>
+            <w:pPr>
+              <w:pStyle w:val="CVDate"/>
+              <w:spacing w:after="0"/>
+              <w:jc w:val="right"/>
+            </w:pPr>
+            <w:r>
+              <w:t>Sep–Dec 2026</w:t>
+            </w:r>
+          </w:p>
+        </w:tc>
+      </w:tr>
+    </w:tbl>
+    <w:tbl>
+      <w:tblPr>
+        <w:tblW w:type="dxa" w:w="10368"/>
+        <w:jc w:val="left"/>
+        <w:tblLayout w:type="fixed"/>
+        <w:tblLook w:firstColumn="1" w:firstRow="1" w:lastColumn="0" w:lastRow="0" w:noHBand="0" w:noVBand="1" w:val="04A0"/>
+        <w:tblInd w:w="0" w:type="dxa"/>
+      </w:tblPr>
+      <w:tblGrid>
+        <w:gridCol w:w="548"/>
+        <w:gridCol w:w="9820"/>
+      </w:tblGrid>
+      <w:tr>
+        <w:trPr>
+          <w:cantSplit/>
+        </w:trPr>
+        <w:tc>
+          <w:tcPr>
+            <w:tcW w:type="dxa" w:w="548"/>
+            <w:tcMar>
+              <w:top w:w="105" w:type="dxa"/>
+              <w:start w:w="0" w:type="dxa"/>
+              <w:bottom w:w="35" w:type="dxa"/>
+              <w:end w:w="0" w:type="dxa"/>
+            </w:tcMar>
+          </w:tcPr>
+          <w:p>
+            <w:pPr>
+              <w:pStyle w:val="CVSectionIndex"/>
+              <w:spacing w:after="0"/>
+            </w:pPr>
+            <w:r>
+              <w:t>03</w:t>
+            </w:r>
+          </w:p>
+        </w:tc>
+        <w:tc>
+          <w:tcPr>
+            <w:tcW w:type="dxa" w:w="9820"/>
+            <w:tcMar>
+              <w:top w:w="105" w:type="dxa"/>
+              <w:start w:w="0" w:type="dxa"/>
+              <w:bottom w:w="35" w:type="dxa"/>
+              <w:end w:w="0" w:type="dxa"/>
+            </w:tcMar>
+          </w:tcPr>
+          <w:p>
+            <w:pPr>
+              <w:pStyle w:val="CVSectionTitle"/>
+              <w:keepNext/>
+              <w:spacing w:after="0"/>
+              <w:pBdr>
+                <w:bottom w:val="single" w:sz="4" w:space="2" w:color="D2D7DB"/>
+              </w:pBdr>
+            </w:pPr>
+            <w:r>
+              <w:t>Research experience</w:t>
+            </w:r>
+          </w:p>
+        </w:tc>
+      </w:tr>
+    </w:tbl>
+    <w:tbl>
+      <w:tblPr>
+        <w:tblW w:type="dxa" w:w="9820"/>
+        <w:jc w:val="left"/>
+        <w:tblLayout w:type="fixed"/>
+        <w:tblLook w:firstColumn="1" w:firstRow="1" w:lastColumn="0" w:lastRow="0" w:noHBand="0" w:noVBand="1" w:val="04A0"/>
+        <w:tblInd w:w="548" w:type="dxa"/>
+      </w:tblPr>
+      <w:tblGrid>
+        <w:gridCol w:w="8524"/>
+        <w:gridCol w:w="1296"/>
+      </w:tblGrid>
+      <w:tr>
+        <w:trPr>
+          <w:cantSplit/>
+        </w:trPr>
+        <w:tc>
+          <w:tcPr>
+            <w:tcW w:type="dxa" w:w="8524"/>
+            <w:tcMar>
+              <w:top w:w="18" w:type="dxa"/>
+              <w:start w:w="0" w:type="dxa"/>
+              <w:bottom w:w="45" w:type="dxa"/>
+              <w:end w:w="0" w:type="dxa"/>
+            </w:tcMar>
+            <w:vAlign w:val="top"/>
+          </w:tcPr>
+          <w:p>
+            <w:pPr>
+              <w:pStyle w:val="CVEntryTitle"/>
+              <w:spacing w:after="10"/>
+            </w:pPr>
+            <w:r>
+              <w:t>Mohammed AlQuraishi Lab · Columbia University · Program of Mathematical Genomics</w:t>
+            </w:r>
+          </w:p>
+          <w:p>
+            <w:pPr>
+              <w:pStyle w:val="CVEntryDescription"/>
+              <w:spacing w:after="0"/>
+            </w:pPr>
+            <w:r>
+              <w:t>Developing evaluation frameworks and applications for genome language models across genomic context use, pathway-level reasoning, wastewater pathogen monitoring, and protein–protein interaction prediction. Co-developing GeneCtx and WAVEBench to test model behavior under realistic biological distribution shifts.</w:t>
+            </w:r>
+          </w:p>
+        </w:tc>
+        <w:tc>
+          <w:tcPr>
+            <w:tcW w:type="dxa" w:w="1296"/>
+            <w:tcMar>
+              <w:top w:w="18" w:type="dxa"/>
+              <w:start w:w="0" w:type="dxa"/>
+              <w:bottom w:w="45" w:type="dxa"/>
+              <w:end w:w="0" w:type="dxa"/>
+            </w:tcMar>
+            <w:vAlign w:val="top"/>
+          </w:tcPr>
+          <w:p>
+            <w:pPr>
+              <w:pStyle w:val="CVDate"/>
+              <w:spacing w:after="0"/>
+              <w:jc w:val="right"/>
+            </w:pPr>
+            <w:r>
+              <w:t>2022–Current</w:t>
+            </w:r>
+          </w:p>
+        </w:tc>
+      </w:tr>
+    </w:tbl>
+    <w:tbl>
+      <w:tblPr>
+        <w:tblW w:type="dxa" w:w="9820"/>
+        <w:jc w:val="left"/>
+        <w:tblLayout w:type="fixed"/>
+        <w:tblLook w:firstColumn="1" w:firstRow="1" w:lastColumn="0" w:lastRow="0" w:noHBand="0" w:noVBand="1" w:val="04A0"/>
+        <w:tblInd w:w="548" w:type="dxa"/>
+      </w:tblPr>
+      <w:tblGrid>
+        <w:gridCol w:w="8524"/>
+        <w:gridCol w:w="1296"/>
+      </w:tblGrid>
+      <w:tr>
+        <w:trPr>
+          <w:cantSplit/>
+        </w:trPr>
+        <w:tc>
+          <w:tcPr>
+            <w:tcW w:type="dxa" w:w="8524"/>
+            <w:tcMar>
+              <w:top w:w="18" w:type="dxa"/>
+              <w:start w:w="0" w:type="dxa"/>
+              <w:bottom w:w="45" w:type="dxa"/>
+              <w:end w:w="0" w:type="dxa"/>
+            </w:tcMar>
+            <w:vAlign w:val="top"/>
+          </w:tcPr>
+          <w:p>
+            <w:pPr>
+              <w:pStyle w:val="CVEntryTitle"/>
+              <w:spacing w:after="10"/>
+            </w:pPr>
+            <w:r>
+              <w:t>Tal Korem Lab · Columbia University · Program of Mathematical Genomics</w:t>
+            </w:r>
+          </w:p>
+          <w:p>
+            <w:pPr>
+              <w:pStyle w:val="CVEntryDescription"/>
+              <w:spacing w:after="0"/>
+            </w:pPr>
+            <w:r>
+              <w:t>Created a model to detect small RNAs in bacterial genomes.</w:t>
+            </w:r>
+          </w:p>
+        </w:tc>
+        <w:tc>
+          <w:tcPr>
+            <w:tcW w:type="dxa" w:w="1296"/>
+            <w:tcMar>
+              <w:top w:w="18" w:type="dxa"/>
+              <w:start w:w="0" w:type="dxa"/>
+              <w:bottom w:w="45" w:type="dxa"/>
+              <w:end w:w="0" w:type="dxa"/>
+            </w:tcMar>
+            <w:vAlign w:val="top"/>
+          </w:tcPr>
+          <w:p>
+            <w:pPr>
+              <w:pStyle w:val="CVDate"/>
+              <w:spacing w:after="0"/>
+              <w:jc w:val="right"/>
+            </w:pPr>
+            <w:r>
+              <w:t>2021–2023</w:t>
+            </w:r>
+          </w:p>
+        </w:tc>
+      </w:tr>
+    </w:tbl>
+    <w:tbl>
+      <w:tblPr>
+        <w:tblW w:type="dxa" w:w="9820"/>
+        <w:jc w:val="left"/>
+        <w:tblLayout w:type="fixed"/>
+        <w:tblLook w:firstColumn="1" w:firstRow="1" w:lastColumn="0" w:lastRow="0" w:noHBand="0" w:noVBand="1" w:val="04A0"/>
+        <w:tblInd w:w="548" w:type="dxa"/>
+      </w:tblPr>
+      <w:tblGrid>
+        <w:gridCol w:w="8524"/>
+        <w:gridCol w:w="1296"/>
+      </w:tblGrid>
+      <w:tr>
+        <w:trPr>
+          <w:cantSplit/>
+        </w:trPr>
+        <w:tc>
+          <w:tcPr>
+            <w:tcW w:type="dxa" w:w="8524"/>
+            <w:tcMar>
+              <w:top w:w="18" w:type="dxa"/>
+              <w:start w:w="0" w:type="dxa"/>
+              <w:bottom w:w="45" w:type="dxa"/>
+              <w:end w:w="0" w:type="dxa"/>
+            </w:tcMar>
+            <w:vAlign w:val="top"/>
+          </w:tcPr>
+          <w:p>
+            <w:pPr>
+              <w:pStyle w:val="CVEntryTitle"/>
+              <w:spacing w:after="10"/>
+            </w:pPr>
+            <w:r>
+              <w:t>Itsik Pe’er Lab · Columbia University · Department of Computer Science</w:t>
+            </w:r>
+          </w:p>
+          <w:p>
+            <w:pPr>
+              <w:pStyle w:val="CVEntryDescription"/>
+              <w:spacing w:after="0"/>
+            </w:pPr>
+            <w:r>
+              <w:t>Developed a neural embedding model in hyperbolic spaces to improve small-protein prediction.</w:t>
+            </w:r>
+          </w:p>
+        </w:tc>
+        <w:tc>
+          <w:tcPr>
+            <w:tcW w:type="dxa" w:w="1296"/>
+            <w:tcMar>
+              <w:top w:w="18" w:type="dxa"/>
+              <w:start w:w="0" w:type="dxa"/>
+              <w:bottom w:w="45" w:type="dxa"/>
+              <w:end w:w="0" w:type="dxa"/>
+            </w:tcMar>
+            <w:vAlign w:val="top"/>
+          </w:tcPr>
+          <w:p>
+            <w:pPr>
+              <w:pStyle w:val="CVDate"/>
+              <w:spacing w:after="0"/>
+              <w:jc w:val="right"/>
+            </w:pPr>
+            <w:r>
+              <w:t>2022</w:t>
+            </w:r>
+          </w:p>
+        </w:tc>
+      </w:tr>
+    </w:tbl>
+    <w:tbl>
+      <w:tblPr>
+        <w:tblW w:type="dxa" w:w="9820"/>
+        <w:jc w:val="left"/>
+        <w:tblLayout w:type="fixed"/>
+        <w:tblLook w:firstColumn="1" w:firstRow="1" w:lastColumn="0" w:lastRow="0" w:noHBand="0" w:noVBand="1" w:val="04A0"/>
+        <w:tblInd w:w="548" w:type="dxa"/>
+      </w:tblPr>
+      <w:tblGrid>
+        <w:gridCol w:w="8524"/>
+        <w:gridCol w:w="1296"/>
+      </w:tblGrid>
+      <w:tr>
+        <w:trPr>
+          <w:cantSplit/>
+        </w:trPr>
+        <w:tc>
+          <w:tcPr>
+            <w:tcW w:type="dxa" w:w="8524"/>
+            <w:tcMar>
+              <w:top w:w="18" w:type="dxa"/>
+              <w:start w:w="0" w:type="dxa"/>
+              <w:bottom w:w="45" w:type="dxa"/>
+              <w:end w:w="0" w:type="dxa"/>
+            </w:tcMar>
+            <w:vAlign w:val="top"/>
+          </w:tcPr>
+          <w:p>
+            <w:pPr>
+              <w:pStyle w:val="CVEntryTitle"/>
+              <w:spacing w:after="10"/>
+            </w:pPr>
+            <w:r>
+              <w:t>Roy Kishony Lab · Technion — Israel Institute of Technology · Department of Biology</w:t>
+            </w:r>
+          </w:p>
+          <w:p>
+            <w:pPr>
+              <w:pStyle w:val="CVEntryDescription"/>
+              <w:spacing w:after="0"/>
+            </w:pPr>
+            <w:r>
+              <w:t>Built a computational pipeline to identify mobile genetic elements in recurring infections and designed experiments on eco-evolutionary dynamics in microbial communities.</w:t>
+            </w:r>
+          </w:p>
+        </w:tc>
+        <w:tc>
+          <w:tcPr>
+            <w:tcW w:type="dxa" w:w="1296"/>
+            <w:tcMar>
+              <w:top w:w="18" w:type="dxa"/>
+              <w:start w:w="0" w:type="dxa"/>
+              <w:bottom w:w="45" w:type="dxa"/>
+              <w:end w:w="0" w:type="dxa"/>
+            </w:tcMar>
+            <w:vAlign w:val="top"/>
+          </w:tcPr>
+          <w:p>
+            <w:pPr>
+              <w:pStyle w:val="CVDate"/>
+              <w:spacing w:after="0"/>
+              <w:jc w:val="right"/>
+            </w:pPr>
+            <w:r>
+              <w:t>2019–2021</w:t>
+            </w:r>
+          </w:p>
+        </w:tc>
+      </w:tr>
+    </w:tbl>
+    <w:tbl>
+      <w:tblPr>
+        <w:tblW w:type="dxa" w:w="9820"/>
+        <w:jc w:val="left"/>
+        <w:tblLayout w:type="fixed"/>
+        <w:tblLook w:firstColumn="1" w:firstRow="1" w:lastColumn="0" w:lastRow="0" w:noHBand="0" w:noVBand="1" w:val="04A0"/>
+        <w:tblInd w:w="548" w:type="dxa"/>
+      </w:tblPr>
+      <w:tblGrid>
+        <w:gridCol w:w="8524"/>
+        <w:gridCol w:w="1296"/>
+      </w:tblGrid>
+      <w:tr>
+        <w:trPr>
+          <w:cantSplit/>
+        </w:trPr>
+        <w:tc>
+          <w:tcPr>
+            <w:tcW w:type="dxa" w:w="8524"/>
+            <w:tcMar>
+              <w:top w:w="18" w:type="dxa"/>
+              <w:start w:w="0" w:type="dxa"/>
+              <w:bottom w:w="45" w:type="dxa"/>
+              <w:end w:w="0" w:type="dxa"/>
+            </w:tcMar>
+            <w:vAlign w:val="top"/>
+          </w:tcPr>
+          <w:p>
+            <w:pPr>
+              <w:pStyle w:val="CVEntryTitle"/>
+              <w:spacing w:after="10"/>
+            </w:pPr>
+            <w:r>
+              <w:t>Amine Kamen Lab · McGill University · Department of Bioengineering</w:t>
+            </w:r>
+          </w:p>
+          <w:p>
+            <w:pPr>
+              <w:pStyle w:val="CVEntryDescription"/>
+              <w:spacing w:after="0"/>
+            </w:pPr>
+            <w:r>
+              <w:t>Designed and manufactured adeno-associated viruses carrying Cas9 for improved CAR-T cell engineering.</w:t>
+            </w:r>
+          </w:p>
+        </w:tc>
+        <w:tc>
+          <w:tcPr>
+            <w:tcW w:type="dxa" w:w="1296"/>
+            <w:tcMar>
+              <w:top w:w="18" w:type="dxa"/>
+              <w:start w:w="0" w:type="dxa"/>
+              <w:bottom w:w="45" w:type="dxa"/>
+              <w:end w:w="0" w:type="dxa"/>
+            </w:tcMar>
+            <w:vAlign w:val="top"/>
+          </w:tcPr>
+          <w:p>
+            <w:pPr>
+              <w:pStyle w:val="CVDate"/>
+              <w:spacing w:after="0"/>
+              <w:jc w:val="right"/>
+            </w:pPr>
+            <w:r>
+              <w:t>2018–2019</w:t>
+            </w:r>
+          </w:p>
+        </w:tc>
+      </w:tr>
+    </w:tbl>
+    <w:tbl>
+      <w:tblPr>
+        <w:tblW w:type="dxa" w:w="9820"/>
+        <w:jc w:val="left"/>
+        <w:tblLayout w:type="fixed"/>
+        <w:tblLook w:firstColumn="1" w:firstRow="1" w:lastColumn="0" w:lastRow="0" w:noHBand="0" w:noVBand="1" w:val="04A0"/>
+        <w:tblInd w:w="548" w:type="dxa"/>
+      </w:tblPr>
+      <w:tblGrid>
+        <w:gridCol w:w="8524"/>
+        <w:gridCol w:w="1296"/>
+      </w:tblGrid>
+      <w:tr>
+        <w:trPr>
+          <w:cantSplit/>
+        </w:trPr>
+        <w:tc>
+          <w:tcPr>
+            <w:tcW w:type="dxa" w:w="8524"/>
+            <w:tcMar>
+              <w:top w:w="18" w:type="dxa"/>
+              <w:start w:w="0" w:type="dxa"/>
+              <w:bottom w:w="45" w:type="dxa"/>
+              <w:end w:w="0" w:type="dxa"/>
+            </w:tcMar>
+            <w:vAlign w:val="top"/>
+          </w:tcPr>
+          <w:p>
+            <w:pPr>
+              <w:pStyle w:val="CVEntryTitle"/>
+              <w:spacing w:after="10"/>
+            </w:pPr>
+            <w:r>
+              <w:t>Center for Health Security · Johns Hopkins Bloomberg School of Public Health</w:t>
+            </w:r>
+          </w:p>
+          <w:p>
+            <w:pPr>
+              <w:pStyle w:val="CVEntryDescription"/>
+              <w:spacing w:after="0"/>
+            </w:pPr>
+            <w:r>
+              <w:t>Surveyed DNA-synthesis providers’ sequence- and customer-screening practices, informing Strengthening Security for Gene Synthesis; studied safety, innovation, and community norms in DIY biology.</w:t>
+            </w:r>
+          </w:p>
+        </w:tc>
+        <w:tc>
+          <w:tcPr>
+            <w:tcW w:type="dxa" w:w="1296"/>
+            <w:tcMar>
+              <w:top w:w="18" w:type="dxa"/>
+              <w:start w:w="0" w:type="dxa"/>
+              <w:bottom w:w="45" w:type="dxa"/>
+              <w:end w:w="0" w:type="dxa"/>
+            </w:tcMar>
+            <w:vAlign w:val="top"/>
+          </w:tcPr>
+          <w:p>
+            <w:pPr>
+              <w:pStyle w:val="CVDate"/>
+              <w:spacing w:after="0"/>
+              <w:jc w:val="right"/>
+            </w:pPr>
+            <w:r>
+              <w:t>2018</w:t>
             </w:r>
           </w:p>
         </w:tc>
@@ -280,31 +1283,26 @@
     </w:tbl>
     <w:p>
       <w:pPr>
-        <w:pStyle w:val="Heading1"/>
-        <w:keepNext/>
+        <w:sectPr>
+          <w:footerReference w:type="default" r:id="rId9"/>
+          <w:pgSz w:w="12240" w:h="15840"/>
+          <w:pgMar w:top="792" w:right="936" w:bottom="792" w:left="936" w:header="432" w:footer="432" w:gutter="0"/>
+          <w:cols w:space="720"/>
+          <w:docGrid w:linePitch="360"/>
+        </w:sectPr>
       </w:pPr>
-      <w:r>
-        <w:t>CURRENT FELLOWSHIPS AND AFFILIATIONS</w:t>
-      </w:r>
     </w:p>
     <w:tbl>
       <w:tblPr>
-        <w:tblW w:type="auto" w:w="0"/>
+        <w:tblW w:type="dxa" w:w="10368"/>
         <w:jc w:val="left"/>
         <w:tblLayout w:type="fixed"/>
         <w:tblLook w:firstColumn="1" w:firstRow="1" w:lastColumn="0" w:lastRow="0" w:noHBand="0" w:noVBand="1" w:val="04A0"/>
-        <w:tblBorders>
-          <w:top w:val="nil" w:sz="2" w:space="0" w:color="E5E7EB"/>
-          <w:left w:val="nil" w:sz="2" w:space="0" w:color="E5E7EB"/>
-          <w:bottom w:val="nil" w:sz="2" w:space="0" w:color="E5E7EB"/>
-          <w:right w:val="nil" w:sz="2" w:space="0" w:color="E5E7EB"/>
-          <w:insideH w:val="single" w:sz="2" w:space="0" w:color="E5E7EB"/>
-          <w:insideV w:val="nil" w:sz="2" w:space="0" w:color="E5E7EB"/>
-        </w:tblBorders>
+        <w:tblInd w:w="0" w:type="dxa"/>
       </w:tblPr>
       <w:tblGrid>
-        <w:gridCol w:w="5040"/>
-        <w:gridCol w:w="5040"/>
+        <w:gridCol w:w="548"/>
+        <w:gridCol w:w="9820"/>
       </w:tblGrid>
       <w:tr>
         <w:trPr>
@@ -312,100 +1310,851 @@
         </w:trPr>
         <w:tc>
           <w:tcPr>
-            <w:tcW w:type="dxa" w:w="1555"/>
-            <w:vAlign w:val="top"/>
+            <w:tcW w:type="dxa" w:w="548"/>
+            <w:tcMar>
+              <w:top w:w="105" w:type="dxa"/>
+              <w:start w:w="0" w:type="dxa"/>
+              <w:bottom w:w="35" w:type="dxa"/>
+              <w:end w:w="0" w:type="dxa"/>
+            </w:tcMar>
           </w:tcPr>
           <w:p>
             <w:pPr>
-              <w:spacing w:after="20"/>
+              <w:pStyle w:val="CVSectionIndex"/>
+              <w:spacing w:after="0"/>
             </w:pPr>
             <w:r>
-              <w:rPr>
-                <w:b/>
-                <w:color w:val="4B5563"/>
-                <w:sz w:val="16"/>
-              </w:rPr>
-              <w:t>Aug–Oct 2026</w:t>
+              <w:t>03</w:t>
             </w:r>
           </w:p>
         </w:tc>
         <w:tc>
           <w:tcPr>
-            <w:tcW w:type="dxa" w:w="7805"/>
-            <w:vAlign w:val="top"/>
+            <w:tcW w:type="dxa" w:w="9820"/>
+            <w:tcMar>
+              <w:top w:w="105" w:type="dxa"/>
+              <w:start w:w="0" w:type="dxa"/>
+              <w:bottom w:w="35" w:type="dxa"/>
+              <w:end w:w="0" w:type="dxa"/>
+            </w:tcMar>
           </w:tcPr>
           <w:p>
             <w:pPr>
-              <w:spacing w:after="20"/>
+              <w:pStyle w:val="CVSectionTitle"/>
+              <w:keepNext/>
+              <w:spacing w:after="0"/>
+              <w:pBdr>
+                <w:bottom w:val="single" w:sz="4" w:space="2" w:color="D2D7DB"/>
+              </w:pBdr>
             </w:pPr>
             <w:r>
-              <w:rPr>
-                <w:b/>
-                <w:i w:val="0"/>
-                <w:sz w:val="17"/>
-              </w:rPr>
-              <w:t>Pivotal Research Frontier Biodefense Fellow</w:t>
-            </w:r>
-            <w:r>
-              <w:rPr>
-                <w:b w:val="0"/>
-                <w:i w:val="0"/>
-                <w:sz w:val="17"/>
-              </w:rPr>
-              <w:br/>
-              <w:t>Developing reference-free methods to detect engineered DNA in metagenomic sequencing data.</w:t>
+              <w:t>Research experience · continued</w:t>
             </w:r>
           </w:p>
         </w:tc>
       </w:tr>
+    </w:tbl>
+    <w:tbl>
+      <w:tblPr>
+        <w:tblW w:type="dxa" w:w="9820"/>
+        <w:jc w:val="left"/>
+        <w:tblLayout w:type="fixed"/>
+        <w:tblLook w:firstColumn="1" w:firstRow="1" w:lastColumn="0" w:lastRow="0" w:noHBand="0" w:noVBand="1" w:val="04A0"/>
+        <w:tblInd w:w="548" w:type="dxa"/>
+      </w:tblPr>
+      <w:tblGrid>
+        <w:gridCol w:w="8524"/>
+        <w:gridCol w:w="1296"/>
+      </w:tblGrid>
       <w:tr>
         <w:trPr>
           <w:cantSplit/>
         </w:trPr>
         <w:tc>
           <w:tcPr>
-            <w:tcW w:type="dxa" w:w="1555"/>
+            <w:tcW w:type="dxa" w:w="8524"/>
+            <w:tcMar>
+              <w:top w:w="18" w:type="dxa"/>
+              <w:start w:w="0" w:type="dxa"/>
+              <w:bottom w:w="45" w:type="dxa"/>
+              <w:end w:w="0" w:type="dxa"/>
+            </w:tcMar>
             <w:vAlign w:val="top"/>
           </w:tcPr>
           <w:p>
             <w:pPr>
-              <w:spacing w:after="20"/>
+              <w:pStyle w:val="CVEntryTitle"/>
+              <w:spacing w:after="10"/>
             </w:pPr>
             <w:r>
-              <w:rPr>
-                <w:b/>
-                <w:color w:val="4B5563"/>
-                <w:sz w:val="16"/>
-              </w:rPr>
-              <w:t>Sep–Dec 2026</w:t>
+              <w:t>Jonathan Kimmelman Lab · McGill University · Biomedical Ethics Unit</w:t>
+            </w:r>
+          </w:p>
+          <w:p>
+            <w:pPr>
+              <w:pStyle w:val="CVEntryDescription"/>
+              <w:spacing w:after="0"/>
+            </w:pPr>
+            <w:r>
+              <w:t>Applied machine learning to analyze clinical-trial design factors that influence outcome forecasts; contributed to a meta-analysis.</w:t>
             </w:r>
           </w:p>
         </w:tc>
         <w:tc>
           <w:tcPr>
-            <w:tcW w:type="dxa" w:w="7805"/>
+            <w:tcW w:type="dxa" w:w="1296"/>
+            <w:tcMar>
+              <w:top w:w="18" w:type="dxa"/>
+              <w:start w:w="0" w:type="dxa"/>
+              <w:bottom w:w="45" w:type="dxa"/>
+              <w:end w:w="0" w:type="dxa"/>
+            </w:tcMar>
             <w:vAlign w:val="top"/>
           </w:tcPr>
           <w:p>
             <w:pPr>
-              <w:spacing w:after="20"/>
+              <w:pStyle w:val="CVDate"/>
+              <w:spacing w:after="0"/>
+              <w:jc w:val="right"/>
+            </w:pPr>
+            <w:r>
+              <w:t>2017–2018</w:t>
+            </w:r>
+          </w:p>
+        </w:tc>
+      </w:tr>
+    </w:tbl>
+    <w:tbl>
+      <w:tblPr>
+        <w:tblW w:type="dxa" w:w="9820"/>
+        <w:jc w:val="left"/>
+        <w:tblLayout w:type="fixed"/>
+        <w:tblLook w:firstColumn="1" w:firstRow="1" w:lastColumn="0" w:lastRow="0" w:noHBand="0" w:noVBand="1" w:val="04A0"/>
+        <w:tblInd w:w="548" w:type="dxa"/>
+      </w:tblPr>
+      <w:tblGrid>
+        <w:gridCol w:w="8524"/>
+        <w:gridCol w:w="1296"/>
+      </w:tblGrid>
+      <w:tr>
+        <w:trPr>
+          <w:cantSplit/>
+        </w:trPr>
+        <w:tc>
+          <w:tcPr>
+            <w:tcW w:type="dxa" w:w="8524"/>
+            <w:tcMar>
+              <w:top w:w="18" w:type="dxa"/>
+              <w:start w:w="0" w:type="dxa"/>
+              <w:bottom w:w="45" w:type="dxa"/>
+              <w:end w:w="0" w:type="dxa"/>
+            </w:tcMar>
+            <w:vAlign w:val="top"/>
+          </w:tcPr>
+          <w:p>
+            <w:pPr>
+              <w:pStyle w:val="CVEntryTitle"/>
+              <w:spacing w:after="10"/>
+            </w:pPr>
+            <w:r>
+              <w:t>Edward Ruthazer Lab · McGill University · Montreal Neurological Institute</w:t>
+            </w:r>
+          </w:p>
+          <w:p>
+            <w:pPr>
+              <w:pStyle w:val="CVEntryDescription"/>
+              <w:spacing w:after="0"/>
+            </w:pPr>
+            <w:r>
+              <w:t>Electroporated and imaged tadpoles to study structural plasticity in the developing visual system.</w:t>
+            </w:r>
+          </w:p>
+        </w:tc>
+        <w:tc>
+          <w:tcPr>
+            <w:tcW w:type="dxa" w:w="1296"/>
+            <w:tcMar>
+              <w:top w:w="18" w:type="dxa"/>
+              <w:start w:w="0" w:type="dxa"/>
+              <w:bottom w:w="45" w:type="dxa"/>
+              <w:end w:w="0" w:type="dxa"/>
+            </w:tcMar>
+            <w:vAlign w:val="top"/>
+          </w:tcPr>
+          <w:p>
+            <w:pPr>
+              <w:pStyle w:val="CVDate"/>
+              <w:spacing w:after="0"/>
+              <w:jc w:val="right"/>
+            </w:pPr>
+            <w:r>
+              <w:t>2017</w:t>
+            </w:r>
+          </w:p>
+        </w:tc>
+      </w:tr>
+    </w:tbl>
+    <w:tbl>
+      <w:tblPr>
+        <w:tblW w:type="dxa" w:w="9820"/>
+        <w:jc w:val="left"/>
+        <w:tblLayout w:type="fixed"/>
+        <w:tblLook w:firstColumn="1" w:firstRow="1" w:lastColumn="0" w:lastRow="0" w:noHBand="0" w:noVBand="1" w:val="04A0"/>
+        <w:tblInd w:w="548" w:type="dxa"/>
+      </w:tblPr>
+      <w:tblGrid>
+        <w:gridCol w:w="8524"/>
+        <w:gridCol w:w="1296"/>
+      </w:tblGrid>
+      <w:tr>
+        <w:trPr>
+          <w:cantSplit/>
+        </w:trPr>
+        <w:tc>
+          <w:tcPr>
+            <w:tcW w:type="dxa" w:w="8524"/>
+            <w:tcMar>
+              <w:top w:w="18" w:type="dxa"/>
+              <w:start w:w="0" w:type="dxa"/>
+              <w:bottom w:w="45" w:type="dxa"/>
+              <w:end w:w="0" w:type="dxa"/>
+            </w:tcMar>
+            <w:vAlign w:val="top"/>
+          </w:tcPr>
+          <w:p>
+            <w:pPr>
+              <w:pStyle w:val="CVEntryTitle"/>
+              <w:spacing w:after="10"/>
+            </w:pPr>
+            <w:r>
+              <w:t>Rafael Najmanovich Lab · Université de Montréal · Pharmacology and Physiology</w:t>
+            </w:r>
+          </w:p>
+          <w:p>
+            <w:pPr>
+              <w:pStyle w:val="CVEntryDescription"/>
+              <w:spacing w:after="0"/>
+            </w:pPr>
+            <w:r>
+              <w:t>Developed protein-interface software based on surrounding force fields and modeled C. difficile germination protease to identify candidate inhibitory ligands.</w:t>
+            </w:r>
+          </w:p>
+        </w:tc>
+        <w:tc>
+          <w:tcPr>
+            <w:tcW w:type="dxa" w:w="1296"/>
+            <w:tcMar>
+              <w:top w:w="18" w:type="dxa"/>
+              <w:start w:w="0" w:type="dxa"/>
+              <w:bottom w:w="45" w:type="dxa"/>
+              <w:end w:w="0" w:type="dxa"/>
+            </w:tcMar>
+            <w:vAlign w:val="top"/>
+          </w:tcPr>
+          <w:p>
+            <w:pPr>
+              <w:pStyle w:val="CVDate"/>
+              <w:spacing w:after="0"/>
+              <w:jc w:val="right"/>
+            </w:pPr>
+            <w:r>
+              <w:t>2016–2017</w:t>
+            </w:r>
+          </w:p>
+        </w:tc>
+      </w:tr>
+    </w:tbl>
+    <w:tbl>
+      <w:tblPr>
+        <w:tblW w:type="dxa" w:w="10368"/>
+        <w:jc w:val="left"/>
+        <w:tblLayout w:type="fixed"/>
+        <w:tblLook w:firstColumn="1" w:firstRow="1" w:lastColumn="0" w:lastRow="0" w:noHBand="0" w:noVBand="1" w:val="04A0"/>
+        <w:tblInd w:w="0" w:type="dxa"/>
+      </w:tblPr>
+      <w:tblGrid>
+        <w:gridCol w:w="548"/>
+        <w:gridCol w:w="9820"/>
+      </w:tblGrid>
+      <w:tr>
+        <w:trPr>
+          <w:cantSplit/>
+        </w:trPr>
+        <w:tc>
+          <w:tcPr>
+            <w:tcW w:type="dxa" w:w="548"/>
+            <w:tcMar>
+              <w:top w:w="105" w:type="dxa"/>
+              <w:start w:w="0" w:type="dxa"/>
+              <w:bottom w:w="35" w:type="dxa"/>
+              <w:end w:w="0" w:type="dxa"/>
+            </w:tcMar>
+          </w:tcPr>
+          <w:p>
+            <w:pPr>
+              <w:pStyle w:val="CVSectionIndex"/>
+              <w:spacing w:after="0"/>
+            </w:pPr>
+            <w:r>
+              <w:t>04</w:t>
+            </w:r>
+          </w:p>
+        </w:tc>
+        <w:tc>
+          <w:tcPr>
+            <w:tcW w:type="dxa" w:w="9820"/>
+            <w:tcMar>
+              <w:top w:w="105" w:type="dxa"/>
+              <w:start w:w="0" w:type="dxa"/>
+              <w:bottom w:w="35" w:type="dxa"/>
+              <w:end w:w="0" w:type="dxa"/>
+            </w:tcMar>
+          </w:tcPr>
+          <w:p>
+            <w:pPr>
+              <w:pStyle w:val="CVSectionTitle"/>
+              <w:keepNext/>
+              <w:spacing w:after="0"/>
+              <w:pBdr>
+                <w:bottom w:val="single" w:sz="4" w:space="2" w:color="D2D7DB"/>
+              </w:pBdr>
+            </w:pPr>
+            <w:r>
+              <w:t>Publications and manuscripts</w:t>
+            </w:r>
+          </w:p>
+        </w:tc>
+      </w:tr>
+    </w:tbl>
+    <w:tbl>
+      <w:tblPr>
+        <w:tblW w:type="dxa" w:w="9820"/>
+        <w:jc w:val="left"/>
+        <w:tblLayout w:type="fixed"/>
+        <w:tblLook w:firstColumn="1" w:firstRow="1" w:lastColumn="0" w:lastRow="0" w:noHBand="0" w:noVBand="1" w:val="04A0"/>
+        <w:tblInd w:w="548" w:type="dxa"/>
+      </w:tblPr>
+      <w:tblGrid>
+        <w:gridCol w:w="8524"/>
+        <w:gridCol w:w="1296"/>
+      </w:tblGrid>
+      <w:tr>
+        <w:trPr>
+          <w:cantSplit/>
+        </w:trPr>
+        <w:tc>
+          <w:tcPr>
+            <w:tcW w:type="dxa" w:w="8524"/>
+            <w:tcMar>
+              <w:top w:w="20" w:type="dxa"/>
+              <w:start w:w="0" w:type="dxa"/>
+              <w:bottom w:w="75" w:type="dxa"/>
+              <w:end w:w="0" w:type="dxa"/>
+            </w:tcMar>
+            <w:vAlign w:val="top"/>
+          </w:tcPr>
+          <w:p>
+            <w:pPr>
+              <w:pStyle w:val="CVPublication"/>
+              <w:spacing w:after="0"/>
             </w:pPr>
             <w:r>
               <w:rPr>
+                <w:rFonts w:ascii="Courier New" w:hAnsi="Courier New" w:cs="Courier New"/>
                 <w:b/>
                 <w:i w:val="0"/>
-                <w:sz w:val="17"/>
+                <w:color w:val="24497F"/>
+                <w:sz w:val="15"/>
               </w:rPr>
-              <w:t>ML Alignment &amp; Theory Scholars (MATS), Autumn 2026</w:t>
+              <w:t xml:space="preserve">P01  </w:t>
+            </w:r>
+            <w:r>
+              <w:t xml:space="preserve">Le Lievre T*, </w:t>
             </w:r>
             <w:r>
               <w:rPr>
-                <w:b w:val="0"/>
+                <w:b/>
+              </w:rPr>
+              <w:t>Aharony N</w:t>
+            </w:r>
+            <w:r>
+              <w:t xml:space="preserve">*, Wang S, Adams E, AlQuraishi M. </w:t>
+            </w:r>
+            <w:r>
+              <w:rPr>
+                <w:i/>
+              </w:rPr>
+              <w:t xml:space="preserve">GeneCtx: An Evaluation Framework for Dissecting Genomic Context Use in Genome Language Models. </w:t>
+            </w:r>
+            <w:r>
+              <w:t>Submitted to NeurIPS 2026 Evaluations &amp; Datasets track.</w:t>
+            </w:r>
+          </w:p>
+        </w:tc>
+        <w:tc>
+          <w:tcPr>
+            <w:tcW w:type="dxa" w:w="1296"/>
+            <w:tcMar>
+              <w:top w:w="20" w:type="dxa"/>
+              <w:start w:w="0" w:type="dxa"/>
+              <w:bottom w:w="75" w:type="dxa"/>
+              <w:end w:w="0" w:type="dxa"/>
+            </w:tcMar>
+            <w:vAlign w:val="top"/>
+          </w:tcPr>
+          <w:p>
+            <w:pPr>
+              <w:pStyle w:val="CVDate"/>
+              <w:spacing w:after="0"/>
+              <w:jc w:val="right"/>
+            </w:pPr>
+            <w:r>
+              <w:t>2026</w:t>
+            </w:r>
+          </w:p>
+        </w:tc>
+      </w:tr>
+    </w:tbl>
+    <w:tbl>
+      <w:tblPr>
+        <w:tblW w:type="dxa" w:w="9820"/>
+        <w:jc w:val="left"/>
+        <w:tblLayout w:type="fixed"/>
+        <w:tblLook w:firstColumn="1" w:firstRow="1" w:lastColumn="0" w:lastRow="0" w:noHBand="0" w:noVBand="1" w:val="04A0"/>
+        <w:tblInd w:w="548" w:type="dxa"/>
+      </w:tblPr>
+      <w:tblGrid>
+        <w:gridCol w:w="8524"/>
+        <w:gridCol w:w="1296"/>
+      </w:tblGrid>
+      <w:tr>
+        <w:trPr>
+          <w:cantSplit/>
+        </w:trPr>
+        <w:tc>
+          <w:tcPr>
+            <w:tcW w:type="dxa" w:w="8524"/>
+            <w:tcMar>
+              <w:top w:w="20" w:type="dxa"/>
+              <w:start w:w="0" w:type="dxa"/>
+              <w:bottom w:w="75" w:type="dxa"/>
+              <w:end w:w="0" w:type="dxa"/>
+            </w:tcMar>
+            <w:vAlign w:val="top"/>
+          </w:tcPr>
+          <w:p>
+            <w:pPr>
+              <w:pStyle w:val="CVPublication"/>
+              <w:spacing w:after="0"/>
+            </w:pPr>
+            <w:r>
+              <w:rPr>
+                <w:rFonts w:ascii="Courier New" w:hAnsi="Courier New" w:cs="Courier New"/>
+                <w:b/>
                 <w:i w:val="0"/>
-                <w:sz w:val="17"/>
+                <w:color w:val="24497F"/>
+                <w:sz w:val="15"/>
               </w:rPr>
-              <w:br/>
-              <w:t>Biosecurity track, mentored by Gary Abel (Fourth Eon Bio), focused on technical research at the intersection of AI and biosecurity, including function-based DNA synthesis screening.</w:t>
+              <w:t xml:space="preserve">P02  </w:t>
+            </w:r>
+            <w:r>
+              <w:t xml:space="preserve">Liang C, Wagstaff J, </w:t>
+            </w:r>
+            <w:r>
+              <w:rPr>
+                <w:b/>
+              </w:rPr>
+              <w:t>Aharony N</w:t>
+            </w:r>
+            <w:r>
+              <w:t xml:space="preserve">, Schmit V, Manheim D. </w:t>
+            </w:r>
+            <w:r>
+              <w:rPr>
+                <w:i/>
+              </w:rPr>
+              <w:t xml:space="preserve">Managing the Transition to Widespread Metagenomic Monitoring: Policy Considerations for Future Biosurveillance. </w:t>
+            </w:r>
+            <w:r>
+              <w:t>Health Security, 21(1), 34–45.</w:t>
+            </w:r>
+          </w:p>
+        </w:tc>
+        <w:tc>
+          <w:tcPr>
+            <w:tcW w:type="dxa" w:w="1296"/>
+            <w:tcMar>
+              <w:top w:w="20" w:type="dxa"/>
+              <w:start w:w="0" w:type="dxa"/>
+              <w:bottom w:w="75" w:type="dxa"/>
+              <w:end w:w="0" w:type="dxa"/>
+            </w:tcMar>
+            <w:vAlign w:val="top"/>
+          </w:tcPr>
+          <w:p>
+            <w:pPr>
+              <w:pStyle w:val="CVDate"/>
+              <w:spacing w:after="0"/>
+              <w:jc w:val="right"/>
+            </w:pPr>
+            <w:r>
+              <w:t>2023</w:t>
+            </w:r>
+          </w:p>
+        </w:tc>
+      </w:tr>
+    </w:tbl>
+    <w:tbl>
+      <w:tblPr>
+        <w:tblW w:type="dxa" w:w="9820"/>
+        <w:jc w:val="left"/>
+        <w:tblLayout w:type="fixed"/>
+        <w:tblLook w:firstColumn="1" w:firstRow="1" w:lastColumn="0" w:lastRow="0" w:noHBand="0" w:noVBand="1" w:val="04A0"/>
+        <w:tblInd w:w="548" w:type="dxa"/>
+      </w:tblPr>
+      <w:tblGrid>
+        <w:gridCol w:w="8524"/>
+        <w:gridCol w:w="1296"/>
+      </w:tblGrid>
+      <w:tr>
+        <w:trPr>
+          <w:cantSplit/>
+        </w:trPr>
+        <w:tc>
+          <w:tcPr>
+            <w:tcW w:type="dxa" w:w="8524"/>
+            <w:tcMar>
+              <w:top w:w="20" w:type="dxa"/>
+              <w:start w:w="0" w:type="dxa"/>
+              <w:bottom w:w="75" w:type="dxa"/>
+              <w:end w:w="0" w:type="dxa"/>
+            </w:tcMar>
+            <w:vAlign w:val="top"/>
+          </w:tcPr>
+          <w:p>
+            <w:pPr>
+              <w:pStyle w:val="CVPublication"/>
+              <w:spacing w:after="0"/>
+            </w:pPr>
+            <w:r>
+              <w:rPr>
+                <w:rFonts w:ascii="Courier New" w:hAnsi="Courier New" w:cs="Courier New"/>
+                <w:b/>
+                <w:i w:val="0"/>
+                <w:color w:val="24497F"/>
+                <w:sz w:val="15"/>
+              </w:rPr>
+              <w:t xml:space="preserve">P03  </w:t>
+            </w:r>
+            <w:r>
+              <w:t xml:space="preserve">Myers A, Utpala S, Talbar S, Sanborn S, Shewmake C, Donnat C, Mathe J, Lupo U, Sonthalia R, Cui X, Szwagier T, Pignet A, Bergsson A, Hauberg S, Nielson D, Sommer S, Klindt D, Hermansen E, Vaupel M, Dunn B, Xiong J, </w:t>
+            </w:r>
+            <w:r>
+              <w:rPr>
+                <w:b/>
+              </w:rPr>
+              <w:t>Aharony N</w:t>
+            </w:r>
+            <w:r>
+              <w:t xml:space="preserve">, Pe’er I, Ambellan F, Hanik M, Nava-Yazdani E, von Tycowicz C, Miolane N. </w:t>
+            </w:r>
+            <w:r>
+              <w:rPr>
+                <w:i/>
+              </w:rPr>
+              <w:t xml:space="preserve">ICLR 2022 Challenge for Computational Geometry &amp; Topology: Design and Results. </w:t>
+            </w:r>
+            <w:r>
+              <w:t>arXiv.</w:t>
+            </w:r>
+          </w:p>
+        </w:tc>
+        <w:tc>
+          <w:tcPr>
+            <w:tcW w:type="dxa" w:w="1296"/>
+            <w:tcMar>
+              <w:top w:w="20" w:type="dxa"/>
+              <w:start w:w="0" w:type="dxa"/>
+              <w:bottom w:w="75" w:type="dxa"/>
+              <w:end w:w="0" w:type="dxa"/>
+            </w:tcMar>
+            <w:vAlign w:val="top"/>
+          </w:tcPr>
+          <w:p>
+            <w:pPr>
+              <w:pStyle w:val="CVDate"/>
+              <w:spacing w:after="0"/>
+              <w:jc w:val="right"/>
+            </w:pPr>
+            <w:r>
+              <w:t>2022</w:t>
+            </w:r>
+          </w:p>
+        </w:tc>
+      </w:tr>
+    </w:tbl>
+    <w:tbl>
+      <w:tblPr>
+        <w:tblW w:type="dxa" w:w="9820"/>
+        <w:jc w:val="left"/>
+        <w:tblLayout w:type="fixed"/>
+        <w:tblLook w:firstColumn="1" w:firstRow="1" w:lastColumn="0" w:lastRow="0" w:noHBand="0" w:noVBand="1" w:val="04A0"/>
+        <w:tblInd w:w="548" w:type="dxa"/>
+      </w:tblPr>
+      <w:tblGrid>
+        <w:gridCol w:w="8524"/>
+        <w:gridCol w:w="1296"/>
+      </w:tblGrid>
+      <w:tr>
+        <w:trPr>
+          <w:cantSplit/>
+        </w:trPr>
+        <w:tc>
+          <w:tcPr>
+            <w:tcW w:type="dxa" w:w="8524"/>
+            <w:tcMar>
+              <w:top w:w="20" w:type="dxa"/>
+              <w:start w:w="0" w:type="dxa"/>
+              <w:bottom w:w="75" w:type="dxa"/>
+              <w:end w:w="0" w:type="dxa"/>
+            </w:tcMar>
+            <w:vAlign w:val="top"/>
+          </w:tcPr>
+          <w:p>
+            <w:pPr>
+              <w:pStyle w:val="CVPublication"/>
+              <w:spacing w:after="0"/>
+            </w:pPr>
+            <w:r>
+              <w:rPr>
+                <w:rFonts w:ascii="Courier New" w:hAnsi="Courier New" w:cs="Courier New"/>
+                <w:b/>
+                <w:i w:val="0"/>
+                <w:color w:val="24497F"/>
+                <w:sz w:val="15"/>
+              </w:rPr>
+              <w:t xml:space="preserve">P04  </w:t>
+            </w:r>
+            <w:r>
+              <w:t xml:space="preserve">Milman O*, Yelin I*, </w:t>
+            </w:r>
+            <w:r>
+              <w:rPr>
+                <w:b/>
+              </w:rPr>
+              <w:t>Aharony N</w:t>
+            </w:r>
+            <w:r>
+              <w:t xml:space="preserve">, Katz R, Herzel E, Ben-Tov A, Kuint J, Gazit S, Chodick G, Patalon T, Kishony R. </w:t>
+            </w:r>
+            <w:r>
+              <w:rPr>
+                <w:i/>
+              </w:rPr>
+              <w:t xml:space="preserve">Community-level evidence for SARS-CoV-2 vaccine protection of unvaccinated individuals. </w:t>
+            </w:r>
+            <w:r>
+              <w:t>Nature Medicine.</w:t>
+            </w:r>
+          </w:p>
+        </w:tc>
+        <w:tc>
+          <w:tcPr>
+            <w:tcW w:type="dxa" w:w="1296"/>
+            <w:tcMar>
+              <w:top w:w="20" w:type="dxa"/>
+              <w:start w:w="0" w:type="dxa"/>
+              <w:bottom w:w="75" w:type="dxa"/>
+              <w:end w:w="0" w:type="dxa"/>
+            </w:tcMar>
+            <w:vAlign w:val="top"/>
+          </w:tcPr>
+          <w:p>
+            <w:pPr>
+              <w:pStyle w:val="CVDate"/>
+              <w:spacing w:after="0"/>
+              <w:jc w:val="right"/>
+            </w:pPr>
+            <w:r>
+              <w:t>2021</w:t>
+            </w:r>
+          </w:p>
+        </w:tc>
+      </w:tr>
+    </w:tbl>
+    <w:tbl>
+      <w:tblPr>
+        <w:tblW w:type="dxa" w:w="9820"/>
+        <w:jc w:val="left"/>
+        <w:tblLayout w:type="fixed"/>
+        <w:tblLook w:firstColumn="1" w:firstRow="1" w:lastColumn="0" w:lastRow="0" w:noHBand="0" w:noVBand="1" w:val="04A0"/>
+        <w:tblInd w:w="548" w:type="dxa"/>
+      </w:tblPr>
+      <w:tblGrid>
+        <w:gridCol w:w="8524"/>
+        <w:gridCol w:w="1296"/>
+      </w:tblGrid>
+      <w:tr>
+        <w:trPr>
+          <w:cantSplit/>
+        </w:trPr>
+        <w:tc>
+          <w:tcPr>
+            <w:tcW w:type="dxa" w:w="8524"/>
+            <w:tcMar>
+              <w:top w:w="20" w:type="dxa"/>
+              <w:start w:w="0" w:type="dxa"/>
+              <w:bottom w:w="75" w:type="dxa"/>
+              <w:end w:w="0" w:type="dxa"/>
+            </w:tcMar>
+            <w:vAlign w:val="top"/>
+          </w:tcPr>
+          <w:p>
+            <w:pPr>
+              <w:pStyle w:val="CVPublication"/>
+              <w:spacing w:after="0"/>
+            </w:pPr>
+            <w:r>
+              <w:rPr>
+                <w:rFonts w:ascii="Courier New" w:hAnsi="Courier New" w:cs="Courier New"/>
+                <w:b/>
+                <w:i w:val="0"/>
+                <w:color w:val="24497F"/>
+                <w:sz w:val="15"/>
+              </w:rPr>
+              <w:t xml:space="preserve">P05  </w:t>
+            </w:r>
+            <w:r>
+              <w:t xml:space="preserve">Yelin I*, </w:t>
+            </w:r>
+            <w:r>
+              <w:rPr>
+                <w:b/>
+              </w:rPr>
+              <w:t>Aharony N</w:t>
+            </w:r>
+            <w:r>
+              <w:t xml:space="preserve">*, Shaer-Tamar E*, Argoetti A*, Messer E, Berenbaum D, Shafran E, Kuzil A, Gandali N, Hashimshony T, Mandel-Gutfreund Y, Halberthal M, Geffen Y, Szwarcwort-Cohen M, Kishony R. </w:t>
+            </w:r>
+            <w:r>
+              <w:rPr>
+                <w:i/>
+              </w:rPr>
+              <w:t xml:space="preserve">Evaluation of COVID-19 RT-qPCR test in multi-sample pools. </w:t>
+            </w:r>
+            <w:r>
+              <w:t>Clinical Infectious Diseases.</w:t>
+            </w:r>
+          </w:p>
+        </w:tc>
+        <w:tc>
+          <w:tcPr>
+            <w:tcW w:type="dxa" w:w="1296"/>
+            <w:tcMar>
+              <w:top w:w="20" w:type="dxa"/>
+              <w:start w:w="0" w:type="dxa"/>
+              <w:bottom w:w="75" w:type="dxa"/>
+              <w:end w:w="0" w:type="dxa"/>
+            </w:tcMar>
+            <w:vAlign w:val="top"/>
+          </w:tcPr>
+          <w:p>
+            <w:pPr>
+              <w:pStyle w:val="CVDate"/>
+              <w:spacing w:after="0"/>
+              <w:jc w:val="right"/>
+            </w:pPr>
+            <w:r>
+              <w:t>2020</w:t>
+            </w:r>
+          </w:p>
+        </w:tc>
+      </w:tr>
+    </w:tbl>
+    <w:tbl>
+      <w:tblPr>
+        <w:tblW w:type="dxa" w:w="9820"/>
+        <w:jc w:val="left"/>
+        <w:tblLayout w:type="fixed"/>
+        <w:tblLook w:firstColumn="1" w:firstRow="1" w:lastColumn="0" w:lastRow="0" w:noHBand="0" w:noVBand="1" w:val="04A0"/>
+        <w:tblInd w:w="548" w:type="dxa"/>
+      </w:tblPr>
+      <w:tblGrid>
+        <w:gridCol w:w="8524"/>
+        <w:gridCol w:w="1296"/>
+      </w:tblGrid>
+      <w:tr>
+        <w:trPr>
+          <w:cantSplit/>
+        </w:trPr>
+        <w:tc>
+          <w:tcPr>
+            <w:tcW w:type="dxa" w:w="8524"/>
+            <w:tcMar>
+              <w:top w:w="20" w:type="dxa"/>
+              <w:start w:w="0" w:type="dxa"/>
+              <w:bottom w:w="75" w:type="dxa"/>
+              <w:end w:w="0" w:type="dxa"/>
+            </w:tcMar>
+            <w:vAlign w:val="top"/>
+          </w:tcPr>
+          <w:p>
+            <w:pPr>
+              <w:pStyle w:val="CVPublication"/>
+              <w:spacing w:after="0"/>
+            </w:pPr>
+            <w:r>
+              <w:rPr>
+                <w:rFonts w:ascii="Courier New" w:hAnsi="Courier New" w:cs="Courier New"/>
+                <w:b/>
+                <w:i w:val="0"/>
+                <w:color w:val="24497F"/>
+                <w:sz w:val="15"/>
+              </w:rPr>
+              <w:t xml:space="preserve">P06  </w:t>
+            </w:r>
+            <w:r>
+              <w:t xml:space="preserve">Moco PD, </w:t>
+            </w:r>
+            <w:r>
+              <w:rPr>
+                <w:b/>
+              </w:rPr>
+              <w:t>Aharony N</w:t>
+            </w:r>
+            <w:r>
+              <w:t xml:space="preserve">, Kamen A. </w:t>
+            </w:r>
+            <w:r>
+              <w:rPr>
+                <w:i/>
+              </w:rPr>
+              <w:t xml:space="preserve">Adeno-Associated Viral Vectors for Homology-Directed Generation of CAR-T cells. </w:t>
+            </w:r>
+            <w:r>
+              <w:t>Biotechnology Journal.</w:t>
+            </w:r>
+          </w:p>
+        </w:tc>
+        <w:tc>
+          <w:tcPr>
+            <w:tcW w:type="dxa" w:w="1296"/>
+            <w:tcMar>
+              <w:top w:w="20" w:type="dxa"/>
+              <w:start w:w="0" w:type="dxa"/>
+              <w:bottom w:w="75" w:type="dxa"/>
+              <w:end w:w="0" w:type="dxa"/>
+            </w:tcMar>
+            <w:vAlign w:val="top"/>
+          </w:tcPr>
+          <w:p>
+            <w:pPr>
+              <w:pStyle w:val="CVDate"/>
+              <w:spacing w:after="0"/>
+              <w:jc w:val="right"/>
+            </w:pPr>
+            <w:r>
+              <w:t>2019</w:t>
             </w:r>
           </w:p>
         </w:tc>
@@ -413,31 +2162,24 @@
     </w:tbl>
     <w:p>
       <w:pPr>
-        <w:pStyle w:val="Heading1"/>
-        <w:keepNext/>
+        <w:pStyle w:val="CVEntryContext"/>
+        <w:ind w:left="547"/>
       </w:pPr>
       <w:r>
-        <w:t>RESEARCH EXPERIENCE</w:t>
+        <w:t>* Equal contribution.</w:t>
       </w:r>
     </w:p>
     <w:tbl>
       <w:tblPr>
-        <w:tblW w:type="auto" w:w="0"/>
+        <w:tblW w:type="dxa" w:w="10368"/>
         <w:jc w:val="left"/>
         <w:tblLayout w:type="fixed"/>
         <w:tblLook w:firstColumn="1" w:firstRow="1" w:lastColumn="0" w:lastRow="0" w:noHBand="0" w:noVBand="1" w:val="04A0"/>
-        <w:tblBorders>
-          <w:top w:val="nil" w:sz="2" w:space="0" w:color="E5E7EB"/>
-          <w:left w:val="nil" w:sz="2" w:space="0" w:color="E5E7EB"/>
-          <w:bottom w:val="nil" w:sz="2" w:space="0" w:color="E5E7EB"/>
-          <w:right w:val="nil" w:sz="2" w:space="0" w:color="E5E7EB"/>
-          <w:insideH w:val="single" w:sz="2" w:space="0" w:color="E5E7EB"/>
-          <w:insideV w:val="nil" w:sz="2" w:space="0" w:color="E5E7EB"/>
-        </w:tblBorders>
+        <w:tblInd w:w="0" w:type="dxa"/>
       </w:tblPr>
       <w:tblGrid>
-        <w:gridCol w:w="5040"/>
-        <w:gridCol w:w="5040"/>
+        <w:gridCol w:w="548"/>
+        <w:gridCol w:w="9820"/>
       </w:tblGrid>
       <w:tr>
         <w:trPr>
@@ -445,586 +2187,535 @@
         </w:trPr>
         <w:tc>
           <w:tcPr>
-            <w:tcW w:type="dxa" w:w="1555"/>
-            <w:vAlign w:val="top"/>
+            <w:tcW w:type="dxa" w:w="548"/>
+            <w:tcMar>
+              <w:top w:w="105" w:type="dxa"/>
+              <w:start w:w="0" w:type="dxa"/>
+              <w:bottom w:w="35" w:type="dxa"/>
+              <w:end w:w="0" w:type="dxa"/>
+            </w:tcMar>
           </w:tcPr>
           <w:p>
             <w:pPr>
-              <w:spacing w:after="20"/>
+              <w:pStyle w:val="CVSectionIndex"/>
+              <w:spacing w:after="0"/>
             </w:pPr>
             <w:r>
-              <w:rPr>
-                <w:b/>
-                <w:color w:val="4B5563"/>
-                <w:sz w:val="16"/>
-              </w:rPr>
-              <w:t>2022-Present</w:t>
+              <w:t>05</w:t>
             </w:r>
           </w:p>
         </w:tc>
         <w:tc>
           <w:tcPr>
-            <w:tcW w:type="dxa" w:w="7805"/>
-            <w:vAlign w:val="top"/>
+            <w:tcW w:type="dxa" w:w="9820"/>
+            <w:tcMar>
+              <w:top w:w="105" w:type="dxa"/>
+              <w:start w:w="0" w:type="dxa"/>
+              <w:bottom w:w="35" w:type="dxa"/>
+              <w:end w:w="0" w:type="dxa"/>
+            </w:tcMar>
           </w:tcPr>
           <w:p>
             <w:pPr>
-              <w:spacing w:after="20"/>
+              <w:pStyle w:val="CVSectionTitle"/>
+              <w:keepNext/>
+              <w:spacing w:after="0"/>
+              <w:pBdr>
+                <w:bottom w:val="single" w:sz="4" w:space="2" w:color="D2D7DB"/>
+              </w:pBdr>
             </w:pPr>
             <w:r>
-              <w:rPr>
-                <w:b/>
-                <w:i w:val="0"/>
-                <w:sz w:val="17"/>
-              </w:rPr>
-              <w:t>Mohammed AlQuraishi Lab</w:t>
-            </w:r>
-            <w:r>
-              <w:rPr>
-                <w:b w:val="0"/>
-                <w:i w:val="0"/>
-                <w:sz w:val="17"/>
-              </w:rPr>
-              <w:t>, Columbia University, Program of Mathematical Genomics</w:t>
-            </w:r>
-            <w:r>
-              <w:br/>
-            </w:r>
-            <w:r>
-              <w:rPr>
-                <w:b w:val="0"/>
-                <w:i w:val="0"/>
-                <w:sz w:val="17"/>
-              </w:rPr>
-              <w:t>Developing evaluation frameworks and applications for biological language models, especially genome language models, across genomic context use, pathway-level reasoning, wastewater pathogen monitoring, and protein-protein interaction prediction. Co-developing GeneCtx for dissecting genomic context use and WAVEBench for evaluating genomic foundation models under realistic metagenomic distribution shifts.</w:t>
+              <w:t>Posters and talks</w:t>
             </w:r>
           </w:p>
         </w:tc>
       </w:tr>
+    </w:tbl>
+    <w:tbl>
+      <w:tblPr>
+        <w:tblW w:type="dxa" w:w="9820"/>
+        <w:jc w:val="left"/>
+        <w:tblLayout w:type="fixed"/>
+        <w:tblLook w:firstColumn="1" w:firstRow="1" w:lastColumn="0" w:lastRow="0" w:noHBand="0" w:noVBand="1" w:val="04A0"/>
+        <w:tblInd w:w="548" w:type="dxa"/>
+      </w:tblPr>
+      <w:tblGrid>
+        <w:gridCol w:w="8524"/>
+        <w:gridCol w:w="1296"/>
+      </w:tblGrid>
       <w:tr>
         <w:trPr>
           <w:cantSplit/>
         </w:trPr>
         <w:tc>
           <w:tcPr>
-            <w:tcW w:type="dxa" w:w="1555"/>
+            <w:tcW w:type="dxa" w:w="8524"/>
+            <w:tcMar>
+              <w:top w:w="18" w:type="dxa"/>
+              <w:start w:w="0" w:type="dxa"/>
+              <w:bottom w:w="45" w:type="dxa"/>
+              <w:end w:w="0" w:type="dxa"/>
+            </w:tcMar>
             <w:vAlign w:val="top"/>
           </w:tcPr>
           <w:p>
             <w:pPr>
-              <w:spacing w:after="20"/>
+              <w:pStyle w:val="CVEntryTitle"/>
+              <w:spacing w:after="10"/>
             </w:pPr>
             <w:r>
-              <w:rPr>
-                <w:b/>
-                <w:color w:val="4B5563"/>
-                <w:sz w:val="16"/>
-              </w:rPr>
-              <w:t>2021-2023</w:t>
+              <w:t>Aharony N, AlQuraishi M. Evaluating Genome Language Model Embeddings as Transferable Priors for Metagenomic Binning.</w:t>
+            </w:r>
+          </w:p>
+          <w:p>
+            <w:pPr>
+              <w:pStyle w:val="CVEntryDescription"/>
+              <w:spacing w:after="0"/>
+            </w:pPr>
+            <w:r>
+              <w:t>Accepted poster · CIBB 2026 · Rome, Italy · Sep 2–4, 2026.</w:t>
             </w:r>
           </w:p>
         </w:tc>
         <w:tc>
           <w:tcPr>
-            <w:tcW w:type="dxa" w:w="7805"/>
+            <w:tcW w:type="dxa" w:w="1296"/>
+            <w:tcMar>
+              <w:top w:w="18" w:type="dxa"/>
+              <w:start w:w="0" w:type="dxa"/>
+              <w:bottom w:w="45" w:type="dxa"/>
+              <w:end w:w="0" w:type="dxa"/>
+            </w:tcMar>
             <w:vAlign w:val="top"/>
           </w:tcPr>
           <w:p>
             <w:pPr>
-              <w:spacing w:after="20"/>
+              <w:pStyle w:val="CVDate"/>
+              <w:spacing w:after="0"/>
+              <w:jc w:val="right"/>
             </w:pPr>
             <w:r>
-              <w:rPr>
-                <w:b/>
-                <w:i w:val="0"/>
-                <w:sz w:val="17"/>
-              </w:rPr>
-              <w:t>Tal Korem Lab</w:t>
-            </w:r>
-            <w:r>
-              <w:rPr>
-                <w:b w:val="0"/>
-                <w:i w:val="0"/>
-                <w:sz w:val="17"/>
-              </w:rPr>
-              <w:t>, Columbia University, Program of Mathematical Genomics</w:t>
-            </w:r>
-            <w:r>
-              <w:br/>
-            </w:r>
-            <w:r>
-              <w:rPr>
-                <w:b w:val="0"/>
-                <w:i w:val="0"/>
-                <w:sz w:val="17"/>
-              </w:rPr>
-              <w:t>Created a model to detect small RNAs in bacterial genomes.</w:t>
+              <w:t>2026</w:t>
             </w:r>
           </w:p>
         </w:tc>
       </w:tr>
+    </w:tbl>
+    <w:tbl>
+      <w:tblPr>
+        <w:tblW w:type="dxa" w:w="9820"/>
+        <w:jc w:val="left"/>
+        <w:tblLayout w:type="fixed"/>
+        <w:tblLook w:firstColumn="1" w:firstRow="1" w:lastColumn="0" w:lastRow="0" w:noHBand="0" w:noVBand="1" w:val="04A0"/>
+        <w:tblInd w:w="548" w:type="dxa"/>
+      </w:tblPr>
+      <w:tblGrid>
+        <w:gridCol w:w="8524"/>
+        <w:gridCol w:w="1296"/>
+      </w:tblGrid>
       <w:tr>
         <w:trPr>
           <w:cantSplit/>
         </w:trPr>
         <w:tc>
           <w:tcPr>
-            <w:tcW w:type="dxa" w:w="1555"/>
+            <w:tcW w:type="dxa" w:w="8524"/>
+            <w:tcMar>
+              <w:top w:w="18" w:type="dxa"/>
+              <w:start w:w="0" w:type="dxa"/>
+              <w:bottom w:w="45" w:type="dxa"/>
+              <w:end w:w="0" w:type="dxa"/>
+            </w:tcMar>
             <w:vAlign w:val="top"/>
           </w:tcPr>
           <w:p>
             <w:pPr>
-              <w:spacing w:after="20"/>
+              <w:pStyle w:val="CVEntryTitle"/>
+              <w:spacing w:after="10"/>
             </w:pPr>
             <w:r>
-              <w:rPr>
-                <w:b/>
-                <w:color w:val="4B5563"/>
-                <w:sz w:val="16"/>
-              </w:rPr>
-              <w:t>2022</w:t>
+              <w:t>Aharony N, Wang S, Neiswanger W. Benchmarking Genome Language Models for Novel Virus Detection in Wastewater Across Evolutionary Distance.</w:t>
+            </w:r>
+          </w:p>
+          <w:p>
+            <w:pPr>
+              <w:pStyle w:val="CVEntryDescription"/>
+              <w:spacing w:after="0"/>
+            </w:pPr>
+            <w:r>
+              <w:t>Selected oral presentation · ASM BIG 2026 · Washington, DC · Oct 11–14, 2026 · Talk Oct 13.</w:t>
             </w:r>
           </w:p>
         </w:tc>
         <w:tc>
           <w:tcPr>
-            <w:tcW w:type="dxa" w:w="7805"/>
+            <w:tcW w:type="dxa" w:w="1296"/>
+            <w:tcMar>
+              <w:top w:w="18" w:type="dxa"/>
+              <w:start w:w="0" w:type="dxa"/>
+              <w:bottom w:w="45" w:type="dxa"/>
+              <w:end w:w="0" w:type="dxa"/>
+            </w:tcMar>
             <w:vAlign w:val="top"/>
           </w:tcPr>
           <w:p>
             <w:pPr>
-              <w:spacing w:after="20"/>
+              <w:pStyle w:val="CVDate"/>
+              <w:spacing w:after="0"/>
+              <w:jc w:val="right"/>
             </w:pPr>
             <w:r>
-              <w:rPr>
-                <w:b/>
-                <w:i w:val="0"/>
-                <w:sz w:val="17"/>
-              </w:rPr>
-              <w:t>Itsik Pe'er Lab</w:t>
-            </w:r>
-            <w:r>
-              <w:rPr>
-                <w:b w:val="0"/>
-                <w:i w:val="0"/>
-                <w:sz w:val="17"/>
-              </w:rPr>
-              <w:t>, Columbia University, Department of Computer Science</w:t>
-            </w:r>
-            <w:r>
-              <w:br/>
-            </w:r>
-            <w:r>
-              <w:rPr>
-                <w:b w:val="0"/>
-                <w:i w:val="0"/>
-                <w:sz w:val="17"/>
-              </w:rPr>
-              <w:t>Developed a neural embedding model in hyperbolic spaces to better predict small proteins.</w:t>
+              <w:t>2026</w:t>
             </w:r>
           </w:p>
         </w:tc>
       </w:tr>
+    </w:tbl>
+    <w:tbl>
+      <w:tblPr>
+        <w:tblW w:type="dxa" w:w="9820"/>
+        <w:jc w:val="left"/>
+        <w:tblLayout w:type="fixed"/>
+        <w:tblLook w:firstColumn="1" w:firstRow="1" w:lastColumn="0" w:lastRow="0" w:noHBand="0" w:noVBand="1" w:val="04A0"/>
+        <w:tblInd w:w="548" w:type="dxa"/>
+      </w:tblPr>
+      <w:tblGrid>
+        <w:gridCol w:w="8524"/>
+        <w:gridCol w:w="1296"/>
+      </w:tblGrid>
       <w:tr>
         <w:trPr>
           <w:cantSplit/>
         </w:trPr>
         <w:tc>
           <w:tcPr>
-            <w:tcW w:type="dxa" w:w="1555"/>
+            <w:tcW w:type="dxa" w:w="8524"/>
+            <w:tcMar>
+              <w:top w:w="18" w:type="dxa"/>
+              <w:start w:w="0" w:type="dxa"/>
+              <w:bottom w:w="45" w:type="dxa"/>
+              <w:end w:w="0" w:type="dxa"/>
+            </w:tcMar>
             <w:vAlign w:val="top"/>
           </w:tcPr>
           <w:p>
             <w:pPr>
-              <w:spacing w:after="20"/>
+              <w:pStyle w:val="CVEntryTitle"/>
+              <w:spacing w:after="10"/>
             </w:pPr>
             <w:r>
-              <w:rPr>
-                <w:b/>
-                <w:color w:val="4B5563"/>
-                <w:sz w:val="16"/>
-              </w:rPr>
-              <w:t>2019-2021</w:t>
+              <w:t>Le Lievre T*, Aharony N*, AlQuraishi M. PRIME-Bench: A Benchmark for Pathway-Level Reasoning in Genome Language Models.</w:t>
+            </w:r>
+          </w:p>
+          <w:p>
+            <w:pPr>
+              <w:pStyle w:val="CVEntryDescription"/>
+              <w:spacing w:after="0"/>
+            </w:pPr>
+            <w:r>
+              <w:t>Poster · ISMB 2026.</w:t>
             </w:r>
           </w:p>
         </w:tc>
         <w:tc>
           <w:tcPr>
-            <w:tcW w:type="dxa" w:w="7805"/>
+            <w:tcW w:type="dxa" w:w="1296"/>
+            <w:tcMar>
+              <w:top w:w="18" w:type="dxa"/>
+              <w:start w:w="0" w:type="dxa"/>
+              <w:bottom w:w="45" w:type="dxa"/>
+              <w:end w:w="0" w:type="dxa"/>
+            </w:tcMar>
             <w:vAlign w:val="top"/>
           </w:tcPr>
           <w:p>
             <w:pPr>
-              <w:spacing w:after="20"/>
+              <w:pStyle w:val="CVDate"/>
+              <w:spacing w:after="0"/>
+              <w:jc w:val="right"/>
             </w:pPr>
             <w:r>
-              <w:rPr>
-                <w:b/>
-                <w:i w:val="0"/>
-                <w:sz w:val="17"/>
-              </w:rPr>
-              <w:t>Roy Kishony Lab</w:t>
-            </w:r>
-            <w:r>
-              <w:rPr>
-                <w:b w:val="0"/>
-                <w:i w:val="0"/>
-                <w:sz w:val="17"/>
-              </w:rPr>
-              <w:t>, Technion - Israel Institute of Technology, Department of Biology</w:t>
-            </w:r>
-            <w:r>
-              <w:br/>
-            </w:r>
-            <w:r>
-              <w:rPr>
-                <w:b w:val="0"/>
-                <w:i w:val="0"/>
-                <w:sz w:val="17"/>
-              </w:rPr>
-              <w:t>Constructed a computational pipeline to identify mobile genetic elements in recurring infections. Designed experiments unraveling eco-evolutionary dynamics of microbial communities.</w:t>
+              <w:t>2026</w:t>
             </w:r>
           </w:p>
         </w:tc>
       </w:tr>
+    </w:tbl>
+    <w:tbl>
+      <w:tblPr>
+        <w:tblW w:type="dxa" w:w="9820"/>
+        <w:jc w:val="left"/>
+        <w:tblLayout w:type="fixed"/>
+        <w:tblLook w:firstColumn="1" w:firstRow="1" w:lastColumn="0" w:lastRow="0" w:noHBand="0" w:noVBand="1" w:val="04A0"/>
+        <w:tblInd w:w="548" w:type="dxa"/>
+      </w:tblPr>
+      <w:tblGrid>
+        <w:gridCol w:w="8524"/>
+        <w:gridCol w:w="1296"/>
+      </w:tblGrid>
       <w:tr>
         <w:trPr>
           <w:cantSplit/>
         </w:trPr>
         <w:tc>
           <w:tcPr>
-            <w:tcW w:type="dxa" w:w="1555"/>
+            <w:tcW w:type="dxa" w:w="8524"/>
+            <w:tcMar>
+              <w:top w:w="18" w:type="dxa"/>
+              <w:start w:w="0" w:type="dxa"/>
+              <w:bottom w:w="45" w:type="dxa"/>
+              <w:end w:w="0" w:type="dxa"/>
+            </w:tcMar>
             <w:vAlign w:val="top"/>
           </w:tcPr>
           <w:p>
             <w:pPr>
-              <w:spacing w:after="20"/>
+              <w:pStyle w:val="CVEntryTitle"/>
+              <w:spacing w:after="10"/>
             </w:pPr>
             <w:r>
-              <w:rPr>
-                <w:b/>
-                <w:color w:val="4B5563"/>
-                <w:sz w:val="16"/>
-              </w:rPr>
-              <w:t>2018-2019</w:t>
+              <w:t>Aharony N. Who Holds the Reins in Agent-Assisted Systems Biology?</w:t>
+            </w:r>
+          </w:p>
+          <w:p>
+            <w:pPr>
+              <w:pStyle w:val="CVEntryDescription"/>
+              <w:spacing w:after="0"/>
+            </w:pPr>
+            <w:r>
+              <w:t>Accepted poster and extended abstract · NE AI Agents Day 2026.</w:t>
             </w:r>
           </w:p>
         </w:tc>
         <w:tc>
           <w:tcPr>
-            <w:tcW w:type="dxa" w:w="7805"/>
+            <w:tcW w:type="dxa" w:w="1296"/>
+            <w:tcMar>
+              <w:top w:w="18" w:type="dxa"/>
+              <w:start w:w="0" w:type="dxa"/>
+              <w:bottom w:w="45" w:type="dxa"/>
+              <w:end w:w="0" w:type="dxa"/>
+            </w:tcMar>
             <w:vAlign w:val="top"/>
           </w:tcPr>
           <w:p>
             <w:pPr>
-              <w:spacing w:after="20"/>
+              <w:pStyle w:val="CVDate"/>
+              <w:spacing w:after="0"/>
+              <w:jc w:val="right"/>
             </w:pPr>
             <w:r>
-              <w:rPr>
-                <w:b/>
-                <w:i w:val="0"/>
-                <w:sz w:val="17"/>
-              </w:rPr>
-              <w:t>Amine Kamen Lab</w:t>
-            </w:r>
-            <w:r>
-              <w:rPr>
-                <w:b w:val="0"/>
-                <w:i w:val="0"/>
-                <w:sz w:val="17"/>
-              </w:rPr>
-              <w:t>, McGill University, Department of Bioengineering</w:t>
-            </w:r>
-            <w:r>
-              <w:br/>
-            </w:r>
-            <w:r>
-              <w:rPr>
-                <w:b w:val="0"/>
-                <w:i w:val="0"/>
-                <w:sz w:val="17"/>
-              </w:rPr>
-              <w:t>Designed and manufactured adeno-associated viruses carrying Cas9 for improved CAR-T cell engineering.</w:t>
+              <w:t>2026</w:t>
             </w:r>
           </w:p>
         </w:tc>
       </w:tr>
+    </w:tbl>
+    <w:tbl>
+      <w:tblPr>
+        <w:tblW w:type="dxa" w:w="9820"/>
+        <w:jc w:val="left"/>
+        <w:tblLayout w:type="fixed"/>
+        <w:tblLook w:firstColumn="1" w:firstRow="1" w:lastColumn="0" w:lastRow="0" w:noHBand="0" w:noVBand="1" w:val="04A0"/>
+        <w:tblInd w:w="548" w:type="dxa"/>
+      </w:tblPr>
+      <w:tblGrid>
+        <w:gridCol w:w="8524"/>
+        <w:gridCol w:w="1296"/>
+      </w:tblGrid>
       <w:tr>
         <w:trPr>
           <w:cantSplit/>
         </w:trPr>
         <w:tc>
           <w:tcPr>
-            <w:tcW w:type="dxa" w:w="1555"/>
+            <w:tcW w:type="dxa" w:w="8524"/>
+            <w:tcMar>
+              <w:top w:w="18" w:type="dxa"/>
+              <w:start w:w="0" w:type="dxa"/>
+              <w:bottom w:w="45" w:type="dxa"/>
+              <w:end w:w="0" w:type="dxa"/>
+            </w:tcMar>
             <w:vAlign w:val="top"/>
           </w:tcPr>
           <w:p>
             <w:pPr>
-              <w:spacing w:after="20"/>
+              <w:pStyle w:val="CVEntryTitle"/>
+              <w:spacing w:after="10"/>
             </w:pPr>
             <w:r>
-              <w:rPr>
-                <w:b/>
-                <w:color w:val="4B5563"/>
-                <w:sz w:val="16"/>
-              </w:rPr>
-              <w:t>2018</w:t>
+              <w:t>Aharony N, AlQuraishi M. Evaluating Genome Language Models for Metagenomic Binning.</w:t>
+            </w:r>
+          </w:p>
+          <w:p>
+            <w:pPr>
+              <w:pStyle w:val="CVEntryDescription"/>
+              <w:spacing w:after="0"/>
+            </w:pPr>
+            <w:r>
+              <w:t>Accepted poster · Pioneering Israeli Science Conference / ScienceAbroad 2026.</w:t>
             </w:r>
           </w:p>
         </w:tc>
         <w:tc>
           <w:tcPr>
-            <w:tcW w:type="dxa" w:w="7805"/>
+            <w:tcW w:type="dxa" w:w="1296"/>
+            <w:tcMar>
+              <w:top w:w="18" w:type="dxa"/>
+              <w:start w:w="0" w:type="dxa"/>
+              <w:bottom w:w="45" w:type="dxa"/>
+              <w:end w:w="0" w:type="dxa"/>
+            </w:tcMar>
             <w:vAlign w:val="top"/>
           </w:tcPr>
           <w:p>
             <w:pPr>
-              <w:spacing w:after="20"/>
+              <w:pStyle w:val="CVDate"/>
+              <w:spacing w:after="0"/>
+              <w:jc w:val="right"/>
             </w:pPr>
             <w:r>
-              <w:rPr>
-                <w:b/>
-                <w:i w:val="0"/>
-                <w:sz w:val="17"/>
-              </w:rPr>
-              <w:t>Center for Health Security</w:t>
-            </w:r>
-            <w:r>
-              <w:rPr>
-                <w:b w:val="0"/>
-                <w:i w:val="0"/>
-                <w:sz w:val="17"/>
-              </w:rPr>
-              <w:t>, Johns Hopkins University, School of Public Health</w:t>
-            </w:r>
-            <w:r>
-              <w:br/>
-            </w:r>
-            <w:r>
-              <w:rPr>
-                <w:b w:val="0"/>
-                <w:i w:val="0"/>
-                <w:sz w:val="17"/>
-              </w:rPr>
-              <w:t xml:space="preserve">Surveyed DNA synthesis providers' sequence- and customer-screening practices; this work informed the Health Security governance paper </w:t>
-            </w:r>
-            <w:r>
-              <w:rPr>
-                <w:b w:val="0"/>
-                <w:i/>
-                <w:sz w:val="17"/>
-              </w:rPr>
-              <w:t>Strengthening Security for Gene Synthesis</w:t>
-            </w:r>
-            <w:r>
-              <w:rPr>
-                <w:b w:val="0"/>
-                <w:i w:val="0"/>
-                <w:sz w:val="17"/>
-              </w:rPr>
-              <w:t>. Studied safety, innovation, and community norms in the DIY biology community.</w:t>
+              <w:t>2026</w:t>
             </w:r>
           </w:p>
         </w:tc>
       </w:tr>
+    </w:tbl>
+    <w:tbl>
+      <w:tblPr>
+        <w:tblW w:type="dxa" w:w="9820"/>
+        <w:jc w:val="left"/>
+        <w:tblLayout w:type="fixed"/>
+        <w:tblLook w:firstColumn="1" w:firstRow="1" w:lastColumn="0" w:lastRow="0" w:noHBand="0" w:noVBand="1" w:val="04A0"/>
+        <w:tblInd w:w="548" w:type="dxa"/>
+      </w:tblPr>
+      <w:tblGrid>
+        <w:gridCol w:w="8524"/>
+        <w:gridCol w:w="1296"/>
+      </w:tblGrid>
       <w:tr>
         <w:trPr>
           <w:cantSplit/>
         </w:trPr>
         <w:tc>
           <w:tcPr>
-            <w:tcW w:type="dxa" w:w="1555"/>
+            <w:tcW w:type="dxa" w:w="8524"/>
+            <w:tcMar>
+              <w:top w:w="18" w:type="dxa"/>
+              <w:start w:w="0" w:type="dxa"/>
+              <w:bottom w:w="45" w:type="dxa"/>
+              <w:end w:w="0" w:type="dxa"/>
+            </w:tcMar>
             <w:vAlign w:val="top"/>
           </w:tcPr>
           <w:p>
             <w:pPr>
-              <w:spacing w:after="20"/>
+              <w:pStyle w:val="CVEntryTitle"/>
+              <w:spacing w:after="10"/>
             </w:pPr>
             <w:r>
-              <w:rPr>
-                <w:b/>
-                <w:color w:val="4B5563"/>
-                <w:sz w:val="16"/>
-              </w:rPr>
-              <w:t>2017-2018</w:t>
+              <w:t>Aharony N. Rapid Talks and Panel: 2024 Innovative Tools &amp; Solutions Award Recipients.</w:t>
+            </w:r>
+          </w:p>
+          <w:p>
+            <w:pPr>
+              <w:pStyle w:val="CVEntryDescription"/>
+              <w:spacing w:after="0"/>
+            </w:pPr>
+            <w:r>
+              <w:t>Flash talk and panelist · Pandemic Response Institute.</w:t>
             </w:r>
           </w:p>
         </w:tc>
         <w:tc>
           <w:tcPr>
-            <w:tcW w:type="dxa" w:w="7805"/>
+            <w:tcW w:type="dxa" w:w="1296"/>
+            <w:tcMar>
+              <w:top w:w="18" w:type="dxa"/>
+              <w:start w:w="0" w:type="dxa"/>
+              <w:bottom w:w="45" w:type="dxa"/>
+              <w:end w:w="0" w:type="dxa"/>
+            </w:tcMar>
             <w:vAlign w:val="top"/>
           </w:tcPr>
           <w:p>
             <w:pPr>
-              <w:spacing w:after="20"/>
+              <w:pStyle w:val="CVDate"/>
+              <w:spacing w:after="0"/>
+              <w:jc w:val="right"/>
             </w:pPr>
             <w:r>
-              <w:rPr>
-                <w:b/>
-                <w:i w:val="0"/>
-                <w:sz w:val="17"/>
-              </w:rPr>
-              <w:t>Jonathan Kimmelman Lab</w:t>
-            </w:r>
-            <w:r>
-              <w:rPr>
-                <w:b w:val="0"/>
-                <w:i w:val="0"/>
-                <w:sz w:val="17"/>
-              </w:rPr>
-              <w:t>, McGill University, Biomedical Ethics Unit</w:t>
-            </w:r>
-            <w:r>
-              <w:br/>
-            </w:r>
-            <w:r>
-              <w:rPr>
-                <w:b w:val="0"/>
-                <w:i w:val="0"/>
-                <w:sz w:val="17"/>
-              </w:rPr>
-              <w:t>Applied machine learning to analyze clinical trial design factors that influence forecasts of outcomes; contributed to a meta-analysis.</w:t>
+              <w:t>2026</w:t>
             </w:r>
           </w:p>
         </w:tc>
       </w:tr>
+    </w:tbl>
+    <w:tbl>
+      <w:tblPr>
+        <w:tblW w:type="dxa" w:w="9820"/>
+        <w:jc w:val="left"/>
+        <w:tblLayout w:type="fixed"/>
+        <w:tblLook w:firstColumn="1" w:firstRow="1" w:lastColumn="0" w:lastRow="0" w:noHBand="0" w:noVBand="1" w:val="04A0"/>
+        <w:tblInd w:w="548" w:type="dxa"/>
+      </w:tblPr>
+      <w:tblGrid>
+        <w:gridCol w:w="8524"/>
+        <w:gridCol w:w="1296"/>
+      </w:tblGrid>
       <w:tr>
         <w:trPr>
           <w:cantSplit/>
         </w:trPr>
         <w:tc>
           <w:tcPr>
-            <w:tcW w:type="dxa" w:w="1555"/>
+            <w:tcW w:type="dxa" w:w="8524"/>
+            <w:tcMar>
+              <w:top w:w="18" w:type="dxa"/>
+              <w:start w:w="0" w:type="dxa"/>
+              <w:bottom w:w="45" w:type="dxa"/>
+              <w:end w:w="0" w:type="dxa"/>
+            </w:tcMar>
             <w:vAlign w:val="top"/>
           </w:tcPr>
           <w:p>
             <w:pPr>
-              <w:spacing w:after="20"/>
+              <w:pStyle w:val="CVEntryTitle"/>
+              <w:spacing w:after="10"/>
             </w:pPr>
             <w:r>
-              <w:rPr>
-                <w:b/>
-                <w:color w:val="4B5563"/>
-                <w:sz w:val="16"/>
-              </w:rPr>
-              <w:t>2017</w:t>
+              <w:t>Aharony N. Genome Language Models Reading the Future of Pandemics in Wastewater.</w:t>
+            </w:r>
+          </w:p>
+          <w:p>
+            <w:pPr>
+              <w:pStyle w:val="CVEntryDescription"/>
+              <w:spacing w:after="0"/>
+            </w:pPr>
+            <w:r>
+              <w:t>Flash talk · Pandemic Response Institute Innovation Showcase.</w:t>
             </w:r>
           </w:p>
         </w:tc>
         <w:tc>
           <w:tcPr>
-            <w:tcW w:type="dxa" w:w="7805"/>
+            <w:tcW w:type="dxa" w:w="1296"/>
+            <w:tcMar>
+              <w:top w:w="18" w:type="dxa"/>
+              <w:start w:w="0" w:type="dxa"/>
+              <w:bottom w:w="45" w:type="dxa"/>
+              <w:end w:w="0" w:type="dxa"/>
+            </w:tcMar>
             <w:vAlign w:val="top"/>
           </w:tcPr>
           <w:p>
             <w:pPr>
-              <w:spacing w:after="20"/>
+              <w:pStyle w:val="CVDate"/>
+              <w:spacing w:after="0"/>
+              <w:jc w:val="right"/>
             </w:pPr>
             <w:r>
-              <w:rPr>
-                <w:b/>
-                <w:i w:val="0"/>
-                <w:sz w:val="17"/>
-              </w:rPr>
-              <w:t>Edward Ruthazer Lab</w:t>
-            </w:r>
-            <w:r>
-              <w:rPr>
-                <w:b w:val="0"/>
-                <w:i w:val="0"/>
-                <w:sz w:val="17"/>
-              </w:rPr>
-              <w:t>, McGill University, Montreal Neurological Institute</w:t>
-            </w:r>
-            <w:r>
-              <w:br/>
-            </w:r>
-            <w:r>
-              <w:rPr>
-                <w:b w:val="0"/>
-                <w:i w:val="0"/>
-                <w:sz w:val="17"/>
-              </w:rPr>
-              <w:t>Electroporated and imaged tadpoles to study structural plasticity in the developing visual system.</w:t>
-            </w:r>
-          </w:p>
-        </w:tc>
-      </w:tr>
-      <w:tr>
-        <w:trPr>
-          <w:cantSplit/>
-        </w:trPr>
-        <w:tc>
-          <w:tcPr>
-            <w:tcW w:type="dxa" w:w="1555"/>
-            <w:vAlign w:val="top"/>
-          </w:tcPr>
-          <w:p>
-            <w:pPr>
-              <w:spacing w:after="20"/>
-            </w:pPr>
-            <w:r>
-              <w:rPr>
-                <w:b/>
-                <w:color w:val="4B5563"/>
-                <w:sz w:val="16"/>
-              </w:rPr>
-              <w:t>2016-2017</w:t>
-            </w:r>
-          </w:p>
-        </w:tc>
-        <w:tc>
-          <w:tcPr>
-            <w:tcW w:type="dxa" w:w="7805"/>
-            <w:vAlign w:val="top"/>
-          </w:tcPr>
-          <w:p>
-            <w:pPr>
-              <w:spacing w:after="20"/>
-            </w:pPr>
-            <w:r>
-              <w:rPr>
-                <w:b/>
-                <w:i w:val="0"/>
-                <w:sz w:val="17"/>
-              </w:rPr>
-              <w:t>Rafael Najmanovich Lab</w:t>
-            </w:r>
-            <w:r>
-              <w:rPr>
-                <w:b w:val="0"/>
-                <w:i w:val="0"/>
-                <w:sz w:val="17"/>
-              </w:rPr>
-              <w:t>, University of Montreal, Department of Pharmacology and Physiology</w:t>
-            </w:r>
-            <w:r>
-              <w:br/>
-            </w:r>
-            <w:r>
-              <w:rPr>
-                <w:b w:val="0"/>
-                <w:i w:val="0"/>
-                <w:sz w:val="17"/>
-              </w:rPr>
-              <w:t xml:space="preserve">Developed software characterizing protein interfaces based on surrounding force fields. Modeled biophysical features of </w:t>
-            </w:r>
-            <w:r>
-              <w:rPr>
-                <w:b w:val="0"/>
-                <w:i/>
-                <w:sz w:val="17"/>
-              </w:rPr>
-              <w:t>C. difficile</w:t>
-            </w:r>
-            <w:r>
-              <w:rPr>
-                <w:b w:val="0"/>
-                <w:i w:val="0"/>
-                <w:sz w:val="17"/>
-              </w:rPr>
-              <w:t xml:space="preserve"> germination protease to identify candidate inhibiting ligands.</w:t>
+              <w:t>2025</w:t>
             </w:r>
           </w:p>
         </w:tc>
@@ -1032,31 +2723,27 @@
     </w:tbl>
     <w:p>
       <w:pPr>
-        <w:pStyle w:val="Heading1"/>
-        <w:keepNext/>
+        <w:sectPr>
+          <w:headerReference w:type="default" r:id="rId14"/>
+          <w:footerReference w:type="default" r:id="rId15"/>
+          <w:pgSz w:w="12240" w:h="15840"/>
+          <w:pgMar w:top="792" w:right="936" w:bottom="792" w:left="936" w:header="432" w:footer="432" w:gutter="0"/>
+          <w:cols w:space="720"/>
+          <w:docGrid w:linePitch="360"/>
+        </w:sectPr>
       </w:pPr>
-      <w:r>
-        <w:t>PUBLICATIONS AND MANUSCRIPTS</w:t>
-      </w:r>
     </w:p>
     <w:tbl>
       <w:tblPr>
-        <w:tblW w:type="auto" w:w="0"/>
+        <w:tblW w:type="dxa" w:w="10368"/>
         <w:jc w:val="left"/>
         <w:tblLayout w:type="fixed"/>
         <w:tblLook w:firstColumn="1" w:firstRow="1" w:lastColumn="0" w:lastRow="0" w:noHBand="0" w:noVBand="1" w:val="04A0"/>
-        <w:tblBorders>
-          <w:top w:val="nil" w:sz="2" w:space="0" w:color="E5E7EB"/>
-          <w:left w:val="nil" w:sz="2" w:space="0" w:color="E5E7EB"/>
-          <w:bottom w:val="nil" w:sz="2" w:space="0" w:color="E5E7EB"/>
-          <w:right w:val="nil" w:sz="2" w:space="0" w:color="E5E7EB"/>
-          <w:insideH w:val="single" w:sz="2" w:space="0" w:color="E5E7EB"/>
-          <w:insideV w:val="nil" w:sz="2" w:space="0" w:color="E5E7EB"/>
-        </w:tblBorders>
+        <w:tblInd w:w="0" w:type="dxa"/>
       </w:tblPr>
       <w:tblGrid>
-        <w:gridCol w:w="5040"/>
-        <w:gridCol w:w="5040"/>
+        <w:gridCol w:w="548"/>
+        <w:gridCol w:w="9820"/>
       </w:tblGrid>
       <w:tr>
         <w:trPr>
@@ -1064,558 +2751,61 @@
         </w:trPr>
         <w:tc>
           <w:tcPr>
-            <w:tcW w:type="dxa" w:w="1555"/>
-            <w:vAlign w:val="top"/>
+            <w:tcW w:type="dxa" w:w="548"/>
+            <w:tcMar>
+              <w:top w:w="105" w:type="dxa"/>
+              <w:start w:w="0" w:type="dxa"/>
+              <w:bottom w:w="35" w:type="dxa"/>
+              <w:end w:w="0" w:type="dxa"/>
+            </w:tcMar>
           </w:tcPr>
           <w:p>
             <w:pPr>
-              <w:spacing w:after="20"/>
+              <w:pStyle w:val="CVSectionIndex"/>
+              <w:spacing w:after="0"/>
             </w:pPr>
             <w:r>
-              <w:rPr>
-                <w:b/>
-                <w:color w:val="4B5563"/>
-                <w:sz w:val="16"/>
-              </w:rPr>
-              <w:t>2026</w:t>
+              <w:t>05</w:t>
             </w:r>
           </w:p>
         </w:tc>
         <w:tc>
           <w:tcPr>
-            <w:tcW w:type="dxa" w:w="7805"/>
-            <w:vAlign w:val="top"/>
+            <w:tcW w:type="dxa" w:w="9820"/>
+            <w:tcMar>
+              <w:top w:w="105" w:type="dxa"/>
+              <w:start w:w="0" w:type="dxa"/>
+              <w:bottom w:w="35" w:type="dxa"/>
+              <w:end w:w="0" w:type="dxa"/>
+            </w:tcMar>
           </w:tcPr>
           <w:p>
             <w:pPr>
-              <w:spacing w:after="20"/>
+              <w:pStyle w:val="CVSectionTitle"/>
+              <w:keepNext/>
+              <w:spacing w:after="0"/>
+              <w:pBdr>
+                <w:bottom w:val="single" w:sz="4" w:space="2" w:color="D2D7DB"/>
+              </w:pBdr>
             </w:pPr>
             <w:r>
-              <w:rPr>
-                <w:b w:val="0"/>
-                <w:i w:val="0"/>
-                <w:sz w:val="17"/>
-              </w:rPr>
-              <w:t xml:space="preserve">Le Lievre T*, </w:t>
-            </w:r>
-            <w:r>
-              <w:rPr>
-                <w:b/>
-                <w:i w:val="0"/>
-                <w:sz w:val="17"/>
-              </w:rPr>
-              <w:t>Aharony N*</w:t>
-            </w:r>
-            <w:r>
-              <w:rPr>
-                <w:b w:val="0"/>
-                <w:i w:val="0"/>
-                <w:sz w:val="17"/>
-              </w:rPr>
-              <w:t>, Wang S, Adams E, AlQuraishi M. GeneCtx: An Evaluation Framework for Dissecting Genomic Context Use in Genome Language Models. Submitted to NeurIPS 2026 Evaluations &amp; Datasets track.</w:t>
-            </w:r>
-          </w:p>
-        </w:tc>
-      </w:tr>
-      <w:tr>
-        <w:trPr>
-          <w:cantSplit/>
-        </w:trPr>
-        <w:tc>
-          <w:tcPr>
-            <w:tcW w:type="dxa" w:w="1555"/>
-            <w:vAlign w:val="top"/>
-          </w:tcPr>
-          <w:p>
-            <w:pPr>
-              <w:spacing w:after="20"/>
-            </w:pPr>
-            <w:r>
-              <w:rPr>
-                <w:b/>
-                <w:color w:val="4B5563"/>
-                <w:sz w:val="16"/>
-              </w:rPr>
-              <w:t>2023</w:t>
-            </w:r>
-          </w:p>
-        </w:tc>
-        <w:tc>
-          <w:tcPr>
-            <w:tcW w:type="dxa" w:w="7805"/>
-            <w:vAlign w:val="top"/>
-          </w:tcPr>
-          <w:p>
-            <w:pPr>
-              <w:spacing w:after="20"/>
-            </w:pPr>
-            <w:r>
-              <w:rPr>
-                <w:b w:val="0"/>
-                <w:i w:val="0"/>
-                <w:sz w:val="17"/>
-              </w:rPr>
-              <w:t xml:space="preserve">Liang C, Wagstaff J, </w:t>
-            </w:r>
-            <w:r>
-              <w:rPr>
-                <w:b/>
-                <w:i w:val="0"/>
-                <w:sz w:val="17"/>
-              </w:rPr>
-              <w:t>Aharony N</w:t>
-            </w:r>
-            <w:r>
-              <w:rPr>
-                <w:b w:val="0"/>
-                <w:i w:val="0"/>
-                <w:sz w:val="17"/>
-              </w:rPr>
-              <w:t xml:space="preserve">, Schmit V, Manheim D. Managing the Transition to Widespread Metagenomic Monitoring: Policy Considerations for Future Biosurveillance. </w:t>
-            </w:r>
-            <w:r>
-              <w:rPr>
-                <w:b w:val="0"/>
-                <w:i/>
-                <w:sz w:val="17"/>
-              </w:rPr>
-              <w:t>Health Security</w:t>
-            </w:r>
-            <w:r>
-              <w:rPr>
-                <w:b w:val="0"/>
-                <w:i w:val="0"/>
-                <w:sz w:val="17"/>
-              </w:rPr>
-              <w:t>, 21(1), 34-45.</w:t>
-            </w:r>
-          </w:p>
-        </w:tc>
-      </w:tr>
-      <w:tr>
-        <w:trPr>
-          <w:cantSplit/>
-        </w:trPr>
-        <w:tc>
-          <w:tcPr>
-            <w:tcW w:type="dxa" w:w="1555"/>
-            <w:vAlign w:val="top"/>
-          </w:tcPr>
-          <w:p>
-            <w:pPr>
-              <w:spacing w:after="20"/>
-            </w:pPr>
-            <w:r>
-              <w:rPr>
-                <w:b/>
-                <w:color w:val="4B5563"/>
-                <w:sz w:val="16"/>
-              </w:rPr>
-              <w:t>2022</w:t>
-            </w:r>
-          </w:p>
-        </w:tc>
-        <w:tc>
-          <w:tcPr>
-            <w:tcW w:type="dxa" w:w="7805"/>
-            <w:vAlign w:val="top"/>
-          </w:tcPr>
-          <w:p>
-            <w:pPr>
-              <w:spacing w:after="20"/>
-            </w:pPr>
-            <w:r>
-              <w:rPr>
-                <w:b w:val="0"/>
-                <w:i w:val="0"/>
-                <w:sz w:val="17"/>
-              </w:rPr>
-              <w:t xml:space="preserve">Myers A, Utpala S, Talbar S, Sanborn S, Shewmake C, Donnat C, Mathe J, Lupo U, Sonthalia R, Cui X, Szwagier T, Pignet A, Bergsson A, Hauberg S, Nielson D, Sommer S, Klindt D, Hermansen E, Vaupel M, Dunn B, Xiong J, </w:t>
-            </w:r>
-            <w:r>
-              <w:rPr>
-                <w:b/>
-                <w:i w:val="0"/>
-                <w:sz w:val="17"/>
-              </w:rPr>
-              <w:t>Aharony N</w:t>
-            </w:r>
-            <w:r>
-              <w:rPr>
-                <w:b w:val="0"/>
-                <w:i w:val="0"/>
-                <w:sz w:val="17"/>
-              </w:rPr>
-              <w:t>, Pe'er I, Ambellan F, Hanik M, Nava-Yazdani E, von Tycowicz C, Miolane N. ICLR 2022 Challenge for Computational Geometry &amp; Topology: Design and Results. arXiv.</w:t>
-            </w:r>
-          </w:p>
-        </w:tc>
-      </w:tr>
-      <w:tr>
-        <w:trPr>
-          <w:cantSplit/>
-        </w:trPr>
-        <w:tc>
-          <w:tcPr>
-            <w:tcW w:type="dxa" w:w="1555"/>
-            <w:vAlign w:val="top"/>
-          </w:tcPr>
-          <w:p>
-            <w:pPr>
-              <w:spacing w:after="20"/>
-            </w:pPr>
-            <w:r>
-              <w:rPr>
-                <w:b/>
-                <w:color w:val="4B5563"/>
-                <w:sz w:val="16"/>
-              </w:rPr>
-              <w:t>2021</w:t>
-            </w:r>
-          </w:p>
-        </w:tc>
-        <w:tc>
-          <w:tcPr>
-            <w:tcW w:type="dxa" w:w="7805"/>
-            <w:vAlign w:val="top"/>
-          </w:tcPr>
-          <w:p>
-            <w:pPr>
-              <w:spacing w:after="20"/>
-            </w:pPr>
-            <w:r>
-              <w:rPr>
-                <w:b w:val="0"/>
-                <w:i w:val="0"/>
-                <w:sz w:val="17"/>
-              </w:rPr>
-              <w:t xml:space="preserve">Milman O*, Yelin I*, </w:t>
-            </w:r>
-            <w:r>
-              <w:rPr>
-                <w:b/>
-                <w:i w:val="0"/>
-                <w:sz w:val="17"/>
-              </w:rPr>
-              <w:t>Aharony N</w:t>
-            </w:r>
-            <w:r>
-              <w:rPr>
-                <w:b w:val="0"/>
-                <w:i w:val="0"/>
-                <w:sz w:val="17"/>
-              </w:rPr>
-              <w:t xml:space="preserve">, Katz R, Herzel E, Ben-Tov A, Kuint J, Gazit S, Chodick G, Patalon T, Kishony R. Community-level evidence for SARS-CoV-2 vaccine protection of unvaccinated individuals. </w:t>
-            </w:r>
-            <w:r>
-              <w:rPr>
-                <w:b w:val="0"/>
-                <w:i/>
-                <w:sz w:val="17"/>
-              </w:rPr>
-              <w:t>Nature Medicine</w:t>
-            </w:r>
-            <w:r>
-              <w:rPr>
-                <w:b w:val="0"/>
-                <w:i w:val="0"/>
-                <w:sz w:val="17"/>
-              </w:rPr>
-              <w:t>.</w:t>
-            </w:r>
-          </w:p>
-        </w:tc>
-      </w:tr>
-      <w:tr>
-        <w:trPr>
-          <w:cantSplit/>
-        </w:trPr>
-        <w:tc>
-          <w:tcPr>
-            <w:tcW w:type="dxa" w:w="1555"/>
-            <w:vAlign w:val="top"/>
-          </w:tcPr>
-          <w:p>
-            <w:pPr>
-              <w:spacing w:after="20"/>
-            </w:pPr>
-            <w:r>
-              <w:rPr>
-                <w:b/>
-                <w:color w:val="4B5563"/>
-                <w:sz w:val="16"/>
-              </w:rPr>
-              <w:t>2020</w:t>
-            </w:r>
-          </w:p>
-        </w:tc>
-        <w:tc>
-          <w:tcPr>
-            <w:tcW w:type="dxa" w:w="7805"/>
-            <w:vAlign w:val="top"/>
-          </w:tcPr>
-          <w:p>
-            <w:pPr>
-              <w:spacing w:after="20"/>
-            </w:pPr>
-            <w:r>
-              <w:rPr>
-                <w:b w:val="0"/>
-                <w:i w:val="0"/>
-                <w:sz w:val="17"/>
-              </w:rPr>
-              <w:t xml:space="preserve">Yelin I*, </w:t>
-            </w:r>
-            <w:r>
-              <w:rPr>
-                <w:b/>
-                <w:i w:val="0"/>
-                <w:sz w:val="17"/>
-              </w:rPr>
-              <w:t>Aharony N*</w:t>
-            </w:r>
-            <w:r>
-              <w:rPr>
-                <w:b w:val="0"/>
-                <w:i w:val="0"/>
-                <w:sz w:val="17"/>
-              </w:rPr>
-              <w:t xml:space="preserve">, Shaer-Tamar E*, Argoetti A*, Messer E, Berenbaum D, Shafran E, Kuzil A, Gandali N, Hashimshony T, Mandel-Gutfreund Y, Halberthal M, Geffen Y, Szwarcwort-Cohen M, Kishony R. Evaluation of COVID-19 RT-qPCR test in multi-sample pools. </w:t>
-            </w:r>
-            <w:r>
-              <w:rPr>
-                <w:b w:val="0"/>
-                <w:i/>
-                <w:sz w:val="17"/>
-              </w:rPr>
-              <w:t>Clinical Infectious Diseases</w:t>
-            </w:r>
-            <w:r>
-              <w:rPr>
-                <w:b w:val="0"/>
-                <w:i w:val="0"/>
-                <w:sz w:val="17"/>
-              </w:rPr>
-              <w:t>.</w:t>
-            </w:r>
-          </w:p>
-        </w:tc>
-      </w:tr>
-      <w:tr>
-        <w:trPr>
-          <w:cantSplit/>
-        </w:trPr>
-        <w:tc>
-          <w:tcPr>
-            <w:tcW w:type="dxa" w:w="1555"/>
-            <w:vAlign w:val="top"/>
-          </w:tcPr>
-          <w:p>
-            <w:pPr>
-              <w:spacing w:after="20"/>
-            </w:pPr>
-            <w:r>
-              <w:rPr>
-                <w:b/>
-                <w:color w:val="4B5563"/>
-                <w:sz w:val="16"/>
-              </w:rPr>
-              <w:t>2019</w:t>
-            </w:r>
-          </w:p>
-        </w:tc>
-        <w:tc>
-          <w:tcPr>
-            <w:tcW w:type="dxa" w:w="7805"/>
-            <w:vAlign w:val="top"/>
-          </w:tcPr>
-          <w:p>
-            <w:pPr>
-              <w:spacing w:after="20"/>
-            </w:pPr>
-            <w:r>
-              <w:rPr>
-                <w:b w:val="0"/>
-                <w:i w:val="0"/>
-                <w:sz w:val="17"/>
-              </w:rPr>
-              <w:t xml:space="preserve">Moco PD, </w:t>
-            </w:r>
-            <w:r>
-              <w:rPr>
-                <w:b/>
-                <w:i w:val="0"/>
-                <w:sz w:val="17"/>
-              </w:rPr>
-              <w:t>Aharony N</w:t>
-            </w:r>
-            <w:r>
-              <w:rPr>
-                <w:b w:val="0"/>
-                <w:i w:val="0"/>
-                <w:sz w:val="17"/>
-              </w:rPr>
-              <w:t xml:space="preserve">, Kamen A. Adeno-Associated Viral Vectors for Homology-Directed Generation of CAR-T cells. </w:t>
-            </w:r>
-            <w:r>
-              <w:rPr>
-                <w:b w:val="0"/>
-                <w:i/>
-                <w:sz w:val="17"/>
-              </w:rPr>
-              <w:t>Biotechnology Journal</w:t>
-            </w:r>
-            <w:r>
-              <w:rPr>
-                <w:b w:val="0"/>
-                <w:i w:val="0"/>
-                <w:sz w:val="17"/>
-              </w:rPr>
-              <w:t>.</w:t>
+              <w:t>Posters and talks · continued</w:t>
             </w:r>
           </w:p>
         </w:tc>
       </w:tr>
     </w:tbl>
-    <w:p>
-      <w:pPr/>
-      <w:r>
-        <w:rPr>
-          <w:color w:val="555555"/>
-          <w:sz w:val="16"/>
-        </w:rPr>
-        <w:t>* Equal contribution.</w:t>
-      </w:r>
-    </w:p>
-    <w:p>
-      <w:pPr>
-        <w:pStyle w:val="Heading1"/>
-        <w:keepNext/>
-      </w:pPr>
-      <w:r>
-        <w:t>POSTERS AND TALKS</w:t>
-      </w:r>
-    </w:p>
     <w:tbl>
-      <w:tr>
-        <w:trPr>
-          <w:cantSplit/>
-        </w:trPr>
-        <w:tc>
-          <w:tcPr>
-            <w:tcW w:type="dxa" w:w="1555"/>
-            <w:vAlign w:val="top"/>
-          </w:tcPr>
-          <w:p>
-            <w:pPr>
-              <w:spacing w:after="20"/>
-            </w:pPr>
-            <w:r>
-              <w:rPr>
-                <w:b/>
-                <w:color w:val="4B5563"/>
-                <w:sz w:val="16"/>
-              </w:rPr>
-              <w:t>2026</w:t>
-            </w:r>
-          </w:p>
-        </w:tc>
-        <w:tc>
-          <w:tcPr>
-            <w:tcW w:type="dxa" w:w="7805"/>
-            <w:vAlign w:val="top"/>
-          </w:tcPr>
-          <w:p>
-            <w:pPr>
-              <w:spacing w:after="20"/>
-            </w:pPr>
-            <w:r>
-              <w:rPr>
-                <w:b/>
-                <w:i w:val="0"/>
-                <w:sz w:val="17"/>
-              </w:rPr>
-              <w:t>Aharony N</w:t>
-            </w:r>
-            <w:r>
-              <w:rPr>
-                <w:b w:val="0"/>
-                <w:i w:val="0"/>
-                <w:sz w:val="17"/>
-              </w:rPr>
-              <w:t>, AlQuraishi M. Evaluating Genome Language Model Embeddings as Transferable Priors for Metagenomic Binning. Accepted poster, CIBB 2026. Rome, Italy, Sep 2–4, 2026.</w:t>
-            </w:r>
-          </w:p>
-        </w:tc>
-      </w:tr>
-      <w:tr>
-        <w:trPr>
-          <w:cantSplit/>
-        </w:trPr>
-        <w:tc>
-          <w:tcPr>
-            <w:tcW w:type="dxa" w:w="1555"/>
-            <w:vAlign w:val="top"/>
-          </w:tcPr>
-          <w:p>
-            <w:pPr>
-              <w:spacing w:after="20"/>
-            </w:pPr>
-            <w:r>
-              <w:rPr>
-                <w:b/>
-                <w:color w:val="4B5563"/>
-                <w:sz w:val="16"/>
-              </w:rPr>
-              <w:t>2026</w:t>
-            </w:r>
-          </w:p>
-        </w:tc>
-        <w:tc>
-          <w:tcPr>
-            <w:tcW w:type="dxa" w:w="7805"/>
-            <w:vAlign w:val="top"/>
-          </w:tcPr>
-          <w:p>
-            <w:pPr>
-              <w:spacing w:after="20"/>
-            </w:pPr>
-            <w:r>
-              <w:rPr>
-                <w:b/>
-                <w:i w:val="0"/>
-                <w:sz w:val="17"/>
-              </w:rPr>
-              <w:t>Aharony N</w:t>
-            </w:r>
-            <w:r>
-              <w:rPr>
-                <w:b w:val="0"/>
-                <w:i w:val="0"/>
-                <w:sz w:val="17"/>
-              </w:rPr>
-              <w:t>, Wang S, Neiswanger W. Benchmarking Genome Language Models for Novel Virus Detection in Wastewater Across Evolutionary Distance. Selected oral presentation, ASM BIG 2026. Washington, DC, Oct 11–14, 2026; talk Oct 13.</w:t>
-            </w:r>
-          </w:p>
-        </w:tc>
-      </w:tr>
       <w:tblPr>
-        <w:tblW w:type="auto" w:w="0"/>
+        <w:tblW w:type="dxa" w:w="9820"/>
         <w:jc w:val="left"/>
         <w:tblLayout w:type="fixed"/>
         <w:tblLook w:firstColumn="1" w:firstRow="1" w:lastColumn="0" w:lastRow="0" w:noHBand="0" w:noVBand="1" w:val="04A0"/>
-        <w:tblBorders>
-          <w:top w:val="nil" w:sz="2" w:space="0" w:color="E5E7EB"/>
-          <w:left w:val="nil" w:sz="2" w:space="0" w:color="E5E7EB"/>
-          <w:bottom w:val="nil" w:sz="2" w:space="0" w:color="E5E7EB"/>
-          <w:right w:val="nil" w:sz="2" w:space="0" w:color="E5E7EB"/>
-          <w:insideH w:val="single" w:sz="2" w:space="0" w:color="E5E7EB"/>
-          <w:insideV w:val="nil" w:sz="2" w:space="0" w:color="E5E7EB"/>
-        </w:tblBorders>
+        <w:tblInd w:w="548" w:type="dxa"/>
       </w:tblPr>
       <w:tblGrid>
-        <w:gridCol w:w="5040"/>
-        <w:gridCol w:w="5040"/>
+        <w:gridCol w:w="8524"/>
+        <w:gridCol w:w="1296"/>
       </w:tblGrid>
       <w:tr>
         <w:trPr>
@@ -1623,581 +2813,69 @@
         </w:trPr>
         <w:tc>
           <w:tcPr>
-            <w:tcW w:type="dxa" w:w="1555"/>
+            <w:tcW w:type="dxa" w:w="8524"/>
+            <w:tcMar>
+              <w:top w:w="18" w:type="dxa"/>
+              <w:start w:w="0" w:type="dxa"/>
+              <w:bottom w:w="45" w:type="dxa"/>
+              <w:end w:w="0" w:type="dxa"/>
+            </w:tcMar>
             <w:vAlign w:val="top"/>
           </w:tcPr>
           <w:p>
             <w:pPr>
-              <w:spacing w:after="20"/>
+              <w:pStyle w:val="CVEntryTitle"/>
+              <w:spacing w:after="10"/>
             </w:pPr>
             <w:r>
-              <w:rPr>
-                <w:b/>
-                <w:color w:val="4B5563"/>
-                <w:sz w:val="16"/>
-              </w:rPr>
-              <w:t>2026</w:t>
+              <w:t>Aharony N. Computational Methods for Pandemic Pathogen Detection.</w:t>
+            </w:r>
+          </w:p>
+          <w:p>
+            <w:pPr>
+              <w:pStyle w:val="CVEntryDescription"/>
+              <w:spacing w:after="0"/>
+            </w:pPr>
+            <w:r>
+              <w:t>Flash talk · Singer Symposium.</w:t>
             </w:r>
           </w:p>
         </w:tc>
         <w:tc>
           <w:tcPr>
-            <w:tcW w:type="dxa" w:w="7805"/>
+            <w:tcW w:type="dxa" w:w="1296"/>
+            <w:tcMar>
+              <w:top w:w="18" w:type="dxa"/>
+              <w:start w:w="0" w:type="dxa"/>
+              <w:bottom w:w="45" w:type="dxa"/>
+              <w:end w:w="0" w:type="dxa"/>
+            </w:tcMar>
             <w:vAlign w:val="top"/>
           </w:tcPr>
           <w:p>
             <w:pPr>
-              <w:spacing w:after="20"/>
+              <w:pStyle w:val="CVDate"/>
+              <w:spacing w:after="0"/>
+              <w:jc w:val="right"/>
             </w:pPr>
             <w:r>
-              <w:rPr>
-                <w:b/>
-                <w:i w:val="0"/>
-                <w:sz w:val="17"/>
-              </w:rPr>
-              <w:t xml:space="preserve">Le Lievre T*, </w:t>
-            </w:r>
-            <w:r>
-              <w:rPr>
-                <w:b w:val="0"/>
-                <w:i w:val="0"/>
-                <w:sz w:val="17"/>
-              </w:rPr>
-              <w:t>Aharony N*</w:t>
-            </w:r>
-            <w:r>
-              <w:rPr>
-                <w:b/>
-                <w:i w:val="0"/>
-                <w:sz w:val="17"/>
-              </w:rPr>
-              <w:t>, AlQuraishi M. PRIME-Bench: A Benchmark for Pathway-Level Reasoning in Genome Language Models. Poster, ISMB 2026.</w:t>
-            </w:r>
-          </w:p>
-        </w:tc>
-      </w:tr>
-      <w:tr>
-        <w:trPr>
-          <w:cantSplit/>
-        </w:trPr>
-        <w:tc>
-          <w:tcPr>
-            <w:tcW w:type="dxa" w:w="1555"/>
-            <w:vAlign w:val="top"/>
-          </w:tcPr>
-          <w:p>
-            <w:pPr>
-              <w:spacing w:after="20"/>
-            </w:pPr>
-            <w:r>
-              <w:rPr>
-                <w:b/>
-                <w:color w:val="4B5563"/>
-                <w:sz w:val="16"/>
-              </w:rPr>
-              <w:t>2026</w:t>
-            </w:r>
-          </w:p>
-        </w:tc>
-        <w:tc>
-          <w:tcPr>
-            <w:tcW w:type="dxa" w:w="7805"/>
-            <w:vAlign w:val="top"/>
-          </w:tcPr>
-          <w:p>
-            <w:pPr>
-              <w:spacing w:after="20"/>
-            </w:pPr>
-            <w:r>
-              <w:rPr>
-                <w:b/>
-                <w:i w:val="0"/>
-                <w:sz w:val="17"/>
-              </w:rPr>
-              <w:t>Aharony N</w:t>
-            </w:r>
-            <w:r>
-              <w:rPr>
-                <w:b w:val="0"/>
-                <w:i w:val="0"/>
-                <w:sz w:val="17"/>
-              </w:rPr>
-              <w:t>. Who Holds the Reins in Agent-Assisted Systems Biology? Accepted poster and extended abstract, NE AI Agents Day 2026.</w:t>
-            </w:r>
-          </w:p>
-        </w:tc>
-      </w:tr>
-      <w:tr>
-        <w:trPr>
-          <w:cantSplit/>
-        </w:trPr>
-        <w:tc>
-          <w:tcPr>
-            <w:tcW w:type="dxa" w:w="1555"/>
-            <w:vAlign w:val="top"/>
-          </w:tcPr>
-          <w:p>
-            <w:pPr>
-              <w:spacing w:after="20"/>
-            </w:pPr>
-            <w:r>
-              <w:rPr>
-                <w:b/>
-                <w:color w:val="4B5563"/>
-                <w:sz w:val="16"/>
-              </w:rPr>
-              <w:t>2026</w:t>
-            </w:r>
-          </w:p>
-        </w:tc>
-        <w:tc>
-          <w:tcPr>
-            <w:tcW w:type="dxa" w:w="7805"/>
-            <w:vAlign w:val="top"/>
-          </w:tcPr>
-          <w:p>
-            <w:pPr>
-              <w:spacing w:after="20"/>
-            </w:pPr>
-            <w:r>
-              <w:rPr>
-                <w:b/>
-                <w:i w:val="0"/>
-                <w:sz w:val="17"/>
-              </w:rPr>
-              <w:t>Aharony N</w:t>
-            </w:r>
-            <w:r>
-              <w:rPr>
-                <w:b w:val="0"/>
-                <w:i w:val="0"/>
-                <w:sz w:val="17"/>
-              </w:rPr>
-              <w:t>, AlQuraishi M. Evaluating Genome Language Models for Metagenomic Binning. Accepted poster, Pioneering Israeli Science Conference / ScienceAbroad 2026.</w:t>
-            </w:r>
-          </w:p>
-        </w:tc>
-      </w:tr>
-      <w:tr>
-        <w:trPr>
-          <w:cantSplit/>
-        </w:trPr>
-        <w:tc>
-          <w:tcPr>
-            <w:tcW w:type="dxa" w:w="1555"/>
-            <w:vAlign w:val="top"/>
-          </w:tcPr>
-          <w:p>
-            <w:pPr>
-              <w:spacing w:after="20"/>
-            </w:pPr>
-            <w:r>
-              <w:rPr>
-                <w:b/>
-                <w:color w:val="4B5563"/>
-                <w:sz w:val="16"/>
-              </w:rPr>
-              <w:t>2026</w:t>
-            </w:r>
-          </w:p>
-        </w:tc>
-        <w:tc>
-          <w:tcPr>
-            <w:tcW w:type="dxa" w:w="7805"/>
-            <w:vAlign w:val="top"/>
-          </w:tcPr>
-          <w:p>
-            <w:pPr>
-              <w:spacing w:after="20"/>
-            </w:pPr>
-            <w:r>
-              <w:rPr>
-                <w:b/>
-                <w:i w:val="0"/>
-                <w:sz w:val="17"/>
-              </w:rPr>
-              <w:t>Aharony N</w:t>
-            </w:r>
-            <w:r>
-              <w:rPr>
-                <w:b w:val="0"/>
-                <w:i w:val="0"/>
-                <w:sz w:val="17"/>
-              </w:rPr>
-              <w:t>. Rapid Talks and Panel: 2024 Innovative Tools &amp; Solutions Award Recipients. Flash talk and panelist, PRI.</w:t>
-            </w:r>
-          </w:p>
-        </w:tc>
-      </w:tr>
-      <w:tr>
-        <w:trPr>
-          <w:cantSplit/>
-        </w:trPr>
-        <w:tc>
-          <w:tcPr>
-            <w:tcW w:type="dxa" w:w="1555"/>
-            <w:vAlign w:val="top"/>
-          </w:tcPr>
-          <w:p>
-            <w:pPr>
-              <w:spacing w:after="20"/>
-            </w:pPr>
-            <w:r>
-              <w:rPr>
-                <w:b/>
-                <w:color w:val="4B5563"/>
-                <w:sz w:val="16"/>
-              </w:rPr>
-              <w:t>2025</w:t>
-            </w:r>
-          </w:p>
-        </w:tc>
-        <w:tc>
-          <w:tcPr>
-            <w:tcW w:type="dxa" w:w="7805"/>
-            <w:vAlign w:val="top"/>
-          </w:tcPr>
-          <w:p>
-            <w:pPr>
-              <w:spacing w:after="20"/>
-            </w:pPr>
-            <w:r>
-              <w:rPr>
-                <w:b/>
-                <w:i w:val="0"/>
-                <w:sz w:val="17"/>
-              </w:rPr>
-              <w:t>Aharony N</w:t>
-            </w:r>
-            <w:r>
-              <w:rPr>
-                <w:b w:val="0"/>
-                <w:i w:val="0"/>
-                <w:sz w:val="17"/>
-              </w:rPr>
-              <w:t>. Genome Language Models Reading the Future of Pandemics in Wastewater. Flash talk, PRI Innovation Showcase.</w:t>
-            </w:r>
-          </w:p>
-        </w:tc>
-      </w:tr>
-      <w:tr>
-        <w:trPr>
-          <w:cantSplit/>
-        </w:trPr>
-        <w:tc>
-          <w:tcPr>
-            <w:tcW w:type="dxa" w:w="1555"/>
-            <w:vAlign w:val="top"/>
-          </w:tcPr>
-          <w:p>
-            <w:pPr>
-              <w:spacing w:after="20"/>
-            </w:pPr>
-            <w:r>
-              <w:rPr>
-                <w:b/>
-                <w:color w:val="4B5563"/>
-                <w:sz w:val="16"/>
-              </w:rPr>
               <w:t>2022</w:t>
-            </w:r>
-          </w:p>
-        </w:tc>
-        <w:tc>
-          <w:tcPr>
-            <w:tcW w:type="dxa" w:w="7805"/>
-            <w:vAlign w:val="top"/>
-          </w:tcPr>
-          <w:p>
-            <w:pPr>
-              <w:spacing w:after="20"/>
-            </w:pPr>
-            <w:r>
-              <w:rPr>
-                <w:b/>
-                <w:i w:val="0"/>
-                <w:sz w:val="17"/>
-              </w:rPr>
-              <w:t>Aharony N</w:t>
-            </w:r>
-            <w:r>
-              <w:rPr>
-                <w:b w:val="0"/>
-                <w:i w:val="0"/>
-                <w:sz w:val="17"/>
-              </w:rPr>
-              <w:t>. Computational Methods for Pandemic Pathogen Detection. Flash talk, Singer Symposium.</w:t>
-            </w:r>
-          </w:p>
-        </w:tc>
-      </w:tr>
-      <w:tr>
-        <w:trPr>
-          <w:cantSplit/>
-        </w:trPr>
-        <w:tc>
-          <w:tcPr>
-            <w:tcW w:type="dxa" w:w="1555"/>
-            <w:vAlign w:val="top"/>
-          </w:tcPr>
-          <w:p>
-            <w:pPr>
-              <w:spacing w:after="20"/>
-            </w:pPr>
-            <w:r>
-              <w:rPr>
-                <w:b/>
-                <w:color w:val="4B5563"/>
-                <w:sz w:val="16"/>
-              </w:rPr>
-              <w:t>2021</w:t>
-            </w:r>
-          </w:p>
-        </w:tc>
-        <w:tc>
-          <w:tcPr>
-            <w:tcW w:type="dxa" w:w="7805"/>
-            <w:vAlign w:val="top"/>
-          </w:tcPr>
-          <w:p>
-            <w:pPr>
-              <w:spacing w:after="20"/>
-            </w:pPr>
-            <w:r>
-              <w:rPr>
-                <w:b/>
-                <w:i w:val="0"/>
-                <w:sz w:val="17"/>
-              </w:rPr>
-              <w:t>Aharony N</w:t>
-            </w:r>
-            <w:r>
-              <w:rPr>
-                <w:b w:val="0"/>
-                <w:i w:val="0"/>
-                <w:sz w:val="17"/>
-              </w:rPr>
-              <w:t>, Kishony R. Rapid Alteration in Genetic Content Upon Recurring Infection. Poster, EMBL Symposium: New Approaches and Concepts in Microbiology.</w:t>
-            </w:r>
-          </w:p>
-        </w:tc>
-      </w:tr>
-      <w:tr>
-        <w:trPr>
-          <w:cantSplit/>
-        </w:trPr>
-        <w:tc>
-          <w:tcPr>
-            <w:tcW w:type="dxa" w:w="1555"/>
-            <w:vAlign w:val="top"/>
-          </w:tcPr>
-          <w:p>
-            <w:pPr>
-              <w:spacing w:after="20"/>
-            </w:pPr>
-            <w:r>
-              <w:rPr>
-                <w:b/>
-                <w:color w:val="4B5563"/>
-                <w:sz w:val="16"/>
-              </w:rPr>
-              <w:t>2020</w:t>
-            </w:r>
-          </w:p>
-        </w:tc>
-        <w:tc>
-          <w:tcPr>
-            <w:tcW w:type="dxa" w:w="7805"/>
-            <w:vAlign w:val="top"/>
-          </w:tcPr>
-          <w:p>
-            <w:pPr>
-              <w:spacing w:after="20"/>
-            </w:pPr>
-            <w:r>
-              <w:rPr>
-                <w:b/>
-                <w:i w:val="0"/>
-                <w:sz w:val="17"/>
-              </w:rPr>
-              <w:t>Aharony N</w:t>
-            </w:r>
-            <w:r>
-              <w:rPr>
-                <w:b w:val="0"/>
-                <w:i w:val="0"/>
-                <w:sz w:val="17"/>
-              </w:rPr>
-              <w:t>. Careers in Biosecurity. Flash talk, EAGx Virtual.</w:t>
-            </w:r>
-          </w:p>
-        </w:tc>
-      </w:tr>
-      <w:tr>
-        <w:trPr>
-          <w:cantSplit/>
-        </w:trPr>
-        <w:tc>
-          <w:tcPr>
-            <w:tcW w:type="dxa" w:w="1555"/>
-            <w:vAlign w:val="top"/>
-          </w:tcPr>
-          <w:p>
-            <w:pPr>
-              <w:spacing w:after="20"/>
-            </w:pPr>
-            <w:r>
-              <w:rPr>
-                <w:b/>
-                <w:color w:val="4B5563"/>
-                <w:sz w:val="16"/>
-              </w:rPr>
-              <w:t>2018</w:t>
-            </w:r>
-          </w:p>
-        </w:tc>
-        <w:tc>
-          <w:tcPr>
-            <w:tcW w:type="dxa" w:w="7805"/>
-            <w:vAlign w:val="top"/>
-          </w:tcPr>
-          <w:p>
-            <w:pPr>
-              <w:spacing w:after="20"/>
-            </w:pPr>
-            <w:r>
-              <w:rPr>
-                <w:b/>
-                <w:i w:val="0"/>
-                <w:sz w:val="17"/>
-              </w:rPr>
-              <w:t>Aharony N</w:t>
-            </w:r>
-            <w:r>
-              <w:rPr>
-                <w:b w:val="0"/>
-                <w:i w:val="0"/>
-                <w:sz w:val="17"/>
-              </w:rPr>
-              <w:t>, Gronvall G. How Secure is the Gene Synthesis Industry? Poster, Biological Weapons Convention: Meeting of Experts.</w:t>
             </w:r>
           </w:p>
         </w:tc>
       </w:tr>
     </w:tbl>
-    <w:p>
-      <w:pPr>
-        <w:pStyle w:val="Heading1"/>
-        <w:keepNext/>
-      </w:pPr>
-      <w:r>
-        <w:t>AWARDS AND FUNDING</w:t>
-      </w:r>
-    </w:p>
     <w:tbl>
-      <w:tr>
-        <w:trPr>
-          <w:cantSplit/>
-        </w:trPr>
-        <w:tc>
-          <w:tcPr>
-            <w:tcW w:type="dxa" w:w="1555"/>
-            <w:vAlign w:val="top"/>
-          </w:tcPr>
-          <w:p>
-            <w:pPr>
-              <w:spacing w:after="20"/>
-            </w:pPr>
-            <w:r>
-              <w:rPr>
-                <w:b/>
-                <w:color w:val="4B5563"/>
-                <w:sz w:val="16"/>
-              </w:rPr>
-              <w:t>2026</w:t>
-            </w:r>
-          </w:p>
-        </w:tc>
-        <w:tc>
-          <w:tcPr>
-            <w:tcW w:type="dxa" w:w="7805"/>
-            <w:vAlign w:val="top"/>
-          </w:tcPr>
-          <w:p>
-            <w:pPr>
-              <w:spacing w:after="20"/>
-            </w:pPr>
-            <w:r>
-              <w:rPr>
-                <w:b w:val="0"/>
-                <w:i w:val="0"/>
-                <w:sz w:val="17"/>
-              </w:rPr>
-              <w:t>Pivotal Research Frontier Biodefense Fellowship.</w:t>
-            </w:r>
-          </w:p>
-        </w:tc>
-      </w:tr>
-      <w:tr>
-        <w:trPr>
-          <w:cantSplit/>
-        </w:trPr>
-        <w:tc>
-          <w:tcPr>
-            <w:tcW w:type="dxa" w:w="1555"/>
-            <w:vAlign w:val="top"/>
-          </w:tcPr>
-          <w:p>
-            <w:pPr>
-              <w:spacing w:after="20"/>
-            </w:pPr>
-            <w:r>
-              <w:rPr>
-                <w:b/>
-                <w:color w:val="4B5563"/>
-                <w:sz w:val="16"/>
-              </w:rPr>
-              <w:t>2026</w:t>
-            </w:r>
-          </w:p>
-        </w:tc>
-        <w:tc>
-          <w:tcPr>
-            <w:tcW w:type="dxa" w:w="7805"/>
-            <w:vAlign w:val="top"/>
-          </w:tcPr>
-          <w:p>
-            <w:pPr>
-              <w:spacing w:after="20"/>
-            </w:pPr>
-            <w:r>
-              <w:rPr>
-                <w:b w:val="0"/>
-                <w:i w:val="0"/>
-                <w:sz w:val="17"/>
-              </w:rPr>
-              <w:t>ML Alignment &amp; Theory Scholars (MATS) Program, Autumn 2026.</w:t>
-            </w:r>
-          </w:p>
-        </w:tc>
-      </w:tr>
       <w:tblPr>
-        <w:tblW w:type="auto" w:w="0"/>
+        <w:tblW w:type="dxa" w:w="9820"/>
         <w:jc w:val="left"/>
         <w:tblLayout w:type="fixed"/>
         <w:tblLook w:firstColumn="1" w:firstRow="1" w:lastColumn="0" w:lastRow="0" w:noHBand="0" w:noVBand="1" w:val="04A0"/>
-        <w:tblBorders>
-          <w:top w:val="nil" w:sz="2" w:space="0" w:color="E5E7EB"/>
-          <w:left w:val="nil" w:sz="2" w:space="0" w:color="E5E7EB"/>
-          <w:bottom w:val="nil" w:sz="2" w:space="0" w:color="E5E7EB"/>
-          <w:right w:val="nil" w:sz="2" w:space="0" w:color="E5E7EB"/>
-          <w:insideH w:val="single" w:sz="2" w:space="0" w:color="E5E7EB"/>
-          <w:insideV w:val="nil" w:sz="2" w:space="0" w:color="E5E7EB"/>
-        </w:tblBorders>
+        <w:tblInd w:w="548" w:type="dxa"/>
       </w:tblPr>
       <w:tblGrid>
-        <w:gridCol w:w="5040"/>
-        <w:gridCol w:w="5040"/>
+        <w:gridCol w:w="8524"/>
+        <w:gridCol w:w="1296"/>
       </w:tblGrid>
       <w:tr>
         <w:trPr>
@@ -2205,415 +2883,69 @@
         </w:trPr>
         <w:tc>
           <w:tcPr>
-            <w:tcW w:type="dxa" w:w="1555"/>
+            <w:tcW w:type="dxa" w:w="8524"/>
+            <w:tcMar>
+              <w:top w:w="18" w:type="dxa"/>
+              <w:start w:w="0" w:type="dxa"/>
+              <w:bottom w:w="45" w:type="dxa"/>
+              <w:end w:w="0" w:type="dxa"/>
+            </w:tcMar>
             <w:vAlign w:val="top"/>
           </w:tcPr>
           <w:p>
             <w:pPr>
-              <w:spacing w:after="20"/>
+              <w:pStyle w:val="CVEntryTitle"/>
+              <w:spacing w:after="10"/>
             </w:pPr>
             <w:r>
-              <w:rPr>
-                <w:b/>
-                <w:color w:val="4B5563"/>
-                <w:sz w:val="16"/>
-              </w:rPr>
-              <w:t>2024</w:t>
+              <w:t>Aharony N, Kishony R. Rapid Alteration in Genetic Content Upon Recurring Infection.</w:t>
+            </w:r>
+          </w:p>
+          <w:p>
+            <w:pPr>
+              <w:pStyle w:val="CVEntryDescription"/>
+              <w:spacing w:after="0"/>
+            </w:pPr>
+            <w:r>
+              <w:t>Poster · EMBL Symposium: New Approaches and Concepts in Microbiology.</w:t>
             </w:r>
           </w:p>
         </w:tc>
         <w:tc>
           <w:tcPr>
-            <w:tcW w:type="dxa" w:w="7805"/>
+            <w:tcW w:type="dxa" w:w="1296"/>
+            <w:tcMar>
+              <w:top w:w="18" w:type="dxa"/>
+              <w:start w:w="0" w:type="dxa"/>
+              <w:bottom w:w="45" w:type="dxa"/>
+              <w:end w:w="0" w:type="dxa"/>
+            </w:tcMar>
             <w:vAlign w:val="top"/>
           </w:tcPr>
           <w:p>
             <w:pPr>
-              <w:spacing w:after="20"/>
+              <w:pStyle w:val="CVDate"/>
+              <w:spacing w:after="0"/>
+              <w:jc w:val="right"/>
             </w:pPr>
             <w:r>
-              <w:rPr>
-                <w:b w:val="0"/>
-                <w:i w:val="0"/>
-                <w:sz w:val="17"/>
-              </w:rPr>
-              <w:t>NYC-PRI Innovative Tools and Solutions to Address Public Health Emergencies.</w:t>
-            </w:r>
-          </w:p>
-        </w:tc>
-      </w:tr>
-      <w:tr>
-        <w:trPr>
-          <w:cantSplit/>
-        </w:trPr>
-        <w:tc>
-          <w:tcPr>
-            <w:tcW w:type="dxa" w:w="1555"/>
-            <w:vAlign w:val="top"/>
-          </w:tcPr>
-          <w:p>
-            <w:pPr>
-              <w:spacing w:after="20"/>
-            </w:pPr>
-            <w:r>
-              <w:rPr>
-                <w:b/>
-                <w:color w:val="4B5563"/>
-                <w:sz w:val="16"/>
-              </w:rPr>
-              <w:t>2022</w:t>
-            </w:r>
-          </w:p>
-        </w:tc>
-        <w:tc>
-          <w:tcPr>
-            <w:tcW w:type="dxa" w:w="7805"/>
-            <w:vAlign w:val="top"/>
-          </w:tcPr>
-          <w:p>
-            <w:pPr>
-              <w:spacing w:after="20"/>
-            </w:pPr>
-            <w:r>
-              <w:rPr>
-                <w:b w:val="0"/>
-                <w:i w:val="0"/>
-                <w:sz w:val="17"/>
-              </w:rPr>
-              <w:t>EA Funds PhD Support Scholarship.</w:t>
-            </w:r>
-          </w:p>
-        </w:tc>
-      </w:tr>
-      <w:tr>
-        <w:trPr>
-          <w:cantSplit/>
-        </w:trPr>
-        <w:tc>
-          <w:tcPr>
-            <w:tcW w:type="dxa" w:w="1555"/>
-            <w:vAlign w:val="top"/>
-          </w:tcPr>
-          <w:p>
-            <w:pPr>
-              <w:spacing w:after="20"/>
-            </w:pPr>
-            <w:r>
-              <w:rPr>
-                <w:b/>
-                <w:color w:val="4B5563"/>
-                <w:sz w:val="16"/>
-              </w:rPr>
               <w:t>2021</w:t>
-            </w:r>
-          </w:p>
-        </w:tc>
-        <w:tc>
-          <w:tcPr>
-            <w:tcW w:type="dxa" w:w="7805"/>
-            <w:vAlign w:val="top"/>
-          </w:tcPr>
-          <w:p>
-            <w:pPr>
-              <w:spacing w:after="20"/>
-            </w:pPr>
-            <w:r>
-              <w:rPr>
-                <w:b w:val="0"/>
-                <w:i w:val="0"/>
-                <w:sz w:val="17"/>
-              </w:rPr>
-              <w:t>Open Philanthropy Early-Career Funding.</w:t>
-            </w:r>
-          </w:p>
-        </w:tc>
-      </w:tr>
-      <w:tr>
-        <w:trPr>
-          <w:cantSplit/>
-        </w:trPr>
-        <w:tc>
-          <w:tcPr>
-            <w:tcW w:type="dxa" w:w="1555"/>
-            <w:vAlign w:val="top"/>
-          </w:tcPr>
-          <w:p>
-            <w:pPr>
-              <w:spacing w:after="20"/>
-            </w:pPr>
-            <w:r>
-              <w:rPr>
-                <w:b/>
-                <w:color w:val="4B5563"/>
-                <w:sz w:val="16"/>
-              </w:rPr>
-              <w:t>2020</w:t>
-            </w:r>
-          </w:p>
-        </w:tc>
-        <w:tc>
-          <w:tcPr>
-            <w:tcW w:type="dxa" w:w="7805"/>
-            <w:vAlign w:val="top"/>
-          </w:tcPr>
-          <w:p>
-            <w:pPr>
-              <w:spacing w:after="20"/>
-            </w:pPr>
-            <w:r>
-              <w:rPr>
-                <w:b w:val="0"/>
-                <w:i w:val="0"/>
-                <w:sz w:val="17"/>
-              </w:rPr>
-              <w:t>Miriam and Aaron Gutwirth Memorial Fellowship for Excellence in Research.</w:t>
-            </w:r>
-          </w:p>
-        </w:tc>
-      </w:tr>
-      <w:tr>
-        <w:trPr>
-          <w:cantSplit/>
-        </w:trPr>
-        <w:tc>
-          <w:tcPr>
-            <w:tcW w:type="dxa" w:w="1555"/>
-            <w:vAlign w:val="top"/>
-          </w:tcPr>
-          <w:p>
-            <w:pPr>
-              <w:spacing w:after="20"/>
-            </w:pPr>
-            <w:r>
-              <w:rPr>
-                <w:b/>
-                <w:color w:val="4B5563"/>
-                <w:sz w:val="16"/>
-              </w:rPr>
-              <w:t>2019</w:t>
-            </w:r>
-          </w:p>
-        </w:tc>
-        <w:tc>
-          <w:tcPr>
-            <w:tcW w:type="dxa" w:w="7805"/>
-            <w:vAlign w:val="top"/>
-          </w:tcPr>
-          <w:p>
-            <w:pPr>
-              <w:spacing w:after="20"/>
-            </w:pPr>
-            <w:r>
-              <w:rPr>
-                <w:b w:val="0"/>
-                <w:i w:val="0"/>
-                <w:sz w:val="17"/>
-              </w:rPr>
-              <w:t>Leonard and Diane Sherman Interdisciplinary Graduate School Fellowship.</w:t>
-            </w:r>
-          </w:p>
-        </w:tc>
-      </w:tr>
-      <w:tr>
-        <w:trPr>
-          <w:cantSplit/>
-        </w:trPr>
-        <w:tc>
-          <w:tcPr>
-            <w:tcW w:type="dxa" w:w="1555"/>
-            <w:vAlign w:val="top"/>
-          </w:tcPr>
-          <w:p>
-            <w:pPr>
-              <w:spacing w:after="20"/>
-            </w:pPr>
-            <w:r>
-              <w:rPr>
-                <w:b/>
-                <w:color w:val="4B5563"/>
-                <w:sz w:val="16"/>
-              </w:rPr>
-              <w:t>2018</w:t>
-            </w:r>
-          </w:p>
-        </w:tc>
-        <w:tc>
-          <w:tcPr>
-            <w:tcW w:type="dxa" w:w="7805"/>
-            <w:vAlign w:val="top"/>
-          </w:tcPr>
-          <w:p>
-            <w:pPr>
-              <w:spacing w:after="20"/>
-            </w:pPr>
-            <w:r>
-              <w:rPr>
-                <w:b w:val="0"/>
-                <w:i w:val="0"/>
-                <w:sz w:val="17"/>
-              </w:rPr>
-              <w:t>Open Philanthropy Early-Career Funding for Global Biological Risks.</w:t>
-            </w:r>
-          </w:p>
-        </w:tc>
-      </w:tr>
-      <w:tr>
-        <w:trPr>
-          <w:cantSplit/>
-        </w:trPr>
-        <w:tc>
-          <w:tcPr>
-            <w:tcW w:type="dxa" w:w="1555"/>
-            <w:vAlign w:val="top"/>
-          </w:tcPr>
-          <w:p>
-            <w:pPr>
-              <w:spacing w:after="20"/>
-            </w:pPr>
-            <w:r>
-              <w:rPr>
-                <w:b/>
-                <w:color w:val="4B5563"/>
-                <w:sz w:val="16"/>
-              </w:rPr>
-              <w:t>2017, 2018</w:t>
-            </w:r>
-          </w:p>
-        </w:tc>
-        <w:tc>
-          <w:tcPr>
-            <w:tcW w:type="dxa" w:w="7805"/>
-            <w:vAlign w:val="top"/>
-          </w:tcPr>
-          <w:p>
-            <w:pPr>
-              <w:spacing w:after="20"/>
-            </w:pPr>
-            <w:r>
-              <w:rPr>
-                <w:b w:val="0"/>
-                <w:i w:val="0"/>
-                <w:sz w:val="17"/>
-              </w:rPr>
-              <w:t>McGill University Faculty of Science Scholarship.</w:t>
-            </w:r>
-          </w:p>
-        </w:tc>
-      </w:tr>
-      <w:tr>
-        <w:trPr>
-          <w:cantSplit/>
-        </w:trPr>
-        <w:tc>
-          <w:tcPr>
-            <w:tcW w:type="dxa" w:w="1555"/>
-            <w:vAlign w:val="top"/>
-          </w:tcPr>
-          <w:p>
-            <w:pPr>
-              <w:spacing w:after="20"/>
-            </w:pPr>
-            <w:r>
-              <w:rPr>
-                <w:b/>
-                <w:color w:val="4B5563"/>
-                <w:sz w:val="16"/>
-              </w:rPr>
-              <w:t>2017</w:t>
-            </w:r>
-          </w:p>
-        </w:tc>
-        <w:tc>
-          <w:tcPr>
-            <w:tcW w:type="dxa" w:w="7805"/>
-            <w:vAlign w:val="top"/>
-          </w:tcPr>
-          <w:p>
-            <w:pPr>
-              <w:spacing w:after="20"/>
-            </w:pPr>
-            <w:r>
-              <w:rPr>
-                <w:b w:val="0"/>
-                <w:i w:val="0"/>
-                <w:sz w:val="17"/>
-              </w:rPr>
-              <w:t>CIHR Undergraduate Research Award in Computational Biology.</w:t>
-            </w:r>
-          </w:p>
-        </w:tc>
-      </w:tr>
-      <w:tr>
-        <w:trPr>
-          <w:cantSplit/>
-        </w:trPr>
-        <w:tc>
-          <w:tcPr>
-            <w:tcW w:type="dxa" w:w="1555"/>
-            <w:vAlign w:val="top"/>
-          </w:tcPr>
-          <w:p>
-            <w:pPr>
-              <w:spacing w:after="20"/>
-            </w:pPr>
-            <w:r>
-              <w:rPr>
-                <w:b/>
-                <w:color w:val="4B5563"/>
-                <w:sz w:val="16"/>
-              </w:rPr>
-              <w:t>2016</w:t>
-            </w:r>
-          </w:p>
-        </w:tc>
-        <w:tc>
-          <w:tcPr>
-            <w:tcW w:type="dxa" w:w="7805"/>
-            <w:vAlign w:val="top"/>
-          </w:tcPr>
-          <w:p>
-            <w:pPr>
-              <w:spacing w:after="20"/>
-            </w:pPr>
-            <w:r>
-              <w:rPr>
-                <w:b w:val="0"/>
-                <w:i w:val="0"/>
-                <w:sz w:val="17"/>
-              </w:rPr>
-              <w:t>NSERC Undergraduate Student Research Award; FRQNT Top-Up to NSERC Undergraduate Student Research Award.</w:t>
             </w:r>
           </w:p>
         </w:tc>
       </w:tr>
     </w:tbl>
-    <w:p>
-      <w:pPr>
-        <w:pStyle w:val="Heading1"/>
-        <w:keepNext/>
-      </w:pPr>
-      <w:r>
-        <w:t>TEACHING, MENTORSHIP, AND SCIENTIFIC SERVICE</w:t>
-      </w:r>
-    </w:p>
     <w:tbl>
       <w:tblPr>
-        <w:tblW w:type="auto" w:w="0"/>
+        <w:tblW w:type="dxa" w:w="9820"/>
         <w:jc w:val="left"/>
         <w:tblLayout w:type="fixed"/>
         <w:tblLook w:firstColumn="1" w:firstRow="1" w:lastColumn="0" w:lastRow="0" w:noHBand="0" w:noVBand="1" w:val="04A0"/>
-        <w:tblBorders>
-          <w:top w:val="nil" w:sz="2" w:space="0" w:color="E5E7EB"/>
-          <w:left w:val="nil" w:sz="2" w:space="0" w:color="E5E7EB"/>
-          <w:bottom w:val="nil" w:sz="2" w:space="0" w:color="E5E7EB"/>
-          <w:right w:val="nil" w:sz="2" w:space="0" w:color="E5E7EB"/>
-          <w:insideH w:val="single" w:sz="2" w:space="0" w:color="E5E7EB"/>
-          <w:insideV w:val="nil" w:sz="2" w:space="0" w:color="E5E7EB"/>
-        </w:tblBorders>
+        <w:tblInd w:w="548" w:type="dxa"/>
       </w:tblPr>
       <w:tblGrid>
-        <w:gridCol w:w="5040"/>
-        <w:gridCol w:w="5040"/>
+        <w:gridCol w:w="8524"/>
+        <w:gridCol w:w="1296"/>
       </w:tblGrid>
       <w:tr>
         <w:trPr>
@@ -2621,206 +2953,69 @@
         </w:trPr>
         <w:tc>
           <w:tcPr>
-            <w:tcW w:type="dxa" w:w="1555"/>
+            <w:tcW w:type="dxa" w:w="8524"/>
+            <w:tcMar>
+              <w:top w:w="18" w:type="dxa"/>
+              <w:start w:w="0" w:type="dxa"/>
+              <w:bottom w:w="45" w:type="dxa"/>
+              <w:end w:w="0" w:type="dxa"/>
+            </w:tcMar>
             <w:vAlign w:val="top"/>
           </w:tcPr>
           <w:p>
             <w:pPr>
-              <w:spacing w:after="20"/>
+              <w:pStyle w:val="CVEntryTitle"/>
+              <w:spacing w:after="10"/>
             </w:pPr>
             <w:r>
-              <w:rPr>
-                <w:b/>
-                <w:color w:val="4B5563"/>
-                <w:sz w:val="16"/>
-              </w:rPr>
-              <w:t>2016-2018</w:t>
+              <w:t>Aharony N. Careers in Biosecurity.</w:t>
+            </w:r>
+          </w:p>
+          <w:p>
+            <w:pPr>
+              <w:pStyle w:val="CVEntryDescription"/>
+              <w:spacing w:after="0"/>
+            </w:pPr>
+            <w:r>
+              <w:t>Flash talk · EAGx Virtual.</w:t>
             </w:r>
           </w:p>
         </w:tc>
         <w:tc>
           <w:tcPr>
-            <w:tcW w:type="dxa" w:w="7805"/>
+            <w:tcW w:type="dxa" w:w="1296"/>
+            <w:tcMar>
+              <w:top w:w="18" w:type="dxa"/>
+              <w:start w:w="0" w:type="dxa"/>
+              <w:bottom w:w="45" w:type="dxa"/>
+              <w:end w:w="0" w:type="dxa"/>
+            </w:tcMar>
             <w:vAlign w:val="top"/>
           </w:tcPr>
           <w:p>
             <w:pPr>
-              <w:spacing w:after="20"/>
+              <w:pStyle w:val="CVDate"/>
+              <w:spacing w:after="0"/>
+              <w:jc w:val="right"/>
             </w:pPr>
             <w:r>
-              <w:rPr>
-                <w:b/>
-                <w:i w:val="0"/>
-                <w:sz w:val="17"/>
-              </w:rPr>
-              <w:t>Teaching Assistant</w:t>
-            </w:r>
-            <w:r>
-              <w:rPr>
-                <w:b w:val="0"/>
-                <w:i w:val="0"/>
-                <w:sz w:val="17"/>
-              </w:rPr>
-              <w:t>, McGill University</w:t>
-            </w:r>
-            <w:r>
-              <w:br/>
-            </w:r>
-            <w:r>
-              <w:rPr>
-                <w:b w:val="0"/>
-                <w:i w:val="0"/>
-                <w:sz w:val="17"/>
-              </w:rPr>
-              <w:t>Created problem sets, held office hours, and led review sessions for biochemistry, molecular biology, neuroscience, and introductory physics courses.</w:t>
-            </w:r>
-          </w:p>
-        </w:tc>
-      </w:tr>
-      <w:tr>
-        <w:trPr>
-          <w:cantSplit/>
-        </w:trPr>
-        <w:tc>
-          <w:tcPr>
-            <w:tcW w:type="dxa" w:w="1555"/>
-            <w:vAlign w:val="top"/>
-          </w:tcPr>
-          <w:p>
-            <w:pPr>
-              <w:spacing w:after="20"/>
-            </w:pPr>
-            <w:r>
-              <w:rPr>
-                <w:b/>
-                <w:color w:val="4B5563"/>
-                <w:sz w:val="16"/>
-              </w:rPr>
-              <w:t>2018-2023</w:t>
-            </w:r>
-          </w:p>
-        </w:tc>
-        <w:tc>
-          <w:tcPr>
-            <w:tcW w:type="dxa" w:w="7805"/>
-            <w:vAlign w:val="top"/>
-          </w:tcPr>
-          <w:p>
-            <w:pPr>
-              <w:spacing w:after="20"/>
-            </w:pPr>
-            <w:r>
-              <w:rPr>
-                <w:b/>
-                <w:i w:val="0"/>
-                <w:sz w:val="17"/>
-              </w:rPr>
-              <w:t>Research and career mentorship</w:t>
-            </w:r>
-            <w:r>
-              <w:br/>
-            </w:r>
-            <w:r>
-              <w:rPr>
-                <w:b w:val="0"/>
-                <w:i w:val="0"/>
-                <w:sz w:val="17"/>
-              </w:rPr>
-              <w:t>Mentored students and early-career professionals interested in biosecurity and computational biology projects through Effective Thesis Project and 80,000 Hours referrals.</w:t>
-            </w:r>
-          </w:p>
-        </w:tc>
-      </w:tr>
-      <w:tr>
-        <w:trPr>
-          <w:cantSplit/>
-        </w:trPr>
-        <w:tc>
-          <w:tcPr>
-            <w:tcW w:type="dxa" w:w="1555"/>
-            <w:vAlign w:val="top"/>
-          </w:tcPr>
-          <w:p>
-            <w:pPr>
-              <w:spacing w:after="20"/>
-            </w:pPr>
-            <w:r>
-              <w:rPr>
-                <w:b/>
-                <w:color w:val="4B5563"/>
-                <w:sz w:val="16"/>
-              </w:rPr>
-              <w:t>2019</w:t>
-            </w:r>
-          </w:p>
-        </w:tc>
-        <w:tc>
-          <w:tcPr>
-            <w:tcW w:type="dxa" w:w="7805"/>
-            <w:vAlign w:val="top"/>
-          </w:tcPr>
-          <w:p>
-            <w:pPr>
-              <w:spacing w:after="20"/>
-            </w:pPr>
-            <w:r>
-              <w:rPr>
-                <w:b/>
-                <w:i w:val="0"/>
-                <w:sz w:val="17"/>
-              </w:rPr>
-              <w:t>Volunteer Consultant</w:t>
-            </w:r>
-            <w:r>
-              <w:rPr>
-                <w:b w:val="0"/>
-                <w:i w:val="0"/>
-                <w:sz w:val="17"/>
-              </w:rPr>
-              <w:t>, Battelle Memorial Institute / ThreatSEQ</w:t>
-            </w:r>
-            <w:r>
-              <w:br/>
-            </w:r>
-            <w:r>
-              <w:rPr>
-                <w:b w:val="0"/>
-                <w:i w:val="0"/>
-                <w:sz w:val="17"/>
-              </w:rPr>
-              <w:t>Consulted on a ThreatSEQ joint initiative with the FBI assessing whether gene synthesis companies would detect orders containing genes from the Select Agents list.</w:t>
+              <w:t>2020</w:t>
             </w:r>
           </w:p>
         </w:tc>
       </w:tr>
     </w:tbl>
-    <w:p>
-      <w:pPr>
-        <w:pStyle w:val="Heading1"/>
-        <w:keepNext/>
-      </w:pPr>
-      <w:r>
-        <w:t>SKILLS</w:t>
-      </w:r>
-    </w:p>
     <w:tbl>
       <w:tblPr>
-        <w:tblW w:type="auto" w:w="0"/>
+        <w:tblW w:type="dxa" w:w="9820"/>
         <w:jc w:val="left"/>
         <w:tblLayout w:type="fixed"/>
         <w:tblLook w:firstColumn="1" w:firstRow="1" w:lastColumn="0" w:lastRow="0" w:noHBand="0" w:noVBand="1" w:val="04A0"/>
-        <w:tblBorders>
-          <w:top w:val="nil" w:sz="2" w:space="0" w:color="E5E7EB"/>
-          <w:left w:val="nil" w:sz="2" w:space="0" w:color="E5E7EB"/>
-          <w:bottom w:val="nil" w:sz="2" w:space="0" w:color="E5E7EB"/>
-          <w:right w:val="nil" w:sz="2" w:space="0" w:color="E5E7EB"/>
-          <w:insideH w:val="single" w:sz="2" w:space="0" w:color="E5E7EB"/>
-          <w:insideV w:val="nil" w:sz="2" w:space="0" w:color="E5E7EB"/>
-        </w:tblBorders>
+        <w:tblInd w:w="548" w:type="dxa"/>
       </w:tblPr>
       <w:tblGrid>
-        <w:gridCol w:w="5040"/>
-        <w:gridCol w:w="5040"/>
+        <w:gridCol w:w="8524"/>
+        <w:gridCol w:w="1296"/>
       </w:tblGrid>
       <w:tr>
         <w:trPr>
@@ -2828,134 +3023,1423 @@
         </w:trPr>
         <w:tc>
           <w:tcPr>
-            <w:tcW w:type="dxa" w:w="1555"/>
+            <w:tcW w:type="dxa" w:w="8524"/>
+            <w:tcMar>
+              <w:top w:w="18" w:type="dxa"/>
+              <w:start w:w="0" w:type="dxa"/>
+              <w:bottom w:w="45" w:type="dxa"/>
+              <w:end w:w="0" w:type="dxa"/>
+            </w:tcMar>
             <w:vAlign w:val="top"/>
           </w:tcPr>
           <w:p>
             <w:pPr>
-              <w:spacing w:after="20"/>
+              <w:pStyle w:val="CVEntryTitle"/>
+              <w:spacing w:after="10"/>
             </w:pPr>
             <w:r>
-              <w:rPr>
-                <w:b/>
-                <w:color w:val="4B5563"/>
-                <w:sz w:val="16"/>
-              </w:rPr>
-              <w:t>Computational</w:t>
+              <w:t>Aharony N, Gronvall G. How Secure is the Gene Synthesis Industry?</w:t>
+            </w:r>
+          </w:p>
+          <w:p>
+            <w:pPr>
+              <w:pStyle w:val="CVEntryDescription"/>
+              <w:spacing w:after="0"/>
+            </w:pPr>
+            <w:r>
+              <w:t>Poster · Biological Weapons Convention: Meeting of Experts.</w:t>
             </w:r>
           </w:p>
         </w:tc>
         <w:tc>
           <w:tcPr>
-            <w:tcW w:type="dxa" w:w="7805"/>
+            <w:tcW w:type="dxa" w:w="1296"/>
+            <w:tcMar>
+              <w:top w:w="18" w:type="dxa"/>
+              <w:start w:w="0" w:type="dxa"/>
+              <w:bottom w:w="45" w:type="dxa"/>
+              <w:end w:w="0" w:type="dxa"/>
+            </w:tcMar>
             <w:vAlign w:val="top"/>
           </w:tcPr>
           <w:p>
             <w:pPr>
-              <w:spacing w:after="20"/>
+              <w:pStyle w:val="CVDate"/>
+              <w:spacing w:after="0"/>
+              <w:jc w:val="right"/>
             </w:pPr>
             <w:r>
-              <w:rPr>
-                <w:b w:val="0"/>
-                <w:i w:val="0"/>
-                <w:sz w:val="17"/>
-              </w:rPr>
-              <w:t>Python, R, MATLAB, C/C++, Java; biological language model evaluation; sequence modeling; metagenomic analysis; hyperbolic embeddings; genomic pipeline development.</w:t>
+              <w:t>2018</w:t>
             </w:r>
           </w:p>
         </w:tc>
       </w:tr>
+    </w:tbl>
+    <w:tbl>
+      <w:tblPr>
+        <w:tblW w:type="dxa" w:w="10368"/>
+        <w:jc w:val="left"/>
+        <w:tblLayout w:type="fixed"/>
+        <w:tblLook w:firstColumn="1" w:firstRow="1" w:lastColumn="0" w:lastRow="0" w:noHBand="0" w:noVBand="1" w:val="04A0"/>
+        <w:tblInd w:w="0" w:type="dxa"/>
+      </w:tblPr>
+      <w:tblGrid>
+        <w:gridCol w:w="548"/>
+        <w:gridCol w:w="9820"/>
+      </w:tblGrid>
       <w:tr>
         <w:trPr>
           <w:cantSplit/>
         </w:trPr>
         <w:tc>
           <w:tcPr>
-            <w:tcW w:type="dxa" w:w="1555"/>
-            <w:vAlign w:val="top"/>
+            <w:tcW w:type="dxa" w:w="548"/>
+            <w:tcMar>
+              <w:top w:w="105" w:type="dxa"/>
+              <w:start w:w="0" w:type="dxa"/>
+              <w:bottom w:w="35" w:type="dxa"/>
+              <w:end w:w="0" w:type="dxa"/>
+            </w:tcMar>
           </w:tcPr>
           <w:p>
             <w:pPr>
-              <w:spacing w:after="20"/>
+              <w:pStyle w:val="CVSectionIndex"/>
+              <w:spacing w:after="0"/>
             </w:pPr>
             <w:r>
-              <w:rPr>
-                <w:b/>
-                <w:color w:val="4B5563"/>
-                <w:sz w:val="16"/>
-              </w:rPr>
-              <w:t>Experimental</w:t>
+              <w:t>06</w:t>
             </w:r>
           </w:p>
         </w:tc>
         <w:tc>
           <w:tcPr>
-            <w:tcW w:type="dxa" w:w="7805"/>
-            <w:vAlign w:val="top"/>
+            <w:tcW w:type="dxa" w:w="9820"/>
+            <w:tcMar>
+              <w:top w:w="105" w:type="dxa"/>
+              <w:start w:w="0" w:type="dxa"/>
+              <w:bottom w:w="35" w:type="dxa"/>
+              <w:end w:w="0" w:type="dxa"/>
+            </w:tcMar>
           </w:tcPr>
           <w:p>
             <w:pPr>
-              <w:spacing w:after="20"/>
+              <w:pStyle w:val="CVSectionTitle"/>
+              <w:keepNext/>
+              <w:spacing w:after="0"/>
+              <w:pBdr>
+                <w:bottom w:val="single" w:sz="4" w:space="2" w:color="D2D7DB"/>
+              </w:pBdr>
             </w:pPr>
             <w:r>
-              <w:rPr>
-                <w:b w:val="0"/>
-                <w:i w:val="0"/>
-                <w:sz w:val="17"/>
-              </w:rPr>
-              <w:t>Microbial evolution experiments; AAV vector production; CRISPR/Cas9 delivery; molecular biology workflows.</w:t>
+              <w:t>Awards and funding</w:t>
             </w:r>
           </w:p>
         </w:tc>
       </w:tr>
+    </w:tbl>
+    <w:tbl>
+      <w:tblPr>
+        <w:tblW w:type="dxa" w:w="9820"/>
+        <w:jc w:val="left"/>
+        <w:tblLayout w:type="fixed"/>
+        <w:tblLook w:firstColumn="1" w:firstRow="1" w:lastColumn="0" w:lastRow="0" w:noHBand="0" w:noVBand="1" w:val="04A0"/>
+        <w:tblInd w:w="548" w:type="dxa"/>
+      </w:tblPr>
+      <w:tblGrid>
+        <w:gridCol w:w="8524"/>
+        <w:gridCol w:w="1296"/>
+      </w:tblGrid>
       <w:tr>
         <w:trPr>
           <w:cantSplit/>
         </w:trPr>
         <w:tc>
           <w:tcPr>
-            <w:tcW w:type="dxa" w:w="1555"/>
+            <w:tcW w:type="dxa" w:w="8524"/>
+            <w:tcMar>
+              <w:top w:w="18" w:type="dxa"/>
+              <w:start w:w="0" w:type="dxa"/>
+              <w:bottom w:w="45" w:type="dxa"/>
+              <w:end w:w="0" w:type="dxa"/>
+            </w:tcMar>
             <w:vAlign w:val="top"/>
           </w:tcPr>
           <w:p>
             <w:pPr>
-              <w:spacing w:after="20"/>
+              <w:pStyle w:val="CVEntryTitle"/>
+              <w:spacing w:after="10"/>
             </w:pPr>
             <w:r>
-              <w:rPr>
-                <w:b/>
-                <w:color w:val="4B5563"/>
-                <w:sz w:val="16"/>
-              </w:rPr>
-              <w:t>Languages</w:t>
+              <w:t>NYC Pandemic Response Institute Innovative Tools and Solutions Award</w:t>
+            </w:r>
+          </w:p>
+          <w:p>
+            <w:pPr>
+              <w:pStyle w:val="CVEntryDescription"/>
+              <w:spacing w:after="0"/>
+            </w:pPr>
+            <w:r>
+              <w:t>Public-health emergency preparedness research funding.</w:t>
             </w:r>
           </w:p>
         </w:tc>
         <w:tc>
           <w:tcPr>
-            <w:tcW w:type="dxa" w:w="7805"/>
+            <w:tcW w:type="dxa" w:w="1296"/>
+            <w:tcMar>
+              <w:top w:w="18" w:type="dxa"/>
+              <w:start w:w="0" w:type="dxa"/>
+              <w:bottom w:w="45" w:type="dxa"/>
+              <w:end w:w="0" w:type="dxa"/>
+            </w:tcMar>
             <w:vAlign w:val="top"/>
           </w:tcPr>
           <w:p>
             <w:pPr>
-              <w:spacing w:after="20"/>
+              <w:pStyle w:val="CVDate"/>
+              <w:spacing w:after="0"/>
+              <w:jc w:val="right"/>
             </w:pPr>
             <w:r>
-              <w:rPr>
-                <w:b w:val="0"/>
-                <w:i w:val="0"/>
-                <w:sz w:val="17"/>
-              </w:rPr>
-              <w:t>Hebrew (native), English (near-native), French (novice).</w:t>
+              <w:t>2024</w:t>
             </w:r>
           </w:p>
         </w:tc>
       </w:tr>
     </w:tbl>
+    <w:tbl>
+      <w:tblPr>
+        <w:tblW w:type="dxa" w:w="9820"/>
+        <w:jc w:val="left"/>
+        <w:tblLayout w:type="fixed"/>
+        <w:tblLook w:firstColumn="1" w:firstRow="1" w:lastColumn="0" w:lastRow="0" w:noHBand="0" w:noVBand="1" w:val="04A0"/>
+        <w:tblInd w:w="548" w:type="dxa"/>
+      </w:tblPr>
+      <w:tblGrid>
+        <w:gridCol w:w="8524"/>
+        <w:gridCol w:w="1296"/>
+      </w:tblGrid>
+      <w:tr>
+        <w:trPr>
+          <w:cantSplit/>
+        </w:trPr>
+        <w:tc>
+          <w:tcPr>
+            <w:tcW w:type="dxa" w:w="8524"/>
+            <w:tcMar>
+              <w:top w:w="18" w:type="dxa"/>
+              <w:start w:w="0" w:type="dxa"/>
+              <w:bottom w:w="45" w:type="dxa"/>
+              <w:end w:w="0" w:type="dxa"/>
+            </w:tcMar>
+            <w:vAlign w:val="top"/>
+          </w:tcPr>
+          <w:p>
+            <w:pPr>
+              <w:pStyle w:val="CVEntryTitle"/>
+              <w:spacing w:after="0"/>
+            </w:pPr>
+            <w:r>
+              <w:t>EA Funds PhD Support Scholarship</w:t>
+            </w:r>
+          </w:p>
+        </w:tc>
+        <w:tc>
+          <w:tcPr>
+            <w:tcW w:type="dxa" w:w="1296"/>
+            <w:tcMar>
+              <w:top w:w="18" w:type="dxa"/>
+              <w:start w:w="0" w:type="dxa"/>
+              <w:bottom w:w="45" w:type="dxa"/>
+              <w:end w:w="0" w:type="dxa"/>
+            </w:tcMar>
+            <w:vAlign w:val="top"/>
+          </w:tcPr>
+          <w:p>
+            <w:pPr>
+              <w:pStyle w:val="CVDate"/>
+              <w:spacing w:after="0"/>
+              <w:jc w:val="right"/>
+            </w:pPr>
+            <w:r>
+              <w:t>2022</w:t>
+            </w:r>
+          </w:p>
+        </w:tc>
+      </w:tr>
+    </w:tbl>
+    <w:tbl>
+      <w:tblPr>
+        <w:tblW w:type="dxa" w:w="9820"/>
+        <w:jc w:val="left"/>
+        <w:tblLayout w:type="fixed"/>
+        <w:tblLook w:firstColumn="1" w:firstRow="1" w:lastColumn="0" w:lastRow="0" w:noHBand="0" w:noVBand="1" w:val="04A0"/>
+        <w:tblInd w:w="548" w:type="dxa"/>
+      </w:tblPr>
+      <w:tblGrid>
+        <w:gridCol w:w="8524"/>
+        <w:gridCol w:w="1296"/>
+      </w:tblGrid>
+      <w:tr>
+        <w:trPr>
+          <w:cantSplit/>
+        </w:trPr>
+        <w:tc>
+          <w:tcPr>
+            <w:tcW w:type="dxa" w:w="8524"/>
+            <w:tcMar>
+              <w:top w:w="18" w:type="dxa"/>
+              <w:start w:w="0" w:type="dxa"/>
+              <w:bottom w:w="45" w:type="dxa"/>
+              <w:end w:w="0" w:type="dxa"/>
+            </w:tcMar>
+            <w:vAlign w:val="top"/>
+          </w:tcPr>
+          <w:p>
+            <w:pPr>
+              <w:pStyle w:val="CVEntryTitle"/>
+              <w:spacing w:after="0"/>
+            </w:pPr>
+            <w:r>
+              <w:t>Open Philanthropy Early-Career Funding</w:t>
+            </w:r>
+          </w:p>
+        </w:tc>
+        <w:tc>
+          <w:tcPr>
+            <w:tcW w:type="dxa" w:w="1296"/>
+            <w:tcMar>
+              <w:top w:w="18" w:type="dxa"/>
+              <w:start w:w="0" w:type="dxa"/>
+              <w:bottom w:w="45" w:type="dxa"/>
+              <w:end w:w="0" w:type="dxa"/>
+            </w:tcMar>
+            <w:vAlign w:val="top"/>
+          </w:tcPr>
+          <w:p>
+            <w:pPr>
+              <w:pStyle w:val="CVDate"/>
+              <w:spacing w:after="0"/>
+              <w:jc w:val="right"/>
+            </w:pPr>
+            <w:r>
+              <w:t>2021</w:t>
+            </w:r>
+          </w:p>
+        </w:tc>
+      </w:tr>
+    </w:tbl>
+    <w:tbl>
+      <w:tblPr>
+        <w:tblW w:type="dxa" w:w="9820"/>
+        <w:jc w:val="left"/>
+        <w:tblLayout w:type="fixed"/>
+        <w:tblLook w:firstColumn="1" w:firstRow="1" w:lastColumn="0" w:lastRow="0" w:noHBand="0" w:noVBand="1" w:val="04A0"/>
+        <w:tblInd w:w="548" w:type="dxa"/>
+      </w:tblPr>
+      <w:tblGrid>
+        <w:gridCol w:w="8524"/>
+        <w:gridCol w:w="1296"/>
+      </w:tblGrid>
+      <w:tr>
+        <w:trPr>
+          <w:cantSplit/>
+        </w:trPr>
+        <w:tc>
+          <w:tcPr>
+            <w:tcW w:type="dxa" w:w="8524"/>
+            <w:tcMar>
+              <w:top w:w="18" w:type="dxa"/>
+              <w:start w:w="0" w:type="dxa"/>
+              <w:bottom w:w="45" w:type="dxa"/>
+              <w:end w:w="0" w:type="dxa"/>
+            </w:tcMar>
+            <w:vAlign w:val="top"/>
+          </w:tcPr>
+          <w:p>
+            <w:pPr>
+              <w:pStyle w:val="CVEntryTitle"/>
+              <w:spacing w:after="0"/>
+            </w:pPr>
+            <w:r>
+              <w:t>Miriam and Aaron Gutwirth Memorial Fellowship for Excellence in Research</w:t>
+            </w:r>
+          </w:p>
+        </w:tc>
+        <w:tc>
+          <w:tcPr>
+            <w:tcW w:type="dxa" w:w="1296"/>
+            <w:tcMar>
+              <w:top w:w="18" w:type="dxa"/>
+              <w:start w:w="0" w:type="dxa"/>
+              <w:bottom w:w="45" w:type="dxa"/>
+              <w:end w:w="0" w:type="dxa"/>
+            </w:tcMar>
+            <w:vAlign w:val="top"/>
+          </w:tcPr>
+          <w:p>
+            <w:pPr>
+              <w:pStyle w:val="CVDate"/>
+              <w:spacing w:after="0"/>
+              <w:jc w:val="right"/>
+            </w:pPr>
+            <w:r>
+              <w:t>2020</w:t>
+            </w:r>
+          </w:p>
+        </w:tc>
+      </w:tr>
+    </w:tbl>
+    <w:tbl>
+      <w:tblPr>
+        <w:tblW w:type="dxa" w:w="9820"/>
+        <w:jc w:val="left"/>
+        <w:tblLayout w:type="fixed"/>
+        <w:tblLook w:firstColumn="1" w:firstRow="1" w:lastColumn="0" w:lastRow="0" w:noHBand="0" w:noVBand="1" w:val="04A0"/>
+        <w:tblInd w:w="548" w:type="dxa"/>
+      </w:tblPr>
+      <w:tblGrid>
+        <w:gridCol w:w="8524"/>
+        <w:gridCol w:w="1296"/>
+      </w:tblGrid>
+      <w:tr>
+        <w:trPr>
+          <w:cantSplit/>
+        </w:trPr>
+        <w:tc>
+          <w:tcPr>
+            <w:tcW w:type="dxa" w:w="8524"/>
+            <w:tcMar>
+              <w:top w:w="18" w:type="dxa"/>
+              <w:start w:w="0" w:type="dxa"/>
+              <w:bottom w:w="45" w:type="dxa"/>
+              <w:end w:w="0" w:type="dxa"/>
+            </w:tcMar>
+            <w:vAlign w:val="top"/>
+          </w:tcPr>
+          <w:p>
+            <w:pPr>
+              <w:pStyle w:val="CVEntryTitle"/>
+              <w:spacing w:after="0"/>
+            </w:pPr>
+            <w:r>
+              <w:t>Leonard and Diane Sherman Interdisciplinary Graduate School Fellowship</w:t>
+            </w:r>
+          </w:p>
+        </w:tc>
+        <w:tc>
+          <w:tcPr>
+            <w:tcW w:type="dxa" w:w="1296"/>
+            <w:tcMar>
+              <w:top w:w="18" w:type="dxa"/>
+              <w:start w:w="0" w:type="dxa"/>
+              <w:bottom w:w="45" w:type="dxa"/>
+              <w:end w:w="0" w:type="dxa"/>
+            </w:tcMar>
+            <w:vAlign w:val="top"/>
+          </w:tcPr>
+          <w:p>
+            <w:pPr>
+              <w:pStyle w:val="CVDate"/>
+              <w:spacing w:after="0"/>
+              <w:jc w:val="right"/>
+            </w:pPr>
+            <w:r>
+              <w:t>2019</w:t>
+            </w:r>
+          </w:p>
+        </w:tc>
+      </w:tr>
+    </w:tbl>
+    <w:tbl>
+      <w:tblPr>
+        <w:tblW w:type="dxa" w:w="9820"/>
+        <w:jc w:val="left"/>
+        <w:tblLayout w:type="fixed"/>
+        <w:tblLook w:firstColumn="1" w:firstRow="1" w:lastColumn="0" w:lastRow="0" w:noHBand="0" w:noVBand="1" w:val="04A0"/>
+        <w:tblInd w:w="548" w:type="dxa"/>
+      </w:tblPr>
+      <w:tblGrid>
+        <w:gridCol w:w="8524"/>
+        <w:gridCol w:w="1296"/>
+      </w:tblGrid>
+      <w:tr>
+        <w:trPr>
+          <w:cantSplit/>
+        </w:trPr>
+        <w:tc>
+          <w:tcPr>
+            <w:tcW w:type="dxa" w:w="8524"/>
+            <w:tcMar>
+              <w:top w:w="18" w:type="dxa"/>
+              <w:start w:w="0" w:type="dxa"/>
+              <w:bottom w:w="45" w:type="dxa"/>
+              <w:end w:w="0" w:type="dxa"/>
+            </w:tcMar>
+            <w:vAlign w:val="top"/>
+          </w:tcPr>
+          <w:p>
+            <w:pPr>
+              <w:pStyle w:val="CVEntryTitle"/>
+              <w:spacing w:after="0"/>
+            </w:pPr>
+            <w:r>
+              <w:t>Open Philanthropy Early-Career Funding for Global Biological Risks</w:t>
+            </w:r>
+          </w:p>
+        </w:tc>
+        <w:tc>
+          <w:tcPr>
+            <w:tcW w:type="dxa" w:w="1296"/>
+            <w:tcMar>
+              <w:top w:w="18" w:type="dxa"/>
+              <w:start w:w="0" w:type="dxa"/>
+              <w:bottom w:w="45" w:type="dxa"/>
+              <w:end w:w="0" w:type="dxa"/>
+            </w:tcMar>
+            <w:vAlign w:val="top"/>
+          </w:tcPr>
+          <w:p>
+            <w:pPr>
+              <w:pStyle w:val="CVDate"/>
+              <w:spacing w:after="0"/>
+              <w:jc w:val="right"/>
+            </w:pPr>
+            <w:r>
+              <w:t>2018</w:t>
+            </w:r>
+          </w:p>
+        </w:tc>
+      </w:tr>
+    </w:tbl>
+    <w:tbl>
+      <w:tblPr>
+        <w:tblW w:type="dxa" w:w="9820"/>
+        <w:jc w:val="left"/>
+        <w:tblLayout w:type="fixed"/>
+        <w:tblLook w:firstColumn="1" w:firstRow="1" w:lastColumn="0" w:lastRow="0" w:noHBand="0" w:noVBand="1" w:val="04A0"/>
+        <w:tblInd w:w="548" w:type="dxa"/>
+      </w:tblPr>
+      <w:tblGrid>
+        <w:gridCol w:w="8524"/>
+        <w:gridCol w:w="1296"/>
+      </w:tblGrid>
+      <w:tr>
+        <w:trPr>
+          <w:cantSplit/>
+        </w:trPr>
+        <w:tc>
+          <w:tcPr>
+            <w:tcW w:type="dxa" w:w="8524"/>
+            <w:tcMar>
+              <w:top w:w="18" w:type="dxa"/>
+              <w:start w:w="0" w:type="dxa"/>
+              <w:bottom w:w="45" w:type="dxa"/>
+              <w:end w:w="0" w:type="dxa"/>
+            </w:tcMar>
+            <w:vAlign w:val="top"/>
+          </w:tcPr>
+          <w:p>
+            <w:pPr>
+              <w:pStyle w:val="CVEntryTitle"/>
+              <w:spacing w:after="0"/>
+            </w:pPr>
+            <w:r>
+              <w:t>McGill University Faculty of Science Scholarship</w:t>
+            </w:r>
+          </w:p>
+        </w:tc>
+        <w:tc>
+          <w:tcPr>
+            <w:tcW w:type="dxa" w:w="1296"/>
+            <w:tcMar>
+              <w:top w:w="18" w:type="dxa"/>
+              <w:start w:w="0" w:type="dxa"/>
+              <w:bottom w:w="45" w:type="dxa"/>
+              <w:end w:w="0" w:type="dxa"/>
+            </w:tcMar>
+            <w:vAlign w:val="top"/>
+          </w:tcPr>
+          <w:p>
+            <w:pPr>
+              <w:pStyle w:val="CVDate"/>
+              <w:spacing w:after="0"/>
+              <w:jc w:val="right"/>
+            </w:pPr>
+            <w:r>
+              <w:t>2017, 2018</w:t>
+            </w:r>
+          </w:p>
+        </w:tc>
+      </w:tr>
+    </w:tbl>
+    <w:tbl>
+      <w:tblPr>
+        <w:tblW w:type="dxa" w:w="9820"/>
+        <w:jc w:val="left"/>
+        <w:tblLayout w:type="fixed"/>
+        <w:tblLook w:firstColumn="1" w:firstRow="1" w:lastColumn="0" w:lastRow="0" w:noHBand="0" w:noVBand="1" w:val="04A0"/>
+        <w:tblInd w:w="548" w:type="dxa"/>
+      </w:tblPr>
+      <w:tblGrid>
+        <w:gridCol w:w="8524"/>
+        <w:gridCol w:w="1296"/>
+      </w:tblGrid>
+      <w:tr>
+        <w:trPr>
+          <w:cantSplit/>
+        </w:trPr>
+        <w:tc>
+          <w:tcPr>
+            <w:tcW w:type="dxa" w:w="8524"/>
+            <w:tcMar>
+              <w:top w:w="18" w:type="dxa"/>
+              <w:start w:w="0" w:type="dxa"/>
+              <w:bottom w:w="45" w:type="dxa"/>
+              <w:end w:w="0" w:type="dxa"/>
+            </w:tcMar>
+            <w:vAlign w:val="top"/>
+          </w:tcPr>
+          <w:p>
+            <w:pPr>
+              <w:pStyle w:val="CVEntryTitle"/>
+              <w:spacing w:after="0"/>
+            </w:pPr>
+            <w:r>
+              <w:t>CIHR Undergraduate Research Award in Computational Biology</w:t>
+            </w:r>
+          </w:p>
+        </w:tc>
+        <w:tc>
+          <w:tcPr>
+            <w:tcW w:type="dxa" w:w="1296"/>
+            <w:tcMar>
+              <w:top w:w="18" w:type="dxa"/>
+              <w:start w:w="0" w:type="dxa"/>
+              <w:bottom w:w="45" w:type="dxa"/>
+              <w:end w:w="0" w:type="dxa"/>
+            </w:tcMar>
+            <w:vAlign w:val="top"/>
+          </w:tcPr>
+          <w:p>
+            <w:pPr>
+              <w:pStyle w:val="CVDate"/>
+              <w:spacing w:after="0"/>
+              <w:jc w:val="right"/>
+            </w:pPr>
+            <w:r>
+              <w:t>2017</w:t>
+            </w:r>
+          </w:p>
+        </w:tc>
+      </w:tr>
+    </w:tbl>
+    <w:tbl>
+      <w:tblPr>
+        <w:tblW w:type="dxa" w:w="9820"/>
+        <w:jc w:val="left"/>
+        <w:tblLayout w:type="fixed"/>
+        <w:tblLook w:firstColumn="1" w:firstRow="1" w:lastColumn="0" w:lastRow="0" w:noHBand="0" w:noVBand="1" w:val="04A0"/>
+        <w:tblInd w:w="548" w:type="dxa"/>
+      </w:tblPr>
+      <w:tblGrid>
+        <w:gridCol w:w="8524"/>
+        <w:gridCol w:w="1296"/>
+      </w:tblGrid>
+      <w:tr>
+        <w:trPr>
+          <w:cantSplit/>
+        </w:trPr>
+        <w:tc>
+          <w:tcPr>
+            <w:tcW w:type="dxa" w:w="8524"/>
+            <w:tcMar>
+              <w:top w:w="18" w:type="dxa"/>
+              <w:start w:w="0" w:type="dxa"/>
+              <w:bottom w:w="45" w:type="dxa"/>
+              <w:end w:w="0" w:type="dxa"/>
+            </w:tcMar>
+            <w:vAlign w:val="top"/>
+          </w:tcPr>
+          <w:p>
+            <w:pPr>
+              <w:pStyle w:val="CVEntryTitle"/>
+              <w:spacing w:after="0"/>
+            </w:pPr>
+            <w:r>
+              <w:t>NSERC Undergraduate Student Research Award · FRQNT Top-Up to NSERC Undergraduate Student Research Award</w:t>
+            </w:r>
+          </w:p>
+        </w:tc>
+        <w:tc>
+          <w:tcPr>
+            <w:tcW w:type="dxa" w:w="1296"/>
+            <w:tcMar>
+              <w:top w:w="18" w:type="dxa"/>
+              <w:start w:w="0" w:type="dxa"/>
+              <w:bottom w:w="45" w:type="dxa"/>
+              <w:end w:w="0" w:type="dxa"/>
+            </w:tcMar>
+            <w:vAlign w:val="top"/>
+          </w:tcPr>
+          <w:p>
+            <w:pPr>
+              <w:pStyle w:val="CVDate"/>
+              <w:spacing w:after="0"/>
+              <w:jc w:val="right"/>
+            </w:pPr>
+            <w:r>
+              <w:t>2016</w:t>
+            </w:r>
+          </w:p>
+        </w:tc>
+      </w:tr>
+    </w:tbl>
+    <w:tbl>
+      <w:tblPr>
+        <w:tblW w:type="dxa" w:w="10368"/>
+        <w:jc w:val="left"/>
+        <w:tblLayout w:type="fixed"/>
+        <w:tblLook w:firstColumn="1" w:firstRow="1" w:lastColumn="0" w:lastRow="0" w:noHBand="0" w:noVBand="1" w:val="04A0"/>
+        <w:tblInd w:w="0" w:type="dxa"/>
+      </w:tblPr>
+      <w:tblGrid>
+        <w:gridCol w:w="548"/>
+        <w:gridCol w:w="9820"/>
+      </w:tblGrid>
+      <w:tr>
+        <w:trPr>
+          <w:cantSplit/>
+        </w:trPr>
+        <w:tc>
+          <w:tcPr>
+            <w:tcW w:type="dxa" w:w="548"/>
+            <w:tcMar>
+              <w:top w:w="105" w:type="dxa"/>
+              <w:start w:w="0" w:type="dxa"/>
+              <w:bottom w:w="35" w:type="dxa"/>
+              <w:end w:w="0" w:type="dxa"/>
+            </w:tcMar>
+          </w:tcPr>
+          <w:p>
+            <w:pPr>
+              <w:pStyle w:val="CVSectionIndex"/>
+              <w:spacing w:after="0"/>
+            </w:pPr>
+            <w:r>
+              <w:t>07</w:t>
+            </w:r>
+          </w:p>
+        </w:tc>
+        <w:tc>
+          <w:tcPr>
+            <w:tcW w:type="dxa" w:w="9820"/>
+            <w:tcMar>
+              <w:top w:w="105" w:type="dxa"/>
+              <w:start w:w="0" w:type="dxa"/>
+              <w:bottom w:w="35" w:type="dxa"/>
+              <w:end w:w="0" w:type="dxa"/>
+            </w:tcMar>
+          </w:tcPr>
+          <w:p>
+            <w:pPr>
+              <w:pStyle w:val="CVSectionTitle"/>
+              <w:keepNext/>
+              <w:spacing w:after="0"/>
+              <w:pBdr>
+                <w:bottom w:val="single" w:sz="4" w:space="2" w:color="D2D7DB"/>
+              </w:pBdr>
+            </w:pPr>
+            <w:r>
+              <w:t>Teaching, mentorship, and scientific service</w:t>
+            </w:r>
+          </w:p>
+        </w:tc>
+      </w:tr>
+    </w:tbl>
+    <w:tbl>
+      <w:tblPr>
+        <w:tblW w:type="dxa" w:w="9820"/>
+        <w:jc w:val="left"/>
+        <w:tblLayout w:type="fixed"/>
+        <w:tblLook w:firstColumn="1" w:firstRow="1" w:lastColumn="0" w:lastRow="0" w:noHBand="0" w:noVBand="1" w:val="04A0"/>
+        <w:tblInd w:w="548" w:type="dxa"/>
+      </w:tblPr>
+      <w:tblGrid>
+        <w:gridCol w:w="8524"/>
+        <w:gridCol w:w="1296"/>
+      </w:tblGrid>
+      <w:tr>
+        <w:trPr>
+          <w:cantSplit/>
+        </w:trPr>
+        <w:tc>
+          <w:tcPr>
+            <w:tcW w:type="dxa" w:w="8524"/>
+            <w:tcMar>
+              <w:top w:w="18" w:type="dxa"/>
+              <w:start w:w="0" w:type="dxa"/>
+              <w:bottom w:w="45" w:type="dxa"/>
+              <w:end w:w="0" w:type="dxa"/>
+            </w:tcMar>
+            <w:vAlign w:val="top"/>
+          </w:tcPr>
+          <w:p>
+            <w:pPr>
+              <w:pStyle w:val="CVEntryTitle"/>
+              <w:spacing w:after="10"/>
+            </w:pPr>
+            <w:r>
+              <w:t>Teaching Assistant · McGill University</w:t>
+            </w:r>
+          </w:p>
+          <w:p>
+            <w:pPr>
+              <w:pStyle w:val="CVEntryDescription"/>
+              <w:spacing w:after="0"/>
+            </w:pPr>
+            <w:r>
+              <w:t>Created problem sets, held office hours, and led review sessions for biochemistry, molecular biology, neuroscience, and introductory physics.</w:t>
+            </w:r>
+          </w:p>
+        </w:tc>
+        <w:tc>
+          <w:tcPr>
+            <w:tcW w:type="dxa" w:w="1296"/>
+            <w:tcMar>
+              <w:top w:w="18" w:type="dxa"/>
+              <w:start w:w="0" w:type="dxa"/>
+              <w:bottom w:w="45" w:type="dxa"/>
+              <w:end w:w="0" w:type="dxa"/>
+            </w:tcMar>
+            <w:vAlign w:val="top"/>
+          </w:tcPr>
+          <w:p>
+            <w:pPr>
+              <w:pStyle w:val="CVDate"/>
+              <w:spacing w:after="0"/>
+              <w:jc w:val="right"/>
+            </w:pPr>
+            <w:r>
+              <w:t>2016–2018</w:t>
+            </w:r>
+          </w:p>
+        </w:tc>
+      </w:tr>
+    </w:tbl>
+    <w:tbl>
+      <w:tblPr>
+        <w:tblW w:type="dxa" w:w="9820"/>
+        <w:jc w:val="left"/>
+        <w:tblLayout w:type="fixed"/>
+        <w:tblLook w:firstColumn="1" w:firstRow="1" w:lastColumn="0" w:lastRow="0" w:noHBand="0" w:noVBand="1" w:val="04A0"/>
+        <w:tblInd w:w="548" w:type="dxa"/>
+      </w:tblPr>
+      <w:tblGrid>
+        <w:gridCol w:w="8524"/>
+        <w:gridCol w:w="1296"/>
+      </w:tblGrid>
+      <w:tr>
+        <w:trPr>
+          <w:cantSplit/>
+        </w:trPr>
+        <w:tc>
+          <w:tcPr>
+            <w:tcW w:type="dxa" w:w="8524"/>
+            <w:tcMar>
+              <w:top w:w="18" w:type="dxa"/>
+              <w:start w:w="0" w:type="dxa"/>
+              <w:bottom w:w="45" w:type="dxa"/>
+              <w:end w:w="0" w:type="dxa"/>
+            </w:tcMar>
+            <w:vAlign w:val="top"/>
+          </w:tcPr>
+          <w:p>
+            <w:pPr>
+              <w:pStyle w:val="CVEntryTitle"/>
+              <w:spacing w:after="10"/>
+            </w:pPr>
+            <w:r>
+              <w:t>Research and career mentorship</w:t>
+            </w:r>
+          </w:p>
+          <w:p>
+            <w:pPr>
+              <w:pStyle w:val="CVEntryDescription"/>
+              <w:spacing w:after="0"/>
+            </w:pPr>
+            <w:r>
+              <w:t>Mentored students and early-career professionals pursuing biosecurity and computational-biology projects through Effective Thesis and 80,000 Hours referrals.</w:t>
+            </w:r>
+          </w:p>
+        </w:tc>
+        <w:tc>
+          <w:tcPr>
+            <w:tcW w:type="dxa" w:w="1296"/>
+            <w:tcMar>
+              <w:top w:w="18" w:type="dxa"/>
+              <w:start w:w="0" w:type="dxa"/>
+              <w:bottom w:w="45" w:type="dxa"/>
+              <w:end w:w="0" w:type="dxa"/>
+            </w:tcMar>
+            <w:vAlign w:val="top"/>
+          </w:tcPr>
+          <w:p>
+            <w:pPr>
+              <w:pStyle w:val="CVDate"/>
+              <w:spacing w:after="0"/>
+              <w:jc w:val="right"/>
+            </w:pPr>
+            <w:r>
+              <w:t>2018–2023</w:t>
+            </w:r>
+          </w:p>
+        </w:tc>
+      </w:tr>
+    </w:tbl>
+    <w:tbl>
+      <w:tblPr>
+        <w:tblW w:type="dxa" w:w="9820"/>
+        <w:jc w:val="left"/>
+        <w:tblLayout w:type="fixed"/>
+        <w:tblLook w:firstColumn="1" w:firstRow="1" w:lastColumn="0" w:lastRow="0" w:noHBand="0" w:noVBand="1" w:val="04A0"/>
+        <w:tblInd w:w="548" w:type="dxa"/>
+      </w:tblPr>
+      <w:tblGrid>
+        <w:gridCol w:w="8524"/>
+        <w:gridCol w:w="1296"/>
+      </w:tblGrid>
+      <w:tr>
+        <w:trPr>
+          <w:cantSplit/>
+        </w:trPr>
+        <w:tc>
+          <w:tcPr>
+            <w:tcW w:type="dxa" w:w="8524"/>
+            <w:tcMar>
+              <w:top w:w="18" w:type="dxa"/>
+              <w:start w:w="0" w:type="dxa"/>
+              <w:bottom w:w="45" w:type="dxa"/>
+              <w:end w:w="0" w:type="dxa"/>
+            </w:tcMar>
+            <w:vAlign w:val="top"/>
+          </w:tcPr>
+          <w:p>
+            <w:pPr>
+              <w:pStyle w:val="CVEntryTitle"/>
+              <w:spacing w:after="10"/>
+            </w:pPr>
+            <w:r>
+              <w:t>Volunteer Consultant · Battelle Memorial Institute / ThreatSEQ</w:t>
+            </w:r>
+          </w:p>
+          <w:p>
+            <w:pPr>
+              <w:pStyle w:val="CVEntryDescription"/>
+              <w:spacing w:after="0"/>
+            </w:pPr>
+            <w:r>
+              <w:t>Advised a ThreatSEQ–FBI initiative assessing whether gene-synthesis companies would detect orders containing genes from the Select Agents list.</w:t>
+            </w:r>
+          </w:p>
+        </w:tc>
+        <w:tc>
+          <w:tcPr>
+            <w:tcW w:type="dxa" w:w="1296"/>
+            <w:tcMar>
+              <w:top w:w="18" w:type="dxa"/>
+              <w:start w:w="0" w:type="dxa"/>
+              <w:bottom w:w="45" w:type="dxa"/>
+              <w:end w:w="0" w:type="dxa"/>
+            </w:tcMar>
+            <w:vAlign w:val="top"/>
+          </w:tcPr>
+          <w:p>
+            <w:pPr>
+              <w:pStyle w:val="CVDate"/>
+              <w:spacing w:after="0"/>
+              <w:jc w:val="right"/>
+            </w:pPr>
+            <w:r>
+              <w:t>2019</w:t>
+            </w:r>
+          </w:p>
+        </w:tc>
+      </w:tr>
+    </w:tbl>
+    <w:tbl>
+      <w:tblPr>
+        <w:tblW w:type="dxa" w:w="10368"/>
+        <w:jc w:val="left"/>
+        <w:tblLayout w:type="fixed"/>
+        <w:tblLook w:firstColumn="1" w:firstRow="1" w:lastColumn="0" w:lastRow="0" w:noHBand="0" w:noVBand="1" w:val="04A0"/>
+        <w:tblInd w:w="0" w:type="dxa"/>
+      </w:tblPr>
+      <w:tblGrid>
+        <w:gridCol w:w="548"/>
+        <w:gridCol w:w="9820"/>
+      </w:tblGrid>
+      <w:tr>
+        <w:trPr>
+          <w:cantSplit/>
+        </w:trPr>
+        <w:tc>
+          <w:tcPr>
+            <w:tcW w:type="dxa" w:w="548"/>
+            <w:tcMar>
+              <w:top w:w="105" w:type="dxa"/>
+              <w:start w:w="0" w:type="dxa"/>
+              <w:bottom w:w="35" w:type="dxa"/>
+              <w:end w:w="0" w:type="dxa"/>
+            </w:tcMar>
+          </w:tcPr>
+          <w:p>
+            <w:pPr>
+              <w:pStyle w:val="CVSectionIndex"/>
+              <w:spacing w:after="0"/>
+            </w:pPr>
+            <w:r>
+              <w:t>08</w:t>
+            </w:r>
+          </w:p>
+        </w:tc>
+        <w:tc>
+          <w:tcPr>
+            <w:tcW w:type="dxa" w:w="9820"/>
+            <w:tcMar>
+              <w:top w:w="105" w:type="dxa"/>
+              <w:start w:w="0" w:type="dxa"/>
+              <w:bottom w:w="35" w:type="dxa"/>
+              <w:end w:w="0" w:type="dxa"/>
+            </w:tcMar>
+          </w:tcPr>
+          <w:p>
+            <w:pPr>
+              <w:pStyle w:val="CVSectionTitle"/>
+              <w:keepNext/>
+              <w:spacing w:after="0"/>
+              <w:pBdr>
+                <w:bottom w:val="single" w:sz="4" w:space="2" w:color="D2D7DB"/>
+              </w:pBdr>
+            </w:pPr>
+            <w:r>
+              <w:t>Technical and experimental methods</w:t>
+            </w:r>
+          </w:p>
+        </w:tc>
+      </w:tr>
+    </w:tbl>
+    <w:tbl>
+      <w:tblPr>
+        <w:tblW w:type="dxa" w:w="9820"/>
+        <w:jc w:val="left"/>
+        <w:tblLayout w:type="fixed"/>
+        <w:tblLook w:firstColumn="1" w:firstRow="1" w:lastColumn="0" w:lastRow="0" w:noHBand="0" w:noVBand="1" w:val="04A0"/>
+        <w:tblInd w:w="548" w:type="dxa"/>
+      </w:tblPr>
+      <w:tblGrid>
+        <w:gridCol w:w="8524"/>
+        <w:gridCol w:w="1296"/>
+      </w:tblGrid>
+      <w:tr>
+        <w:trPr>
+          <w:cantSplit/>
+        </w:trPr>
+        <w:tc>
+          <w:tcPr>
+            <w:tcW w:type="dxa" w:w="8524"/>
+            <w:tcMar>
+              <w:top w:w="18" w:type="dxa"/>
+              <w:start w:w="0" w:type="dxa"/>
+              <w:bottom w:w="45" w:type="dxa"/>
+              <w:end w:w="0" w:type="dxa"/>
+            </w:tcMar>
+            <w:vAlign w:val="top"/>
+          </w:tcPr>
+          <w:p>
+            <w:pPr>
+              <w:pStyle w:val="CVEntryTitle"/>
+              <w:spacing w:after="10"/>
+            </w:pPr>
+            <w:r>
+              <w:t>Python · R · MATLAB · C/C++ · Java</w:t>
+            </w:r>
+          </w:p>
+          <w:p>
+            <w:pPr>
+              <w:pStyle w:val="CVEntryDescription"/>
+              <w:spacing w:after="0"/>
+            </w:pPr>
+            <w:r>
+              <w:t>Biological language-model evaluation · sequence modeling · metagenomic analysis · hyperbolic embeddings · genomic pipeline development</w:t>
+            </w:r>
+          </w:p>
+        </w:tc>
+        <w:tc>
+          <w:tcPr>
+            <w:tcW w:type="dxa" w:w="1296"/>
+            <w:tcMar>
+              <w:top w:w="18" w:type="dxa"/>
+              <w:start w:w="0" w:type="dxa"/>
+              <w:bottom w:w="45" w:type="dxa"/>
+              <w:end w:w="0" w:type="dxa"/>
+            </w:tcMar>
+            <w:vAlign w:val="top"/>
+          </w:tcPr>
+          <w:p>
+            <w:pPr>
+              <w:pStyle w:val="CVDate"/>
+              <w:spacing w:after="0"/>
+              <w:jc w:val="right"/>
+            </w:pPr>
+            <w:r>
+              <w:t>Computational</w:t>
+            </w:r>
+          </w:p>
+        </w:tc>
+      </w:tr>
+    </w:tbl>
+    <w:tbl>
+      <w:tblPr>
+        <w:tblW w:type="dxa" w:w="9820"/>
+        <w:jc w:val="left"/>
+        <w:tblLayout w:type="fixed"/>
+        <w:tblLook w:firstColumn="1" w:firstRow="1" w:lastColumn="0" w:lastRow="0" w:noHBand="0" w:noVBand="1" w:val="04A0"/>
+        <w:tblInd w:w="548" w:type="dxa"/>
+      </w:tblPr>
+      <w:tblGrid>
+        <w:gridCol w:w="8524"/>
+        <w:gridCol w:w="1296"/>
+      </w:tblGrid>
+      <w:tr>
+        <w:trPr>
+          <w:cantSplit/>
+        </w:trPr>
+        <w:tc>
+          <w:tcPr>
+            <w:tcW w:type="dxa" w:w="8524"/>
+            <w:tcMar>
+              <w:top w:w="18" w:type="dxa"/>
+              <w:start w:w="0" w:type="dxa"/>
+              <w:bottom w:w="45" w:type="dxa"/>
+              <w:end w:w="0" w:type="dxa"/>
+            </w:tcMar>
+            <w:vAlign w:val="top"/>
+          </w:tcPr>
+          <w:p>
+            <w:pPr>
+              <w:pStyle w:val="CVEntryTitle"/>
+              <w:spacing w:after="10"/>
+            </w:pPr>
+            <w:r>
+              <w:t>Microbial evolution experiments · AAV vector production · CRISPR/Cas9 delivery</w:t>
+            </w:r>
+          </w:p>
+          <w:p>
+            <w:pPr>
+              <w:pStyle w:val="CVEntryDescription"/>
+              <w:spacing w:after="0"/>
+            </w:pPr>
+            <w:r>
+              <w:t>Molecular-biology workflows</w:t>
+            </w:r>
+          </w:p>
+        </w:tc>
+        <w:tc>
+          <w:tcPr>
+            <w:tcW w:type="dxa" w:w="1296"/>
+            <w:tcMar>
+              <w:top w:w="18" w:type="dxa"/>
+              <w:start w:w="0" w:type="dxa"/>
+              <w:bottom w:w="45" w:type="dxa"/>
+              <w:end w:w="0" w:type="dxa"/>
+            </w:tcMar>
+            <w:vAlign w:val="top"/>
+          </w:tcPr>
+          <w:p>
+            <w:pPr>
+              <w:pStyle w:val="CVDate"/>
+              <w:spacing w:after="0"/>
+              <w:jc w:val="right"/>
+            </w:pPr>
+            <w:r>
+              <w:t>Experimental</w:t>
+            </w:r>
+          </w:p>
+        </w:tc>
+      </w:tr>
+    </w:tbl>
+    <w:tbl>
+      <w:tblPr>
+        <w:tblW w:type="dxa" w:w="10368"/>
+        <w:jc w:val="left"/>
+        <w:tblLayout w:type="fixed"/>
+        <w:tblLook w:firstColumn="1" w:firstRow="1" w:lastColumn="0" w:lastRow="0" w:noHBand="0" w:noVBand="1" w:val="04A0"/>
+        <w:tblInd w:w="0" w:type="dxa"/>
+      </w:tblPr>
+      <w:tblGrid>
+        <w:gridCol w:w="548"/>
+        <w:gridCol w:w="9820"/>
+      </w:tblGrid>
+      <w:tr>
+        <w:trPr>
+          <w:cantSplit/>
+        </w:trPr>
+        <w:tc>
+          <w:tcPr>
+            <w:tcW w:type="dxa" w:w="548"/>
+            <w:tcMar>
+              <w:top w:w="105" w:type="dxa"/>
+              <w:start w:w="0" w:type="dxa"/>
+              <w:bottom w:w="35" w:type="dxa"/>
+              <w:end w:w="0" w:type="dxa"/>
+            </w:tcMar>
+          </w:tcPr>
+          <w:p>
+            <w:pPr>
+              <w:pStyle w:val="CVSectionIndex"/>
+              <w:spacing w:after="0"/>
+            </w:pPr>
+            <w:r>
+              <w:t>09</w:t>
+            </w:r>
+          </w:p>
+        </w:tc>
+        <w:tc>
+          <w:tcPr>
+            <w:tcW w:type="dxa" w:w="9820"/>
+            <w:tcMar>
+              <w:top w:w="105" w:type="dxa"/>
+              <w:start w:w="0" w:type="dxa"/>
+              <w:bottom w:w="35" w:type="dxa"/>
+              <w:end w:w="0" w:type="dxa"/>
+            </w:tcMar>
+          </w:tcPr>
+          <w:p>
+            <w:pPr>
+              <w:pStyle w:val="CVSectionTitle"/>
+              <w:keepNext/>
+              <w:spacing w:after="0"/>
+              <w:pBdr>
+                <w:bottom w:val="single" w:sz="4" w:space="2" w:color="D2D7DB"/>
+              </w:pBdr>
+            </w:pPr>
+            <w:r>
+              <w:t>Languages</w:t>
+            </w:r>
+          </w:p>
+        </w:tc>
+      </w:tr>
+    </w:tbl>
+    <w:tbl>
+      <w:tblPr>
+        <w:tblW w:type="dxa" w:w="9820"/>
+        <w:jc w:val="left"/>
+        <w:tblLayout w:type="fixed"/>
+        <w:tblLook w:firstColumn="1" w:firstRow="1" w:lastColumn="0" w:lastRow="0" w:noHBand="0" w:noVBand="1" w:val="04A0"/>
+        <w:tblInd w:w="548" w:type="dxa"/>
+      </w:tblPr>
+      <w:tblGrid>
+        <w:gridCol w:w="8524"/>
+        <w:gridCol w:w="1296"/>
+      </w:tblGrid>
+      <w:tr>
+        <w:trPr>
+          <w:cantSplit/>
+        </w:trPr>
+        <w:tc>
+          <w:tcPr>
+            <w:tcW w:type="dxa" w:w="8524"/>
+            <w:tcMar>
+              <w:top w:w="18" w:type="dxa"/>
+              <w:start w:w="0" w:type="dxa"/>
+              <w:bottom w:w="45" w:type="dxa"/>
+              <w:end w:w="0" w:type="dxa"/>
+            </w:tcMar>
+            <w:vAlign w:val="top"/>
+          </w:tcPr>
+          <w:p>
+            <w:pPr>
+              <w:pStyle w:val="CVEntryTitle"/>
+              <w:spacing w:after="10"/>
+            </w:pPr>
+            <w:r>
+              <w:t>Hebrew</w:t>
+            </w:r>
+          </w:p>
+          <w:p>
+            <w:pPr>
+              <w:pStyle w:val="CVEntryDescription"/>
+              <w:spacing w:after="0"/>
+            </w:pPr>
+            <w:r>
+              <w:t>Native</w:t>
+            </w:r>
+          </w:p>
+        </w:tc>
+        <w:tc>
+          <w:tcPr>
+            <w:tcW w:type="dxa" w:w="1296"/>
+            <w:tcMar>
+              <w:top w:w="18" w:type="dxa"/>
+              <w:start w:w="0" w:type="dxa"/>
+              <w:bottom w:w="45" w:type="dxa"/>
+              <w:end w:w="0" w:type="dxa"/>
+            </w:tcMar>
+            <w:vAlign w:val="top"/>
+          </w:tcPr>
+          <w:p>
+            <w:pPr>
+              <w:pStyle w:val="CVDate"/>
+              <w:spacing w:after="0"/>
+              <w:jc w:val="right"/>
+            </w:pPr>
+            <w:r/>
+          </w:p>
+        </w:tc>
+      </w:tr>
+    </w:tbl>
+    <w:tbl>
+      <w:tblPr>
+        <w:tblW w:type="dxa" w:w="9820"/>
+        <w:jc w:val="left"/>
+        <w:tblLayout w:type="fixed"/>
+        <w:tblLook w:firstColumn="1" w:firstRow="1" w:lastColumn="0" w:lastRow="0" w:noHBand="0" w:noVBand="1" w:val="04A0"/>
+        <w:tblInd w:w="548" w:type="dxa"/>
+      </w:tblPr>
+      <w:tblGrid>
+        <w:gridCol w:w="8524"/>
+        <w:gridCol w:w="1296"/>
+      </w:tblGrid>
+      <w:tr>
+        <w:trPr>
+          <w:cantSplit/>
+        </w:trPr>
+        <w:tc>
+          <w:tcPr>
+            <w:tcW w:type="dxa" w:w="8524"/>
+            <w:tcMar>
+              <w:top w:w="18" w:type="dxa"/>
+              <w:start w:w="0" w:type="dxa"/>
+              <w:bottom w:w="45" w:type="dxa"/>
+              <w:end w:w="0" w:type="dxa"/>
+            </w:tcMar>
+            <w:vAlign w:val="top"/>
+          </w:tcPr>
+          <w:p>
+            <w:pPr>
+              <w:pStyle w:val="CVEntryTitle"/>
+              <w:spacing w:after="10"/>
+            </w:pPr>
+            <w:r>
+              <w:t>English</w:t>
+            </w:r>
+          </w:p>
+          <w:p>
+            <w:pPr>
+              <w:pStyle w:val="CVEntryDescription"/>
+              <w:spacing w:after="0"/>
+            </w:pPr>
+            <w:r>
+              <w:t>Near-native</w:t>
+            </w:r>
+          </w:p>
+        </w:tc>
+        <w:tc>
+          <w:tcPr>
+            <w:tcW w:type="dxa" w:w="1296"/>
+            <w:tcMar>
+              <w:top w:w="18" w:type="dxa"/>
+              <w:start w:w="0" w:type="dxa"/>
+              <w:bottom w:w="45" w:type="dxa"/>
+              <w:end w:w="0" w:type="dxa"/>
+            </w:tcMar>
+            <w:vAlign w:val="top"/>
+          </w:tcPr>
+          <w:p>
+            <w:pPr>
+              <w:pStyle w:val="CVDate"/>
+              <w:spacing w:after="0"/>
+              <w:jc w:val="right"/>
+            </w:pPr>
+            <w:r/>
+          </w:p>
+        </w:tc>
+      </w:tr>
+    </w:tbl>
+    <w:tbl>
+      <w:tblPr>
+        <w:tblW w:type="dxa" w:w="9820"/>
+        <w:jc w:val="left"/>
+        <w:tblLayout w:type="fixed"/>
+        <w:tblLook w:firstColumn="1" w:firstRow="1" w:lastColumn="0" w:lastRow="0" w:noHBand="0" w:noVBand="1" w:val="04A0"/>
+        <w:tblInd w:w="548" w:type="dxa"/>
+      </w:tblPr>
+      <w:tblGrid>
+        <w:gridCol w:w="8524"/>
+        <w:gridCol w:w="1296"/>
+      </w:tblGrid>
+      <w:tr>
+        <w:trPr>
+          <w:cantSplit/>
+        </w:trPr>
+        <w:tc>
+          <w:tcPr>
+            <w:tcW w:type="dxa" w:w="8524"/>
+            <w:tcMar>
+              <w:top w:w="18" w:type="dxa"/>
+              <w:start w:w="0" w:type="dxa"/>
+              <w:bottom w:w="45" w:type="dxa"/>
+              <w:end w:w="0" w:type="dxa"/>
+            </w:tcMar>
+            <w:vAlign w:val="top"/>
+          </w:tcPr>
+          <w:p>
+            <w:pPr>
+              <w:pStyle w:val="CVEntryTitle"/>
+              <w:spacing w:after="10"/>
+            </w:pPr>
+            <w:r>
+              <w:t>French</w:t>
+            </w:r>
+          </w:p>
+          <w:p>
+            <w:pPr>
+              <w:pStyle w:val="CVEntryDescription"/>
+              <w:spacing w:after="0"/>
+            </w:pPr>
+            <w:r>
+              <w:t>Novice</w:t>
+            </w:r>
+          </w:p>
+        </w:tc>
+        <w:tc>
+          <w:tcPr>
+            <w:tcW w:type="dxa" w:w="1296"/>
+            <w:tcMar>
+              <w:top w:w="18" w:type="dxa"/>
+              <w:start w:w="0" w:type="dxa"/>
+              <w:bottom w:w="45" w:type="dxa"/>
+              <w:end w:w="0" w:type="dxa"/>
+            </w:tcMar>
+            <w:vAlign w:val="top"/>
+          </w:tcPr>
+          <w:p>
+            <w:pPr>
+              <w:pStyle w:val="CVDate"/>
+              <w:spacing w:after="0"/>
+              <w:jc w:val="right"/>
+            </w:pPr>
+            <w:r/>
+          </w:p>
+        </w:tc>
+      </w:tr>
+    </w:tbl>
     <w:sectPr>
-      <w:footerReference w:type="default" r:id="rId9"/>
+      <w:headerReference w:type="default" r:id="rId16"/>
+      <w:footerReference w:type="default" r:id="rId17"/>
       <w:pgSz w:w="12240" w:h="15840"/>
-      <w:pgMar w:top="792" w:right="1080" w:bottom="792" w:left="1080" w:header="720" w:footer="720" w:gutter="0"/>
+      <w:pgMar w:top="792" w:right="936" w:bottom="792" w:left="936" w:header="432" w:footer="432" w:gutter="0"/>
       <w:cols w:space="720"/>
       <w:docGrid w:linePitch="360"/>
     </w:sectPr>
@@ -2968,17 +4452,249 @@
   <w:p>
     <w:pPr>
       <w:pStyle w:val="Footer"/>
-      <w:jc w:val="right"/>
+      <w:spacing w:after="0" w:line="24" w:lineRule="auto"/>
+    </w:pPr>
+  </w:p>
+  <w:tbl>
+    <w:tblPr>
+      <w:tblW w:type="dxa" w:w="10000"/>
+      <w:jc w:val="left"/>
+      <w:tblLayout w:type="fixed"/>
+      <w:tblLook w:firstColumn="1" w:firstRow="1" w:lastColumn="0" w:lastRow="0" w:noHBand="0" w:noVBand="1" w:val="04A0"/>
+      <w:tblInd w:w="0" w:type="dxa"/>
+    </w:tblPr>
+    <w:tblGrid>
+      <w:gridCol w:w="8000"/>
+      <w:gridCol w:w="2000"/>
+    </w:tblGrid>
+    <w:tr>
+      <w:trPr>
+        <w:cantSplit/>
+      </w:trPr>
+      <w:tc>
+        <w:tcPr>
+          <w:tcW w:type="dxa" w:w="8000"/>
+          <w:tcMar>
+            <w:top w:w="0" w:type="dxa"/>
+            <w:start w:w="0" w:type="dxa"/>
+            <w:bottom w:w="0" w:type="dxa"/>
+            <w:end w:w="0" w:type="dxa"/>
+          </w:tcMar>
+        </w:tcPr>
+        <w:p>
+          <w:pPr>
+            <w:pStyle w:val="CVFooter"/>
+            <w:spacing w:after="0"/>
+          </w:pPr>
+          <w:r>
+            <w:t>Noga Aharony · Curriculum Vitae · August 2026</w:t>
+          </w:r>
+        </w:p>
+      </w:tc>
+      <w:tc>
+        <w:tcPr>
+          <w:tcW w:type="dxa" w:w="2000"/>
+          <w:tcMar>
+            <w:top w:w="0" w:type="dxa"/>
+            <w:start w:w="0" w:type="dxa"/>
+            <w:bottom w:w="0" w:type="dxa"/>
+            <w:end w:w="0" w:type="dxa"/>
+          </w:tcMar>
+        </w:tcPr>
+        <w:p>
+          <w:pPr>
+            <w:pStyle w:val="CVFooter"/>
+            <w:spacing w:after="0"/>
+            <w:jc w:val="right"/>
+          </w:pPr>
+          <w:r>
+            <w:t>01 / 03</w:t>
+          </w:r>
+        </w:p>
+      </w:tc>
+    </w:tr>
+  </w:tbl>
+</w:ftr>
+</file>
+
+<file path=word/footer2.xml><?xml version="1.0" encoding="utf-8"?>
+<w:ftr xmlns:m="http://schemas.openxmlformats.org/officeDocument/2006/math" xmlns:mc="http://schemas.openxmlformats.org/markup-compatibility/2006" xmlns:mo="http://schemas.microsoft.com/office/mac/office/2008/main" xmlns:mv="urn:schemas-microsoft-com:mac:vml" xmlns:o="urn:schemas-microsoft-com:office:office" xmlns:r="http://schemas.openxmlformats.org/officeDocument/2006/relationships" xmlns:v="urn:schemas-microsoft-com:vml" xmlns:w10="urn:schemas-microsoft-com:office:word" xmlns:w14="http://schemas.microsoft.com/office/word/2010/wordml" xmlns:w="http://schemas.openxmlformats.org/wordprocessingml/2006/main" xmlns:wne="http://schemas.microsoft.com/office/word/2006/wordml" xmlns:wp14="http://schemas.microsoft.com/office/word/2010/wordprocessingDrawing" xmlns:wp="http://schemas.openxmlformats.org/drawingml/2006/wordprocessingDrawing" xmlns:wpc="http://schemas.microsoft.com/office/word/2010/wordprocessingCanvas" xmlns:wpg="http://schemas.microsoft.com/office/word/2010/wordprocessingGroup" xmlns:wpi="http://schemas.microsoft.com/office/word/2010/wordprocessingInk" xmlns:wps="http://schemas.microsoft.com/office/word/2010/wordprocessingShape" mc:Ignorable="w14 wp14">
+  <w:p>
+    <w:pPr>
+      <w:pStyle w:val="Footer"/>
+      <w:spacing w:after="0" w:line="24" w:lineRule="auto"/>
+    </w:pPr>
+  </w:p>
+  <w:tbl>
+    <w:tblPr>
+      <w:tblW w:type="dxa" w:w="10000"/>
+      <w:jc w:val="left"/>
+      <w:tblLayout w:type="fixed"/>
+      <w:tblLook w:firstColumn="1" w:firstRow="1" w:lastColumn="0" w:lastRow="0" w:noHBand="0" w:noVBand="1" w:val="04A0"/>
+      <w:tblInd w:w="0" w:type="dxa"/>
+    </w:tblPr>
+    <w:tblGrid>
+      <w:gridCol w:w="8000"/>
+      <w:gridCol w:w="2000"/>
+    </w:tblGrid>
+    <w:tr>
+      <w:trPr>
+        <w:cantSplit/>
+      </w:trPr>
+      <w:tc>
+        <w:tcPr>
+          <w:tcW w:type="dxa" w:w="8000"/>
+          <w:tcMar>
+            <w:top w:w="0" w:type="dxa"/>
+            <w:start w:w="0" w:type="dxa"/>
+            <w:bottom w:w="0" w:type="dxa"/>
+            <w:end w:w="0" w:type="dxa"/>
+          </w:tcMar>
+        </w:tcPr>
+        <w:p>
+          <w:pPr>
+            <w:pStyle w:val="CVFooter"/>
+            <w:spacing w:after="0"/>
+          </w:pPr>
+          <w:r>
+            <w:t>Noga Aharony · Curriculum Vitae · August 2026</w:t>
+          </w:r>
+        </w:p>
+      </w:tc>
+      <w:tc>
+        <w:tcPr>
+          <w:tcW w:type="dxa" w:w="2000"/>
+          <w:tcMar>
+            <w:top w:w="0" w:type="dxa"/>
+            <w:start w:w="0" w:type="dxa"/>
+            <w:bottom w:w="0" w:type="dxa"/>
+            <w:end w:w="0" w:type="dxa"/>
+          </w:tcMar>
+        </w:tcPr>
+        <w:p>
+          <w:pPr>
+            <w:pStyle w:val="CVFooter"/>
+            <w:spacing w:after="0"/>
+            <w:jc w:val="right"/>
+          </w:pPr>
+          <w:r>
+            <w:t>02 / 03</w:t>
+          </w:r>
+        </w:p>
+      </w:tc>
+    </w:tr>
+  </w:tbl>
+</w:ftr>
+</file>
+
+<file path=word/footer3.xml><?xml version="1.0" encoding="utf-8"?>
+<w:ftr xmlns:m="http://schemas.openxmlformats.org/officeDocument/2006/math" xmlns:mc="http://schemas.openxmlformats.org/markup-compatibility/2006" xmlns:mo="http://schemas.microsoft.com/office/mac/office/2008/main" xmlns:mv="urn:schemas-microsoft-com:mac:vml" xmlns:o="urn:schemas-microsoft-com:office:office" xmlns:r="http://schemas.openxmlformats.org/officeDocument/2006/relationships" xmlns:v="urn:schemas-microsoft-com:vml" xmlns:w10="urn:schemas-microsoft-com:office:word" xmlns:w14="http://schemas.microsoft.com/office/word/2010/wordml" xmlns:w="http://schemas.openxmlformats.org/wordprocessingml/2006/main" xmlns:wne="http://schemas.microsoft.com/office/word/2006/wordml" xmlns:wp14="http://schemas.microsoft.com/office/word/2010/wordprocessingDrawing" xmlns:wp="http://schemas.openxmlformats.org/drawingml/2006/wordprocessingDrawing" xmlns:wpc="http://schemas.microsoft.com/office/word/2010/wordprocessingCanvas" xmlns:wpg="http://schemas.microsoft.com/office/word/2010/wordprocessingGroup" xmlns:wpi="http://schemas.microsoft.com/office/word/2010/wordprocessingInk" xmlns:wps="http://schemas.microsoft.com/office/word/2010/wordprocessingShape" mc:Ignorable="w14 wp14">
+  <w:p>
+    <w:pPr>
+      <w:pStyle w:val="Footer"/>
+      <w:spacing w:after="0" w:line="24" w:lineRule="auto"/>
+    </w:pPr>
+  </w:p>
+  <w:tbl>
+    <w:tblPr>
+      <w:tblW w:type="dxa" w:w="10000"/>
+      <w:jc w:val="left"/>
+      <w:tblLayout w:type="fixed"/>
+      <w:tblLook w:firstColumn="1" w:firstRow="1" w:lastColumn="0" w:lastRow="0" w:noHBand="0" w:noVBand="1" w:val="04A0"/>
+      <w:tblInd w:w="0" w:type="dxa"/>
+    </w:tblPr>
+    <w:tblGrid>
+      <w:gridCol w:w="8000"/>
+      <w:gridCol w:w="2000"/>
+    </w:tblGrid>
+    <w:tr>
+      <w:trPr>
+        <w:cantSplit/>
+      </w:trPr>
+      <w:tc>
+        <w:tcPr>
+          <w:tcW w:type="dxa" w:w="8000"/>
+          <w:tcMar>
+            <w:top w:w="0" w:type="dxa"/>
+            <w:start w:w="0" w:type="dxa"/>
+            <w:bottom w:w="0" w:type="dxa"/>
+            <w:end w:w="0" w:type="dxa"/>
+          </w:tcMar>
+        </w:tcPr>
+        <w:p>
+          <w:pPr>
+            <w:pStyle w:val="CVFooter"/>
+            <w:spacing w:after="0"/>
+          </w:pPr>
+          <w:r>
+            <w:t>Noga Aharony · Curriculum Vitae · August 2026</w:t>
+          </w:r>
+        </w:p>
+      </w:tc>
+      <w:tc>
+        <w:tcPr>
+          <w:tcW w:type="dxa" w:w="2000"/>
+          <w:tcMar>
+            <w:top w:w="0" w:type="dxa"/>
+            <w:start w:w="0" w:type="dxa"/>
+            <w:bottom w:w="0" w:type="dxa"/>
+            <w:end w:w="0" w:type="dxa"/>
+          </w:tcMar>
+        </w:tcPr>
+        <w:p>
+          <w:pPr>
+            <w:pStyle w:val="CVFooter"/>
+            <w:spacing w:after="0"/>
+            <w:jc w:val="right"/>
+          </w:pPr>
+          <w:r>
+            <w:t>03 / 03</w:t>
+          </w:r>
+        </w:p>
+      </w:tc>
+    </w:tr>
+  </w:tbl>
+</w:ftr>
+</file>
+
+<file path=word/header1.xml><?xml version="1.0" encoding="utf-8"?>
+<w:hdr xmlns:m="http://schemas.openxmlformats.org/officeDocument/2006/math" xmlns:mc="http://schemas.openxmlformats.org/markup-compatibility/2006" xmlns:mo="http://schemas.microsoft.com/office/mac/office/2008/main" xmlns:mv="urn:schemas-microsoft-com:mac:vml" xmlns:o="urn:schemas-microsoft-com:office:office" xmlns:r="http://schemas.openxmlformats.org/officeDocument/2006/relationships" xmlns:v="urn:schemas-microsoft-com:vml" xmlns:w10="urn:schemas-microsoft-com:office:word" xmlns:w14="http://schemas.microsoft.com/office/word/2010/wordml" xmlns:w="http://schemas.openxmlformats.org/wordprocessingml/2006/main" xmlns:wne="http://schemas.microsoft.com/office/word/2006/wordml" xmlns:wp14="http://schemas.microsoft.com/office/word/2010/wordprocessingDrawing" xmlns:wp="http://schemas.openxmlformats.org/drawingml/2006/wordprocessingDrawing" xmlns:wpc="http://schemas.microsoft.com/office/word/2010/wordprocessingCanvas" xmlns:wpg="http://schemas.microsoft.com/office/word/2010/wordprocessingGroup" xmlns:wpi="http://schemas.microsoft.com/office/word/2010/wordprocessingInk" xmlns:wps="http://schemas.microsoft.com/office/word/2010/wordprocessingShape" mc:Ignorable="w14 wp14">
+  <w:p>
+    <w:pPr>
+      <w:pStyle w:val="CVFooter"/>
+      <w:tabs>
+        <w:tab w:pos="10368" w:val="right"/>
+      </w:tabs>
     </w:pPr>
     <w:r>
-      <w:rPr>
-        <w:color w:val="666666"/>
-        <w:sz w:val="16"/>
-      </w:rPr>
-      <w:t>Noga Aharony CV | August 2026</w:t>
+      <w:t>Noga Aharony</w:t>
+    </w:r>
+    <w:r>
+      <w:tab/>
+      <w:t>Curriculum Vitae · August 2026</w:t>
     </w:r>
   </w:p>
-</w:ftr>
+</w:hdr>
+</file>
+
+<file path=word/header2.xml><?xml version="1.0" encoding="utf-8"?>
+<w:hdr xmlns:m="http://schemas.openxmlformats.org/officeDocument/2006/math" xmlns:mc="http://schemas.openxmlformats.org/markup-compatibility/2006" xmlns:mo="http://schemas.microsoft.com/office/mac/office/2008/main" xmlns:mv="urn:schemas-microsoft-com:mac:vml" xmlns:o="urn:schemas-microsoft-com:office:office" xmlns:r="http://schemas.openxmlformats.org/officeDocument/2006/relationships" xmlns:v="urn:schemas-microsoft-com:vml" xmlns:w10="urn:schemas-microsoft-com:office:word" xmlns:w14="http://schemas.microsoft.com/office/word/2010/wordml" xmlns:w="http://schemas.openxmlformats.org/wordprocessingml/2006/main" xmlns:wne="http://schemas.microsoft.com/office/word/2006/wordml" xmlns:wp14="http://schemas.microsoft.com/office/word/2010/wordprocessingDrawing" xmlns:wp="http://schemas.openxmlformats.org/drawingml/2006/wordprocessingDrawing" xmlns:wpc="http://schemas.microsoft.com/office/word/2010/wordprocessingCanvas" xmlns:wpg="http://schemas.microsoft.com/office/word/2010/wordprocessingGroup" xmlns:wpi="http://schemas.microsoft.com/office/word/2010/wordprocessingInk" xmlns:wps="http://schemas.microsoft.com/office/word/2010/wordprocessingShape" mc:Ignorable="w14 wp14">
+  <w:p>
+    <w:pPr>
+      <w:pStyle w:val="CVFooter"/>
+      <w:tabs>
+        <w:tab w:pos="10368" w:val="right"/>
+      </w:tabs>
+    </w:pPr>
+    <w:r>
+      <w:t>Noga Aharony</w:t>
+    </w:r>
+    <w:r>
+      <w:tab/>
+      <w:t>Curriculum Vitae · August 2026</w:t>
+    </w:r>
+  </w:p>
+</w:hdr>
 </file>
 
 <file path=word/numbering.xml><?xml version="1.0" encoding="utf-8"?>
@@ -3345,11 +5061,12 @@
     <w:qFormat/>
     <w:rsid w:val="00FC693F"/>
     <w:pPr>
-      <w:spacing w:after="60" w:line="264" w:lineRule="auto"/>
+      <w:spacing w:after="50" w:line="264" w:lineRule="auto"/>
     </w:pPr>
     <w:rPr>
-      <w:rFonts w:ascii="Calibri" w:hAnsi="Calibri" w:eastAsia="Calibri"/>
-      <w:sz w:val="18"/>
+      <w:rFonts w:ascii="Arial" w:hAnsi="Arial"/>
+      <w:color w:val="1D2429"/>
+      <w:sz w:val="19"/>
     </w:rPr>
   </w:style>
   <w:style w:type="paragraph" w:styleId="Header">
@@ -3407,15 +5124,15 @@
     <w:pPr>
       <w:keepNext/>
       <w:keepLines/>
-      <w:spacing w:before="140" w:after="40"/>
+      <w:spacing w:before="480" w:after="0"/>
       <w:outlineLvl w:val="0"/>
     </w:pPr>
     <w:rPr>
-      <w:rFonts w:asciiTheme="majorHAnsi" w:eastAsiaTheme="majorEastAsia" w:hAnsiTheme="majorHAnsi" w:cstheme="majorBidi" w:ascii="Calibri" w:hAnsi="Calibri" w:eastAsia="Calibri"/>
+      <w:rFonts w:asciiTheme="majorHAnsi" w:eastAsiaTheme="majorEastAsia" w:hAnsiTheme="majorHAnsi" w:cstheme="majorBidi"/>
       <w:b/>
       <w:bCs/>
-      <w:color w:val="1F4D78"/>
-      <w:sz w:val="21"/>
+      <w:color w:val="365F91" w:themeColor="accent1" w:themeShade="BF"/>
+      <w:sz w:val="28"/>
       <w:szCs w:val="28"/>
     </w:rPr>
   </w:style>
@@ -3696,16 +5413,15 @@
       <w:pBdr>
         <w:bottom w:val="single" w:sz="8" w:space="4" w:color="4F81BD" w:themeColor="accent1"/>
       </w:pBdr>
-      <w:spacing w:after="0" w:line="240" w:lineRule="auto"/>
+      <w:spacing w:after="300" w:line="240" w:lineRule="auto"/>
       <w:contextualSpacing/>
     </w:pPr>
     <w:rPr>
-      <w:rFonts w:asciiTheme="majorHAnsi" w:eastAsiaTheme="majorEastAsia" w:hAnsiTheme="majorHAnsi" w:cstheme="majorBidi" w:ascii="Calibri" w:hAnsi="Calibri" w:eastAsia="Calibri"/>
-      <w:b/>
-      <w:color w:val="0B2545"/>
+      <w:rFonts w:asciiTheme="majorHAnsi" w:eastAsiaTheme="majorEastAsia" w:hAnsiTheme="majorHAnsi" w:cstheme="majorBidi"/>
+      <w:color w:val="17365D" w:themeColor="text2" w:themeShade="BF"/>
       <w:spacing w:val="5"/>
       <w:kern w:val="28"/>
-      <w:sz w:val="40"/>
+      <w:sz w:val="52"/>
       <w:szCs w:val="52"/>
     </w:rPr>
   </w:style>
@@ -3736,15 +5452,14 @@
       <w:numPr>
         <w:ilvl w:val="1"/>
       </w:numPr>
-      <w:spacing w:after="0"/>
     </w:pPr>
     <w:rPr>
-      <w:rFonts w:asciiTheme="majorHAnsi" w:eastAsiaTheme="majorEastAsia" w:hAnsiTheme="majorHAnsi" w:cstheme="majorBidi" w:ascii="Calibri" w:hAnsi="Calibri" w:eastAsia="Calibri"/>
+      <w:rFonts w:asciiTheme="majorHAnsi" w:eastAsiaTheme="majorEastAsia" w:hAnsiTheme="majorHAnsi" w:cstheme="majorBidi"/>
       <w:i/>
       <w:iCs/>
-      <w:color w:val="333333"/>
+      <w:color w:val="4F81BD" w:themeColor="accent1"/>
       <w:spacing w:val="15"/>
-      <w:sz w:val="20"/>
+      <w:sz w:val="24"/>
       <w:szCs w:val="24"/>
     </w:rPr>
   </w:style>
@@ -15035,6 +16750,162 @@
         <w:shd w:val="clear" w:color="auto" w:fill="FBCAA2" w:themeFill="accent6" w:themeFillTint="7F"/>
       </w:tcPr>
     </w:tblStylePr>
+  </w:style>
+  <w:style w:type="paragraph" w:customStyle="1" w:styleId="CVBody">
+    <w:name w:val="CV Body"/>
+    <w:pPr>
+      <w:spacing w:before="0" w:after="50" w:line="264" w:lineRule="auto"/>
+    </w:pPr>
+    <w:rPr>
+      <w:rFonts w:ascii="Arial" w:hAnsi="Arial" w:cs="Arial"/>
+      <w:b w:val="0"/>
+      <w:color w:val="1D2429"/>
+      <w:sz w:val="20"/>
+    </w:rPr>
+  </w:style>
+  <w:style w:type="paragraph" w:customStyle="1" w:styleId="CVName">
+    <w:name w:val="CV Name"/>
+    <w:pPr>
+      <w:spacing w:before="0" w:after="50" w:line="264" w:lineRule="auto"/>
+    </w:pPr>
+    <w:rPr>
+      <w:rFonts w:ascii="Arial" w:hAnsi="Arial" w:cs="Arial"/>
+      <w:b/>
+      <w:color w:val="1D2429"/>
+      <w:sz w:val="52"/>
+    </w:rPr>
+  </w:style>
+  <w:style w:type="paragraph" w:customStyle="1" w:styleId="CVRole">
+    <w:name w:val="CV Role"/>
+    <w:pPr>
+      <w:spacing w:before="0" w:after="50" w:line="264" w:lineRule="auto"/>
+    </w:pPr>
+    <w:rPr>
+      <w:rFonts w:ascii="Arial" w:hAnsi="Arial" w:cs="Arial"/>
+      <w:b w:val="0"/>
+      <w:color w:val="5C6871"/>
+      <w:sz w:val="18"/>
+    </w:rPr>
+  </w:style>
+  <w:style w:type="paragraph" w:customStyle="1" w:styleId="CVContact">
+    <w:name w:val="CV Contact"/>
+    <w:pPr>
+      <w:spacing w:before="0" w:after="50" w:line="264" w:lineRule="auto"/>
+    </w:pPr>
+    <w:rPr>
+      <w:rFonts w:ascii="Arial" w:hAnsi="Arial" w:cs="Arial"/>
+      <w:b w:val="0"/>
+      <w:color w:val="5C6871"/>
+      <w:sz w:val="16"/>
+    </w:rPr>
+  </w:style>
+  <w:style w:type="paragraph" w:customStyle="1" w:styleId="CVSectionTitle">
+    <w:name w:val="CV Section Title"/>
+    <w:pPr>
+      <w:spacing w:before="0" w:after="50" w:line="264" w:lineRule="auto"/>
+    </w:pPr>
+    <w:rPr>
+      <w:rFonts w:ascii="Arial" w:hAnsi="Arial" w:cs="Arial"/>
+      <w:b/>
+      <w:color w:val="1D2429"/>
+      <w:sz w:val="22"/>
+    </w:rPr>
+  </w:style>
+  <w:style w:type="paragraph" w:customStyle="1" w:styleId="CVSectionIndex">
+    <w:name w:val="CV Section Index"/>
+    <w:pPr>
+      <w:spacing w:before="0" w:after="50" w:line="264" w:lineRule="auto"/>
+    </w:pPr>
+    <w:rPr>
+      <w:rFonts w:ascii="Courier New" w:hAnsi="Courier New" w:cs="Courier New"/>
+      <w:b/>
+      <w:color w:val="D15339"/>
+      <w:sz w:val="15"/>
+    </w:rPr>
+  </w:style>
+  <w:style w:type="paragraph" w:customStyle="1" w:styleId="CVEntryTitle">
+    <w:name w:val="CV Entry Title"/>
+    <w:pPr>
+      <w:spacing w:before="0" w:after="50" w:line="264" w:lineRule="auto"/>
+    </w:pPr>
+    <w:rPr>
+      <w:rFonts w:ascii="Arial" w:hAnsi="Arial" w:cs="Arial"/>
+      <w:b/>
+      <w:color w:val="1D2429"/>
+      <w:sz w:val="20"/>
+    </w:rPr>
+  </w:style>
+  <w:style w:type="paragraph" w:customStyle="1" w:styleId="CVEntryContext">
+    <w:name w:val="CV Entry Context"/>
+    <w:pPr>
+      <w:spacing w:before="0" w:after="50" w:line="264" w:lineRule="auto"/>
+    </w:pPr>
+    <w:rPr>
+      <w:rFonts w:ascii="Arial" w:hAnsi="Arial" w:cs="Arial"/>
+      <w:b w:val="0"/>
+      <w:color w:val="5C6871"/>
+      <w:sz w:val="17"/>
+    </w:rPr>
+  </w:style>
+  <w:style w:type="paragraph" w:customStyle="1" w:styleId="CVEntryDescription">
+    <w:name w:val="CV Entry Description"/>
+    <w:pPr>
+      <w:spacing w:before="0" w:after="50" w:line="264" w:lineRule="auto"/>
+    </w:pPr>
+    <w:rPr>
+      <w:rFonts w:ascii="Arial" w:hAnsi="Arial" w:cs="Arial"/>
+      <w:b w:val="0"/>
+      <w:color w:val="1D2429"/>
+      <w:sz w:val="19"/>
+    </w:rPr>
+  </w:style>
+  <w:style w:type="paragraph" w:customStyle="1" w:styleId="CVDate">
+    <w:name w:val="CV Date"/>
+    <w:pPr>
+      <w:spacing w:before="0" w:after="50" w:line="264" w:lineRule="auto"/>
+    </w:pPr>
+    <w:rPr>
+      <w:rFonts w:ascii="Courier New" w:hAnsi="Courier New" w:cs="Courier New"/>
+      <w:b w:val="0"/>
+      <w:color w:val="6D7982"/>
+      <w:sz w:val="16"/>
+    </w:rPr>
+  </w:style>
+  <w:style w:type="paragraph" w:customStyle="1" w:styleId="CVOutputID">
+    <w:name w:val="CV Output ID"/>
+    <w:pPr>
+      <w:spacing w:before="0" w:after="50" w:line="264" w:lineRule="auto"/>
+    </w:pPr>
+    <w:rPr>
+      <w:rFonts w:ascii="Courier New" w:hAnsi="Courier New" w:cs="Courier New"/>
+      <w:b/>
+      <w:color w:val="24497F"/>
+      <w:sz w:val="15"/>
+    </w:rPr>
+  </w:style>
+  <w:style w:type="paragraph" w:customStyle="1" w:styleId="CVPublication">
+    <w:name w:val="CV Publication"/>
+    <w:pPr>
+      <w:spacing w:before="0" w:after="50" w:line="264" w:lineRule="auto"/>
+    </w:pPr>
+    <w:rPr>
+      <w:rFonts w:ascii="Arial" w:hAnsi="Arial" w:cs="Arial"/>
+      <w:b w:val="0"/>
+      <w:color w:val="1D2429"/>
+      <w:sz w:val="19"/>
+    </w:rPr>
+  </w:style>
+  <w:style w:type="paragraph" w:customStyle="1" w:styleId="CVFooter">
+    <w:name w:val="CV Footer"/>
+    <w:pPr>
+      <w:spacing w:before="0" w:after="50" w:line="264" w:lineRule="auto"/>
+    </w:pPr>
+    <w:rPr>
+      <w:rFonts w:ascii="Courier New" w:hAnsi="Courier New" w:cs="Courier New"/>
+      <w:b w:val="0"/>
+      <w:color w:val="6D7982"/>
+      <w:sz w:val="15"/>
+    </w:rPr>
   </w:style>
 </w:styles>
 </file>

--- a/Noga_Aharony_CV_Academic_August_2026.docx
+++ b/Noga_Aharony_CV_Academic_August_2026.docx
@@ -77,7 +77,7 @@
                   <w:rFonts w:ascii="Arial" w:hAnsi="Arial"/>
                   <w:sz w:val="16"/>
                 </w:rPr>
-                <w:t>email</w:t>
+                <w:t>contact@noga.science</w:t>
               </w:r>
             </w:hyperlink>
             <w:r>

--- a/Noga_Aharony_CV_Academic_August_2026.docx
+++ b/Noga_Aharony_CV_Academic_August_2026.docx
@@ -1847,95 +1847,6 @@
               <w:t xml:space="preserve">P03  </w:t>
             </w:r>
             <w:r>
-              <w:t xml:space="preserve">Myers A, Utpala S, Talbar S, Sanborn S, Shewmake C, Donnat C, Mathe J, Lupo U, Sonthalia R, Cui X, Szwagier T, Pignet A, Bergsson A, Hauberg S, Nielson D, Sommer S, Klindt D, Hermansen E, Vaupel M, Dunn B, Xiong J, </w:t>
-            </w:r>
-            <w:r>
-              <w:rPr>
-                <w:b/>
-              </w:rPr>
-              <w:t>Aharony N</w:t>
-            </w:r>
-            <w:r>
-              <w:t xml:space="preserve">, Pe’er I, Ambellan F, Hanik M, Nava-Yazdani E, von Tycowicz C, Miolane N. </w:t>
-            </w:r>
-            <w:r>
-              <w:rPr>
-                <w:i/>
-              </w:rPr>
-              <w:t xml:space="preserve">ICLR 2022 Challenge for Computational Geometry &amp; Topology: Design and Results. </w:t>
-            </w:r>
-            <w:r>
-              <w:t>arXiv.</w:t>
-            </w:r>
-          </w:p>
-        </w:tc>
-        <w:tc>
-          <w:tcPr>
-            <w:tcW w:type="dxa" w:w="1296"/>
-            <w:tcMar>
-              <w:top w:w="20" w:type="dxa"/>
-              <w:start w:w="0" w:type="dxa"/>
-              <w:bottom w:w="75" w:type="dxa"/>
-              <w:end w:w="0" w:type="dxa"/>
-            </w:tcMar>
-            <w:vAlign w:val="top"/>
-          </w:tcPr>
-          <w:p>
-            <w:pPr>
-              <w:pStyle w:val="CVDate"/>
-              <w:spacing w:after="0"/>
-              <w:jc w:val="right"/>
-            </w:pPr>
-            <w:r>
-              <w:t>2022</w:t>
-            </w:r>
-          </w:p>
-        </w:tc>
-      </w:tr>
-    </w:tbl>
-    <w:tbl>
-      <w:tblPr>
-        <w:tblW w:type="dxa" w:w="9820"/>
-        <w:jc w:val="left"/>
-        <w:tblLayout w:type="fixed"/>
-        <w:tblLook w:firstColumn="1" w:firstRow="1" w:lastColumn="0" w:lastRow="0" w:noHBand="0" w:noVBand="1" w:val="04A0"/>
-        <w:tblInd w:w="548" w:type="dxa"/>
-      </w:tblPr>
-      <w:tblGrid>
-        <w:gridCol w:w="8524"/>
-        <w:gridCol w:w="1296"/>
-      </w:tblGrid>
-      <w:tr>
-        <w:trPr>
-          <w:cantSplit/>
-        </w:trPr>
-        <w:tc>
-          <w:tcPr>
-            <w:tcW w:type="dxa" w:w="8524"/>
-            <w:tcMar>
-              <w:top w:w="20" w:type="dxa"/>
-              <w:start w:w="0" w:type="dxa"/>
-              <w:bottom w:w="75" w:type="dxa"/>
-              <w:end w:w="0" w:type="dxa"/>
-            </w:tcMar>
-            <w:vAlign w:val="top"/>
-          </w:tcPr>
-          <w:p>
-            <w:pPr>
-              <w:pStyle w:val="CVPublication"/>
-              <w:spacing w:after="0"/>
-            </w:pPr>
-            <w:r>
-              <w:rPr>
-                <w:rFonts w:ascii="Courier New" w:hAnsi="Courier New" w:cs="Courier New"/>
-                <w:b/>
-                <w:i w:val="0"/>
-                <w:color w:val="24497F"/>
-                <w:sz w:val="15"/>
-              </w:rPr>
-              <w:t xml:space="preserve">P04  </w:t>
-            </w:r>
-            <w:r>
               <w:t xml:space="preserve">Milman O*, Yelin I*, </w:t>
             </w:r>
             <w:r>
@@ -2022,7 +1933,7 @@
                 <w:color w:val="24497F"/>
                 <w:sz w:val="15"/>
               </w:rPr>
-              <w:t xml:space="preserve">P05  </w:t>
+              <w:t xml:space="preserve">P04  </w:t>
             </w:r>
             <w:r>
               <w:t xml:space="preserve">Yelin I*, </w:t>
@@ -2111,7 +2022,7 @@
                 <w:color w:val="24497F"/>
                 <w:sz w:val="15"/>
               </w:rPr>
-              <w:t xml:space="preserve">P06  </w:t>
+              <w:t xml:space="preserve">P05  </w:t>
             </w:r>
             <w:r>
               <w:t xml:space="preserve">Moco PD, </w:t>
